--- a/BAO_CAO_TINH_TOAN_UNG_SUAT_UON_BANH_RANG.docx
+++ b/BAO_CAO_TINH_TOAN_UNG_SUAT_UON_BANH_RANG.docx
@@ -28,7 +28,7 @@
           <w:color w:val="1E3A8A"/>
           <w:sz w:val="32"/>
         </w:rPr>
-        <w:t xml:space="preserve"> TRA Đ</w:t>
+        <w:t xml:space="preserve"> TRA ĐỘ BỀN UỐN CHÂN RĂNG BỘ TRUYỀN BÁNH RĂNG TRỤ </w:t>
       </w:r>
       <w:r>
         <w:rPr>
@@ -36,95 +36,7 @@
           <w:color w:val="1E3A8A"/>
           <w:sz w:val="32"/>
         </w:rPr>
-        <w:t>Ộ</w:t>
-      </w:r>
-      <w:r>
-        <w:rPr>
-          <w:b/>
-          <w:color w:val="1E3A8A"/>
-          <w:sz w:val="32"/>
-        </w:rPr>
-        <w:t xml:space="preserve"> B</w:t>
-      </w:r>
-      <w:r>
-        <w:rPr>
-          <w:b/>
-          <w:color w:val="1E3A8A"/>
-          <w:sz w:val="32"/>
-        </w:rPr>
-        <w:t>Ề</w:t>
-      </w:r>
-      <w:r>
-        <w:rPr>
-          <w:b/>
-          <w:color w:val="1E3A8A"/>
-          <w:sz w:val="32"/>
-        </w:rPr>
-        <w:t>N U</w:t>
-      </w:r>
-      <w:r>
-        <w:rPr>
-          <w:b/>
-          <w:color w:val="1E3A8A"/>
-          <w:sz w:val="32"/>
-        </w:rPr>
-        <w:t>Ố</w:t>
-      </w:r>
-      <w:r>
-        <w:rPr>
-          <w:b/>
-          <w:color w:val="1E3A8A"/>
-          <w:sz w:val="32"/>
-        </w:rPr>
-        <w:t>N CHÂN RĂNG B</w:t>
-      </w:r>
-      <w:r>
-        <w:rPr>
-          <w:b/>
-          <w:color w:val="1E3A8A"/>
-          <w:sz w:val="32"/>
-        </w:rPr>
-        <w:t>Ộ</w:t>
-      </w:r>
-      <w:r>
-        <w:rPr>
-          <w:b/>
-          <w:color w:val="1E3A8A"/>
-          <w:sz w:val="32"/>
-        </w:rPr>
-        <w:t xml:space="preserve"> TRUY</w:t>
-      </w:r>
-      <w:r>
-        <w:rPr>
-          <w:b/>
-          <w:color w:val="1E3A8A"/>
-          <w:sz w:val="32"/>
-        </w:rPr>
-        <w:t>Ề</w:t>
-      </w:r>
-      <w:r>
-        <w:rPr>
-          <w:b/>
-          <w:color w:val="1E3A8A"/>
-          <w:sz w:val="32"/>
-        </w:rPr>
-        <w:t>N BÁNH RĂNG TR</w:t>
-      </w:r>
-      <w:r>
-        <w:rPr>
-          <w:b/>
-          <w:color w:val="1E3A8A"/>
-          <w:sz w:val="32"/>
-        </w:rPr>
-        <w:t>Ụ</w:t>
-      </w:r>
-      <w:r>
-        <w:rPr>
-          <w:b/>
-          <w:color w:val="1E3A8A"/>
-          <w:sz w:val="32"/>
-        </w:rPr>
-        <w:t xml:space="preserve"> </w:t>
+        <w:t>Z20-81 M12.</w:t>
       </w:r>
     </w:p>
     <w:p>
@@ -142,47 +54,7 @@
           <w:color w:val="1E3A8A"/>
           <w:sz w:val="26"/>
         </w:rPr>
-        <w:t xml:space="preserve">1. </w:t>
-      </w:r>
-      <w:r>
-        <w:rPr>
-          <w:b/>
-          <w:color w:val="1E3A8A"/>
-          <w:sz w:val="26"/>
-        </w:rPr>
-        <w:t>CÁC THÔNG S</w:t>
-      </w:r>
-      <w:r>
-        <w:rPr>
-          <w:b/>
-          <w:color w:val="1E3A8A"/>
-          <w:sz w:val="26"/>
-        </w:rPr>
-        <w:t>Ố</w:t>
-      </w:r>
-      <w:r>
-        <w:rPr>
-          <w:b/>
-          <w:color w:val="1E3A8A"/>
-          <w:sz w:val="26"/>
-        </w:rPr>
-        <w:t xml:space="preserve"> Đ</w:t>
-      </w:r>
-      <w:r>
-        <w:rPr>
-          <w:b/>
-          <w:color w:val="1E3A8A"/>
-          <w:sz w:val="26"/>
-        </w:rPr>
-        <w:t>Ầ</w:t>
-      </w:r>
-      <w:r>
-        <w:rPr>
-          <w:b/>
-          <w:color w:val="1E3A8A"/>
-          <w:sz w:val="26"/>
-        </w:rPr>
-        <w:t>U VÀO</w:t>
+        <w:t>1. CÁC THÔNG SỐ ĐẦU VÀO</w:t>
       </w:r>
       <w:r>
         <w:rPr>
@@ -198,9 +70,12 @@
         <w:tblW w:w="0" w:type="auto"/>
         <w:jc w:val="center"/>
         <w:tblBorders>
-          <w:top w:val="single" w:sz="4" w:space="0" w:color="D3D3D3"/>
-          <w:bottom w:val="single" w:sz="4" w:space="0" w:color="D3D3D3"/>
-          <w:insideH w:val="single" w:sz="4" w:space="0" w:color="D3D3D3"/>
+          <w:top w:val="single" w:sz="4" w:space="0" w:color="auto"/>
+          <w:left w:val="single" w:sz="4" w:space="0" w:color="auto"/>
+          <w:bottom w:val="single" w:sz="4" w:space="0" w:color="auto"/>
+          <w:right w:val="single" w:sz="4" w:space="0" w:color="auto"/>
+          <w:insideH w:val="single" w:sz="4" w:space="0" w:color="auto"/>
+          <w:insideV w:val="single" w:sz="4" w:space="0" w:color="auto"/>
         </w:tblBorders>
         <w:tblLayout w:type="fixed"/>
         <w:tblLook w:val="04A0" w:firstRow="1" w:lastRow="0" w:firstColumn="1" w:lastColumn="0" w:noHBand="0" w:noVBand="1"/>
@@ -237,41 +112,43 @@
                 <w:color w:val="FFFFFF"/>
                 <w:sz w:val="20"/>
               </w:rPr>
-              <w:t>T</w:t>
-            </w:r>
+              <w:t>Thông</w:t>
+            </w:r>
+            <w:proofErr w:type="spellEnd"/>
             <w:r>
               <w:rPr>
                 <w:b/>
                 <w:color w:val="FFFFFF"/>
                 <w:sz w:val="20"/>
               </w:rPr>
-              <w:t>hông</w:t>
-            </w:r>
-            <w:proofErr w:type="spellEnd"/>
+              <w:t xml:space="preserve"> </w:t>
+            </w:r>
+            <w:proofErr w:type="spellStart"/>
             <w:r>
               <w:rPr>
                 <w:b/>
                 <w:color w:val="FFFFFF"/>
                 <w:sz w:val="20"/>
               </w:rPr>
-              <w:t xml:space="preserve"> </w:t>
-            </w:r>
-            <w:proofErr w:type="spellStart"/>
+              <w:t>Số</w:t>
+            </w:r>
+            <w:proofErr w:type="spellEnd"/>
             <w:r>
               <w:rPr>
                 <w:b/>
                 <w:color w:val="FFFFFF"/>
                 <w:sz w:val="20"/>
               </w:rPr>
-              <w:t>S</w:t>
-            </w:r>
+              <w:t xml:space="preserve"> </w:t>
+            </w:r>
+            <w:proofErr w:type="spellStart"/>
             <w:r>
               <w:rPr>
                 <w:b/>
                 <w:color w:val="FFFFFF"/>
                 <w:sz w:val="20"/>
               </w:rPr>
-              <w:t>ố</w:t>
+              <w:t>Kỹ</w:t>
             </w:r>
             <w:proofErr w:type="spellEnd"/>
             <w:r>
@@ -289,49 +166,7 @@
                 <w:color w:val="FFFFFF"/>
                 <w:sz w:val="20"/>
               </w:rPr>
-              <w:t>K</w:t>
-            </w:r>
-            <w:r>
-              <w:rPr>
-                <w:b/>
-                <w:color w:val="FFFFFF"/>
-                <w:sz w:val="20"/>
-              </w:rPr>
-              <w:t>ỹ</w:t>
-            </w:r>
-            <w:proofErr w:type="spellEnd"/>
-            <w:r>
-              <w:rPr>
-                <w:b/>
-                <w:color w:val="FFFFFF"/>
-                <w:sz w:val="20"/>
-              </w:rPr>
-              <w:t xml:space="preserve"> </w:t>
-            </w:r>
-            <w:proofErr w:type="spellStart"/>
-            <w:r>
-              <w:rPr>
-                <w:b/>
-                <w:color w:val="FFFFFF"/>
-                <w:sz w:val="20"/>
-              </w:rPr>
-              <w:t>Thu</w:t>
-            </w:r>
-            <w:r>
-              <w:rPr>
-                <w:b/>
-                <w:color w:val="FFFFFF"/>
-                <w:sz w:val="20"/>
-              </w:rPr>
-              <w:t>ậ</w:t>
-            </w:r>
-            <w:r>
-              <w:rPr>
-                <w:b/>
-                <w:color w:val="FFFFFF"/>
-                <w:sz w:val="20"/>
-              </w:rPr>
-              <w:t>t</w:t>
+              <w:t>Thuật</w:t>
             </w:r>
             <w:proofErr w:type="spellEnd"/>
           </w:p>
@@ -357,23 +192,7 @@
                 <w:color w:val="FFFFFF"/>
                 <w:sz w:val="20"/>
               </w:rPr>
-              <w:t>Ký Hi</w:t>
-            </w:r>
-            <w:r>
-              <w:rPr>
-                <w:b/>
-                <w:color w:val="FFFFFF"/>
-                <w:sz w:val="20"/>
-              </w:rPr>
-              <w:t>ệ</w:t>
-            </w:r>
-            <w:r>
-              <w:rPr>
-                <w:b/>
-                <w:color w:val="FFFFFF"/>
-                <w:sz w:val="20"/>
-              </w:rPr>
-              <w:t>u</w:t>
+              <w:t>Ký Hiệu</w:t>
             </w:r>
           </w:p>
         </w:tc>
@@ -398,23 +217,7 @@
                 <w:color w:val="FFFFFF"/>
                 <w:sz w:val="20"/>
               </w:rPr>
-              <w:t>Giá Tr</w:t>
-            </w:r>
-            <w:r>
-              <w:rPr>
-                <w:b/>
-                <w:color w:val="FFFFFF"/>
-                <w:sz w:val="20"/>
-              </w:rPr>
-              <w:t>ị</w:t>
-            </w:r>
-            <w:r>
-              <w:rPr>
-                <w:b/>
-                <w:color w:val="FFFFFF"/>
-                <w:sz w:val="20"/>
-              </w:rPr>
-              <w:t xml:space="preserve"> </w:t>
+              <w:t xml:space="preserve">Giá Trị </w:t>
             </w:r>
           </w:p>
         </w:tc>
@@ -439,23 +242,7 @@
                 <w:color w:val="FFFFFF"/>
                 <w:sz w:val="20"/>
               </w:rPr>
-              <w:t>Đơn V</w:t>
-            </w:r>
-            <w:r>
-              <w:rPr>
-                <w:b/>
-                <w:color w:val="FFFFFF"/>
-                <w:sz w:val="20"/>
-              </w:rPr>
-              <w:t>ị</w:t>
-            </w:r>
-            <w:r>
-              <w:rPr>
-                <w:b/>
-                <w:color w:val="FFFFFF"/>
-                <w:sz w:val="20"/>
-              </w:rPr>
-              <w:t xml:space="preserve"> / Ghi Chú</w:t>
+              <w:t>Đơn Vị / Ghi Chú</w:t>
             </w:r>
           </w:p>
         </w:tc>
@@ -480,43 +267,7 @@
               <w:rPr>
                 <w:sz w:val="19"/>
               </w:rPr>
-              <w:t>Công su</w:t>
-            </w:r>
-            <w:r>
-              <w:rPr>
-                <w:sz w:val="19"/>
-              </w:rPr>
-              <w:t>ấ</w:t>
-            </w:r>
-            <w:r>
-              <w:rPr>
-                <w:sz w:val="19"/>
-              </w:rPr>
-              <w:t>t truy</w:t>
-            </w:r>
-            <w:r>
-              <w:rPr>
-                <w:sz w:val="19"/>
-              </w:rPr>
-              <w:t>ề</w:t>
-            </w:r>
-            <w:r>
-              <w:rPr>
-                <w:sz w:val="19"/>
-              </w:rPr>
-              <w:t>n đ</w:t>
-            </w:r>
-            <w:r>
-              <w:rPr>
-                <w:sz w:val="19"/>
-              </w:rPr>
-              <w:t>ộ</w:t>
-            </w:r>
-            <w:r>
-              <w:rPr>
-                <w:sz w:val="19"/>
-              </w:rPr>
-              <w:t>ng danh nghĩa</w:t>
+              <w:t>Công suất truyền động danh nghĩa</w:t>
             </w:r>
           </w:p>
         </w:tc>
@@ -608,55 +359,7 @@
               <w:rPr>
                 <w:sz w:val="19"/>
               </w:rPr>
-              <w:t>T</w:t>
-            </w:r>
-            <w:r>
-              <w:rPr>
-                <w:sz w:val="19"/>
-              </w:rPr>
-              <w:t>ố</w:t>
-            </w:r>
-            <w:r>
-              <w:rPr>
-                <w:sz w:val="19"/>
-              </w:rPr>
-              <w:t>c đ</w:t>
-            </w:r>
-            <w:r>
-              <w:rPr>
-                <w:sz w:val="19"/>
-              </w:rPr>
-              <w:t>ộ</w:t>
-            </w:r>
-            <w:r>
-              <w:rPr>
-                <w:sz w:val="19"/>
-              </w:rPr>
-              <w:t xml:space="preserve"> quay tr</w:t>
-            </w:r>
-            <w:r>
-              <w:rPr>
-                <w:sz w:val="19"/>
-              </w:rPr>
-              <w:t>ụ</w:t>
-            </w:r>
-            <w:r>
-              <w:rPr>
-                <w:sz w:val="19"/>
-              </w:rPr>
-              <w:t>c bánh nh</w:t>
-            </w:r>
-            <w:r>
-              <w:rPr>
-                <w:sz w:val="19"/>
-              </w:rPr>
-              <w:t>ỏ</w:t>
-            </w:r>
-            <w:r>
-              <w:rPr>
-                <w:sz w:val="19"/>
-              </w:rPr>
-              <w:t xml:space="preserve"> (Pinion)</w:t>
+              <w:t>Tốc độ quay trục bánh nhỏ (Pinion)</w:t>
             </w:r>
           </w:p>
         </w:tc>
@@ -748,55 +451,7 @@
               <w:rPr>
                 <w:sz w:val="19"/>
               </w:rPr>
-              <w:t>T</w:t>
-            </w:r>
-            <w:r>
-              <w:rPr>
-                <w:sz w:val="19"/>
-              </w:rPr>
-              <w:t>ố</w:t>
-            </w:r>
-            <w:r>
-              <w:rPr>
-                <w:sz w:val="19"/>
-              </w:rPr>
-              <w:t>c đ</w:t>
-            </w:r>
-            <w:r>
-              <w:rPr>
-                <w:sz w:val="19"/>
-              </w:rPr>
-              <w:t>ộ</w:t>
-            </w:r>
-            <w:r>
-              <w:rPr>
-                <w:sz w:val="19"/>
-              </w:rPr>
-              <w:t xml:space="preserve"> quay tr</w:t>
-            </w:r>
-            <w:r>
-              <w:rPr>
-                <w:sz w:val="19"/>
-              </w:rPr>
-              <w:t>ụ</w:t>
-            </w:r>
-            <w:r>
-              <w:rPr>
-                <w:sz w:val="19"/>
-              </w:rPr>
-              <w:t>c bánh l</w:t>
-            </w:r>
-            <w:r>
-              <w:rPr>
-                <w:sz w:val="19"/>
-              </w:rPr>
-              <w:t>ớ</w:t>
-            </w:r>
-            <w:r>
-              <w:rPr>
-                <w:sz w:val="19"/>
-              </w:rPr>
-              <w:t>n (Gear)</w:t>
+              <w:t>Tốc độ quay trục bánh lớn (Gear)</w:t>
             </w:r>
           </w:p>
         </w:tc>
@@ -888,67 +543,7 @@
               <w:rPr>
                 <w:sz w:val="19"/>
               </w:rPr>
-              <w:t>T</w:t>
-            </w:r>
-            <w:r>
-              <w:rPr>
-                <w:sz w:val="19"/>
-              </w:rPr>
-              <w:t>ỉ</w:t>
-            </w:r>
-            <w:r>
-              <w:rPr>
-                <w:sz w:val="19"/>
-              </w:rPr>
-              <w:t xml:space="preserve"> s</w:t>
-            </w:r>
-            <w:r>
-              <w:rPr>
-                <w:sz w:val="19"/>
-              </w:rPr>
-              <w:t>ố</w:t>
-            </w:r>
-            <w:r>
-              <w:rPr>
-                <w:sz w:val="19"/>
-              </w:rPr>
-              <w:t xml:space="preserve"> truy</w:t>
-            </w:r>
-            <w:r>
-              <w:rPr>
-                <w:sz w:val="19"/>
-              </w:rPr>
-              <w:t>ề</w:t>
-            </w:r>
-            <w:r>
-              <w:rPr>
-                <w:sz w:val="19"/>
-              </w:rPr>
-              <w:t>n đ</w:t>
-            </w:r>
-            <w:r>
-              <w:rPr>
-                <w:sz w:val="19"/>
-              </w:rPr>
-              <w:t>ộ</w:t>
-            </w:r>
-            <w:r>
-              <w:rPr>
-                <w:sz w:val="19"/>
-              </w:rPr>
-              <w:t>ng h</w:t>
-            </w:r>
-            <w:r>
-              <w:rPr>
-                <w:sz w:val="19"/>
-              </w:rPr>
-              <w:t>ọ</w:t>
-            </w:r>
-            <w:r>
-              <w:rPr>
-                <w:sz w:val="19"/>
-              </w:rPr>
-              <w:t>c</w:t>
+              <w:t>Tỉ số truyền động học</w:t>
             </w:r>
           </w:p>
         </w:tc>
@@ -1040,43 +635,7 @@
               <w:rPr>
                 <w:sz w:val="19"/>
               </w:rPr>
-              <w:t>S</w:t>
-            </w:r>
-            <w:r>
-              <w:rPr>
-                <w:sz w:val="19"/>
-              </w:rPr>
-              <w:t>ố</w:t>
-            </w:r>
-            <w:r>
-              <w:rPr>
-                <w:sz w:val="19"/>
-              </w:rPr>
-              <w:t xml:space="preserve"> răng bánh nh</w:t>
-            </w:r>
-            <w:r>
-              <w:rPr>
-                <w:sz w:val="19"/>
-              </w:rPr>
-              <w:t>ỏ</w:t>
-            </w:r>
-            <w:r>
-              <w:rPr>
-                <w:sz w:val="19"/>
-              </w:rPr>
-              <w:t xml:space="preserve"> / bánh l</w:t>
-            </w:r>
-            <w:r>
-              <w:rPr>
-                <w:sz w:val="19"/>
-              </w:rPr>
-              <w:t>ớ</w:t>
-            </w:r>
-            <w:r>
-              <w:rPr>
-                <w:sz w:val="19"/>
-              </w:rPr>
-              <w:t>n</w:t>
+              <w:t>Số răng bánh nhỏ / bánh lớn</w:t>
             </w:r>
           </w:p>
         </w:tc>
@@ -1168,19 +727,7 @@
               <w:rPr>
                 <w:sz w:val="19"/>
               </w:rPr>
-              <w:t>Mô đun pháp tiêu chu</w:t>
-            </w:r>
-            <w:r>
-              <w:rPr>
-                <w:sz w:val="19"/>
-              </w:rPr>
-              <w:t>ẩ</w:t>
-            </w:r>
-            <w:r>
-              <w:rPr>
-                <w:sz w:val="19"/>
-              </w:rPr>
-              <w:t>n</w:t>
+              <w:t>Mô đun pháp tiêu chuẩn</w:t>
             </w:r>
           </w:p>
         </w:tc>
@@ -1272,31 +819,7 @@
               <w:rPr>
                 <w:sz w:val="19"/>
               </w:rPr>
-              <w:t>Góc áp l</w:t>
-            </w:r>
-            <w:r>
-              <w:rPr>
-                <w:sz w:val="19"/>
-              </w:rPr>
-              <w:t>ự</w:t>
-            </w:r>
-            <w:r>
-              <w:rPr>
-                <w:sz w:val="19"/>
-              </w:rPr>
-              <w:t>c pháp tiêu chu</w:t>
-            </w:r>
-            <w:r>
-              <w:rPr>
-                <w:sz w:val="19"/>
-              </w:rPr>
-              <w:t>ẩ</w:t>
-            </w:r>
-            <w:r>
-              <w:rPr>
-                <w:sz w:val="19"/>
-              </w:rPr>
-              <w:t>n</w:t>
+              <w:t>Góc áp lực pháp tiêu chuẩn</w:t>
             </w:r>
           </w:p>
         </w:tc>
@@ -1363,19 +886,7 @@
               <w:rPr>
                 <w:sz w:val="19"/>
               </w:rPr>
-              <w:t>đ</w:t>
-            </w:r>
-            <w:r>
-              <w:rPr>
-                <w:sz w:val="19"/>
-              </w:rPr>
-              <w:t>ộ</w:t>
-            </w:r>
-            <w:r>
-              <w:rPr>
-                <w:sz w:val="19"/>
-              </w:rPr>
-              <w:t xml:space="preserve"> (deg)</w:t>
+              <w:t>độ (deg)</w:t>
             </w:r>
           </w:p>
         </w:tc>
@@ -1467,19 +978,7 @@
               <w:rPr>
                 <w:sz w:val="19"/>
               </w:rPr>
-              <w:t>đ</w:t>
-            </w:r>
-            <w:r>
-              <w:rPr>
-                <w:sz w:val="19"/>
-              </w:rPr>
-              <w:t>ộ</w:t>
-            </w:r>
-            <w:r>
-              <w:rPr>
-                <w:sz w:val="19"/>
-              </w:rPr>
-              <w:t xml:space="preserve"> (deg)</w:t>
+              <w:t>độ (deg)</w:t>
             </w:r>
           </w:p>
         </w:tc>
@@ -1504,43 +1003,7 @@
               <w:rPr>
                 <w:sz w:val="19"/>
               </w:rPr>
-              <w:t>B</w:t>
-            </w:r>
-            <w:r>
-              <w:rPr>
-                <w:sz w:val="19"/>
-              </w:rPr>
-              <w:t>ề</w:t>
-            </w:r>
-            <w:r>
-              <w:rPr>
-                <w:sz w:val="19"/>
-              </w:rPr>
-              <w:t xml:space="preserve"> r</w:t>
-            </w:r>
-            <w:r>
-              <w:rPr>
-                <w:sz w:val="19"/>
-              </w:rPr>
-              <w:t>ộ</w:t>
-            </w:r>
-            <w:r>
-              <w:rPr>
-                <w:sz w:val="19"/>
-              </w:rPr>
-              <w:t>ng vành răng làm vi</w:t>
-            </w:r>
-            <w:r>
-              <w:rPr>
-                <w:sz w:val="19"/>
-              </w:rPr>
-              <w:t>ệ</w:t>
-            </w:r>
-            <w:r>
-              <w:rPr>
-                <w:sz w:val="19"/>
-              </w:rPr>
-              <w:t>c</w:t>
+              <w:t>Bề rộng vành răng làm việc</w:t>
             </w:r>
           </w:p>
         </w:tc>
@@ -1633,19 +1096,21 @@
               <w:rPr>
                 <w:sz w:val="19"/>
               </w:rPr>
-              <w:t>Đư</w:t>
-            </w:r>
+              <w:t>Đường</w:t>
+            </w:r>
+            <w:proofErr w:type="spellEnd"/>
             <w:r>
               <w:rPr>
                 <w:sz w:val="19"/>
               </w:rPr>
-              <w:t>ờ</w:t>
-            </w:r>
+              <w:t xml:space="preserve"> </w:t>
+            </w:r>
+            <w:proofErr w:type="spellStart"/>
             <w:r>
               <w:rPr>
                 <w:sz w:val="19"/>
               </w:rPr>
-              <w:t>ng</w:t>
+              <w:t>kính</w:t>
             </w:r>
             <w:proofErr w:type="spellEnd"/>
             <w:r>
@@ -1654,50 +1119,24 @@
               </w:rPr>
               <w:t xml:space="preserve"> </w:t>
             </w:r>
+            <w:r>
+              <w:rPr>
+                <w:sz w:val="19"/>
+              </w:rPr>
+              <w:t>chia</w:t>
+            </w:r>
+            <w:r>
+              <w:rPr>
+                <w:sz w:val="19"/>
+              </w:rPr>
+              <w:t xml:space="preserve"> bánh </w:t>
+            </w:r>
             <w:proofErr w:type="spellStart"/>
             <w:r>
               <w:rPr>
                 <w:sz w:val="19"/>
               </w:rPr>
-              <w:t>kính</w:t>
-            </w:r>
-            <w:proofErr w:type="spellEnd"/>
-            <w:r>
-              <w:rPr>
-                <w:sz w:val="19"/>
-              </w:rPr>
-              <w:t xml:space="preserve"> </w:t>
-            </w:r>
-            <w:r>
-              <w:rPr>
-                <w:sz w:val="19"/>
-              </w:rPr>
-              <w:t>chia</w:t>
-            </w:r>
-            <w:r>
-              <w:rPr>
-                <w:sz w:val="19"/>
-              </w:rPr>
-              <w:t xml:space="preserve"> bánh </w:t>
-            </w:r>
-            <w:proofErr w:type="spellStart"/>
-            <w:r>
-              <w:rPr>
-                <w:sz w:val="19"/>
-              </w:rPr>
-              <w:t>l</w:t>
-            </w:r>
-            <w:r>
-              <w:rPr>
-                <w:sz w:val="19"/>
-              </w:rPr>
-              <w:t>ớ</w:t>
-            </w:r>
-            <w:r>
-              <w:rPr>
-                <w:sz w:val="19"/>
-              </w:rPr>
-              <w:t>n</w:t>
+              <w:t>lớn</w:t>
             </w:r>
             <w:proofErr w:type="spellEnd"/>
           </w:p>
@@ -1786,34 +1225,46 @@
             </w:tcMar>
           </w:tcPr>
           <w:p>
+            <w:proofErr w:type="spellStart"/>
             <w:r>
               <w:rPr>
                 <w:sz w:val="19"/>
               </w:rPr>
-              <w:t>H</w:t>
-            </w:r>
+              <w:t>Hệ</w:t>
+            </w:r>
+            <w:proofErr w:type="spellEnd"/>
             <w:r>
               <w:rPr>
                 <w:sz w:val="19"/>
               </w:rPr>
-              <w:t>ệ</w:t>
-            </w:r>
+              <w:t xml:space="preserve"> </w:t>
+            </w:r>
+            <w:proofErr w:type="spellStart"/>
             <w:r>
               <w:rPr>
                 <w:sz w:val="19"/>
               </w:rPr>
-              <w:t xml:space="preserve"> s</w:t>
-            </w:r>
+              <w:t>số</w:t>
+            </w:r>
+            <w:proofErr w:type="spellEnd"/>
             <w:r>
               <w:rPr>
                 <w:sz w:val="19"/>
               </w:rPr>
-              <w:t>ố</w:t>
-            </w:r>
+              <w:t xml:space="preserve"> </w:t>
+            </w:r>
+            <w:proofErr w:type="spellStart"/>
             <w:r>
               <w:rPr>
                 <w:sz w:val="19"/>
               </w:rPr>
+              <w:t>dịch</w:t>
+            </w:r>
+            <w:proofErr w:type="spellEnd"/>
+            <w:r>
+              <w:rPr>
+                <w:sz w:val="19"/>
+              </w:rPr>
               <w:t xml:space="preserve"> </w:t>
             </w:r>
             <w:proofErr w:type="spellStart"/>
@@ -1821,91 +1272,35 @@
               <w:rPr>
                 <w:sz w:val="19"/>
               </w:rPr>
-              <w:t>d</w:t>
-            </w:r>
+              <w:t>chỉnh</w:t>
+            </w:r>
+            <w:proofErr w:type="spellEnd"/>
             <w:r>
               <w:rPr>
                 <w:sz w:val="19"/>
               </w:rPr>
-              <w:t>ị</w:t>
-            </w:r>
+              <w:t xml:space="preserve"> bánh </w:t>
+            </w:r>
+            <w:proofErr w:type="spellStart"/>
             <w:r>
               <w:rPr>
                 <w:sz w:val="19"/>
               </w:rPr>
-              <w:t>ch</w:t>
+              <w:t>nhỏ</w:t>
             </w:r>
             <w:proofErr w:type="spellEnd"/>
             <w:r>
               <w:rPr>
                 <w:sz w:val="19"/>
               </w:rPr>
-              <w:t xml:space="preserve"> </w:t>
+              <w:t>/</w:t>
             </w:r>
             <w:proofErr w:type="spellStart"/>
             <w:r>
               <w:rPr>
                 <w:sz w:val="19"/>
               </w:rPr>
-              <w:t>ch</w:t>
-            </w:r>
-            <w:r>
-              <w:rPr>
-                <w:sz w:val="19"/>
-              </w:rPr>
-              <w:t>ỉ</w:t>
-            </w:r>
-            <w:r>
-              <w:rPr>
-                <w:sz w:val="19"/>
-              </w:rPr>
-              <w:t>nh</w:t>
-            </w:r>
-            <w:proofErr w:type="spellEnd"/>
-            <w:r>
-              <w:rPr>
-                <w:sz w:val="19"/>
-              </w:rPr>
-              <w:t xml:space="preserve"> bánh </w:t>
-            </w:r>
-            <w:proofErr w:type="spellStart"/>
-            <w:r>
-              <w:rPr>
-                <w:sz w:val="19"/>
-              </w:rPr>
-              <w:t>nh</w:t>
-            </w:r>
-            <w:r>
-              <w:rPr>
-                <w:sz w:val="19"/>
-              </w:rPr>
-              <w:t>ỏ</w:t>
-            </w:r>
-            <w:proofErr w:type="spellEnd"/>
-            <w:r>
-              <w:rPr>
-                <w:sz w:val="19"/>
-              </w:rPr>
-              <w:t>/</w:t>
-            </w:r>
-            <w:proofErr w:type="spellStart"/>
-            <w:r>
-              <w:rPr>
-                <w:sz w:val="19"/>
-              </w:rPr>
-              <w:t>l</w:t>
-            </w:r>
-            <w:r>
-              <w:rPr>
-                <w:sz w:val="19"/>
-              </w:rPr>
-              <w:t>ớ</w:t>
-            </w:r>
-            <w:r>
-              <w:rPr>
-                <w:sz w:val="19"/>
-              </w:rPr>
-              <w:t>n</w:t>
+              <w:t>lớn</w:t>
             </w:r>
             <w:proofErr w:type="spellEnd"/>
             <w:r>
@@ -2007,31 +1402,7 @@
               <w:rPr>
                 <w:sz w:val="19"/>
               </w:rPr>
-              <w:t>H</w:t>
-            </w:r>
-            <w:r>
-              <w:rPr>
-                <w:sz w:val="19"/>
-              </w:rPr>
-              <w:t>ệ</w:t>
-            </w:r>
-            <w:r>
-              <w:rPr>
-                <w:sz w:val="19"/>
-              </w:rPr>
-              <w:t xml:space="preserve"> s</w:t>
-            </w:r>
-            <w:r>
-              <w:rPr>
-                <w:sz w:val="19"/>
-              </w:rPr>
-              <w:t>ố</w:t>
-            </w:r>
-            <w:r>
-              <w:rPr>
-                <w:sz w:val="19"/>
-              </w:rPr>
-              <w:t xml:space="preserve"> (Σx = -0.1904)</w:t>
+              <w:t>Hệ số (Σx = -0.1904)</w:t>
             </w:r>
           </w:p>
         </w:tc>
@@ -2052,22 +1423,32 @@
             </w:tcMar>
           </w:tcPr>
           <w:p>
+            <w:proofErr w:type="spellStart"/>
             <w:r>
               <w:rPr>
                 <w:sz w:val="19"/>
               </w:rPr>
-              <w:t>Ch</w:t>
-            </w:r>
+              <w:t>Chế</w:t>
+            </w:r>
+            <w:proofErr w:type="spellEnd"/>
             <w:r>
               <w:rPr>
                 <w:sz w:val="19"/>
               </w:rPr>
-              <w:t>ế</w:t>
-            </w:r>
+              <w:t xml:space="preserve"> </w:t>
+            </w:r>
+            <w:proofErr w:type="spellStart"/>
             <w:r>
               <w:rPr>
                 <w:sz w:val="19"/>
               </w:rPr>
+              <w:t>độ</w:t>
+            </w:r>
+            <w:proofErr w:type="spellEnd"/>
+            <w:r>
+              <w:rPr>
+                <w:sz w:val="19"/>
+              </w:rPr>
               <w:t xml:space="preserve"> </w:t>
             </w:r>
             <w:proofErr w:type="spellStart"/>
@@ -2075,39 +1456,7 @@
               <w:rPr>
                 <w:sz w:val="19"/>
               </w:rPr>
-              <w:t>đ</w:t>
-            </w:r>
-            <w:r>
-              <w:rPr>
-                <w:sz w:val="19"/>
-              </w:rPr>
-              <w:t>ộ</w:t>
-            </w:r>
-            <w:proofErr w:type="spellEnd"/>
-            <w:r>
-              <w:rPr>
-                <w:sz w:val="19"/>
-              </w:rPr>
-              <w:t xml:space="preserve"> </w:t>
-            </w:r>
-            <w:proofErr w:type="spellStart"/>
-            <w:r>
-              <w:rPr>
-                <w:sz w:val="19"/>
-              </w:rPr>
-              <w:t>t</w:t>
-            </w:r>
-            <w:r>
-              <w:rPr>
-                <w:sz w:val="19"/>
-              </w:rPr>
-              <w:t>ả</w:t>
-            </w:r>
-            <w:r>
-              <w:rPr>
-                <w:sz w:val="19"/>
-              </w:rPr>
-              <w:t>i</w:t>
+              <w:t>tải</w:t>
             </w:r>
             <w:proofErr w:type="spellEnd"/>
             <w:r>
@@ -2203,79 +1552,7 @@
               <w:rPr>
                 <w:sz w:val="19"/>
               </w:rPr>
-              <w:t>Ch</w:t>
-            </w:r>
-            <w:r>
-              <w:rPr>
-                <w:sz w:val="19"/>
-              </w:rPr>
-              <w:t>ế</w:t>
-            </w:r>
-            <w:r>
-              <w:rPr>
-                <w:sz w:val="19"/>
-              </w:rPr>
-              <w:t xml:space="preserve"> đ</w:t>
-            </w:r>
-            <w:r>
-              <w:rPr>
-                <w:sz w:val="19"/>
-              </w:rPr>
-              <w:t>ộ</w:t>
-            </w:r>
-            <w:r>
-              <w:rPr>
-                <w:sz w:val="19"/>
-              </w:rPr>
-              <w:t xml:space="preserve"> 2: T</w:t>
-            </w:r>
-            <w:r>
-              <w:rPr>
-                <w:sz w:val="19"/>
-              </w:rPr>
-              <w:t>ả</w:t>
-            </w:r>
-            <w:r>
-              <w:rPr>
-                <w:sz w:val="19"/>
-              </w:rPr>
-              <w:t>i công nghi</w:t>
-            </w:r>
-            <w:r>
-              <w:rPr>
-                <w:sz w:val="19"/>
-              </w:rPr>
-              <w:t>ệ</w:t>
-            </w:r>
-            <w:r>
-              <w:rPr>
-                <w:sz w:val="19"/>
-              </w:rPr>
-              <w:t>p va đ</w:t>
-            </w:r>
-            <w:r>
-              <w:rPr>
-                <w:sz w:val="19"/>
-              </w:rPr>
-              <w:t>ậ</w:t>
-            </w:r>
-            <w:r>
-              <w:rPr>
-                <w:sz w:val="19"/>
-              </w:rPr>
-              <w:t>p v</w:t>
-            </w:r>
-            <w:r>
-              <w:rPr>
-                <w:sz w:val="19"/>
-              </w:rPr>
-              <w:t>ừ</w:t>
-            </w:r>
-            <w:r>
-              <w:rPr>
-                <w:sz w:val="19"/>
-              </w:rPr>
-              <w:t>a</w:t>
+              <w:t>Chế độ 2: Tải công nghiệp va đập vừa</w:t>
             </w:r>
           </w:p>
         </w:tc>
@@ -2300,79 +1577,7 @@
               <w:rPr>
                 <w:sz w:val="19"/>
               </w:rPr>
-              <w:t>V</w:t>
-            </w:r>
-            <w:r>
-              <w:rPr>
-                <w:sz w:val="19"/>
-              </w:rPr>
-              <w:t>ậ</w:t>
-            </w:r>
-            <w:r>
-              <w:rPr>
-                <w:sz w:val="19"/>
-              </w:rPr>
-              <w:t>t li</w:t>
-            </w:r>
-            <w:r>
-              <w:rPr>
-                <w:sz w:val="19"/>
-              </w:rPr>
-              <w:t>ệ</w:t>
-            </w:r>
-            <w:r>
-              <w:rPr>
-                <w:sz w:val="19"/>
-              </w:rPr>
-              <w:t>u ch</w:t>
-            </w:r>
-            <w:r>
-              <w:rPr>
-                <w:sz w:val="19"/>
-              </w:rPr>
-              <w:t>ế</w:t>
-            </w:r>
-            <w:r>
-              <w:rPr>
-                <w:sz w:val="19"/>
-              </w:rPr>
-              <w:t xml:space="preserve"> t</w:t>
-            </w:r>
-            <w:r>
-              <w:rPr>
-                <w:sz w:val="19"/>
-              </w:rPr>
-              <w:t>ạ</w:t>
-            </w:r>
-            <w:r>
-              <w:rPr>
-                <w:sz w:val="19"/>
-              </w:rPr>
-              <w:t>o &amp; Nhi</w:t>
-            </w:r>
-            <w:r>
-              <w:rPr>
-                <w:sz w:val="19"/>
-              </w:rPr>
-              <w:t>ệ</w:t>
-            </w:r>
-            <w:r>
-              <w:rPr>
-                <w:sz w:val="19"/>
-              </w:rPr>
-              <w:t>t luy</w:t>
-            </w:r>
-            <w:r>
-              <w:rPr>
-                <w:sz w:val="19"/>
-              </w:rPr>
-              <w:t>ệ</w:t>
-            </w:r>
-            <w:r>
-              <w:rPr>
-                <w:sz w:val="19"/>
-              </w:rPr>
-              <w:t>n</w:t>
+              <w:t>Vật liệu chế tạo &amp; Nhiệt luyện</w:t>
             </w:r>
           </w:p>
         </w:tc>
@@ -2439,19 +1644,7 @@
               <w:rPr>
                 <w:sz w:val="19"/>
               </w:rPr>
-              <w:t>Thép th</w:t>
-            </w:r>
-            <w:r>
-              <w:rPr>
-                <w:sz w:val="19"/>
-              </w:rPr>
-              <w:t>ấ</w:t>
-            </w:r>
-            <w:r>
-              <w:rPr>
-                <w:sz w:val="19"/>
-              </w:rPr>
-              <w:t>m C tôi (58-62 HRC, lõi 30-38 HRC)</w:t>
+              <w:t>Thép thấm C tôi (58-62 HRC, lõi 30-38 HRC)</w:t>
             </w:r>
           </w:p>
         </w:tc>
@@ -2476,103 +1669,7 @@
               <w:rPr>
                 <w:sz w:val="19"/>
               </w:rPr>
-              <w:t>Gi</w:t>
-            </w:r>
-            <w:r>
-              <w:rPr>
-                <w:sz w:val="19"/>
-              </w:rPr>
-              <w:t>ớ</w:t>
-            </w:r>
-            <w:r>
-              <w:rPr>
-                <w:sz w:val="19"/>
-              </w:rPr>
-              <w:t>i h</w:t>
-            </w:r>
-            <w:r>
-              <w:rPr>
-                <w:sz w:val="19"/>
-              </w:rPr>
-              <w:t>ạ</w:t>
-            </w:r>
-            <w:r>
-              <w:rPr>
-                <w:sz w:val="19"/>
-              </w:rPr>
-              <w:t>n m</w:t>
-            </w:r>
-            <w:r>
-              <w:rPr>
-                <w:sz w:val="19"/>
-              </w:rPr>
-              <w:t>ỏ</w:t>
-            </w:r>
-            <w:r>
-              <w:rPr>
-                <w:sz w:val="19"/>
-              </w:rPr>
-              <w:t>i u</w:t>
-            </w:r>
-            <w:r>
-              <w:rPr>
-                <w:sz w:val="19"/>
-              </w:rPr>
-              <w:t>ố</w:t>
-            </w:r>
-            <w:r>
-              <w:rPr>
-                <w:sz w:val="19"/>
-              </w:rPr>
-              <w:t>n cơ s</w:t>
-            </w:r>
-            <w:r>
-              <w:rPr>
-                <w:sz w:val="19"/>
-              </w:rPr>
-              <w:t>ở</w:t>
-            </w:r>
-            <w:r>
-              <w:rPr>
-                <w:sz w:val="19"/>
-              </w:rPr>
-              <w:t xml:space="preserve"> c</w:t>
-            </w:r>
-            <w:r>
-              <w:rPr>
-                <w:sz w:val="19"/>
-              </w:rPr>
-              <w:t>ủ</w:t>
-            </w:r>
-            <w:r>
-              <w:rPr>
-                <w:sz w:val="19"/>
-              </w:rPr>
-              <w:t>a v</w:t>
-            </w:r>
-            <w:r>
-              <w:rPr>
-                <w:sz w:val="19"/>
-              </w:rPr>
-              <w:t>ậ</w:t>
-            </w:r>
-            <w:r>
-              <w:rPr>
-                <w:sz w:val="19"/>
-              </w:rPr>
-              <w:t>t li</w:t>
-            </w:r>
-            <w:r>
-              <w:rPr>
-                <w:sz w:val="19"/>
-              </w:rPr>
-              <w:t>ệ</w:t>
-            </w:r>
-            <w:r>
-              <w:rPr>
-                <w:sz w:val="19"/>
-              </w:rPr>
-              <w:t>u</w:t>
+              <w:t>Giới hạn mỏi uốn cơ sở của vật liệu</w:t>
             </w:r>
           </w:p>
         </w:tc>
@@ -2639,13 +1736,7 @@
               <w:rPr>
                 <w:sz w:val="19"/>
               </w:rPr>
-              <w:t>MPa</w:t>
-            </w:r>
-            <w:r>
-              <w:rPr>
-                <w:sz w:val="19"/>
-              </w:rPr>
-              <w:t xml:space="preserve"> </w:t>
+              <w:t xml:space="preserve">MPa </w:t>
             </w:r>
           </w:p>
         </w:tc>
@@ -2661,127 +1752,7 @@
           <w:color w:val="1E3A8A"/>
           <w:sz w:val="26"/>
         </w:rPr>
-        <w:t>2. TÍNH TOÁN T</w:t>
-      </w:r>
-      <w:r>
-        <w:rPr>
-          <w:b/>
-          <w:color w:val="1E3A8A"/>
-          <w:sz w:val="26"/>
-        </w:rPr>
-        <w:t>Ả</w:t>
-      </w:r>
-      <w:r>
-        <w:rPr>
-          <w:b/>
-          <w:color w:val="1E3A8A"/>
-          <w:sz w:val="26"/>
-        </w:rPr>
-        <w:t xml:space="preserve">I </w:t>
-      </w:r>
-      <w:r>
-        <w:rPr>
-          <w:b/>
-          <w:color w:val="1E3A8A"/>
-          <w:sz w:val="26"/>
-        </w:rPr>
-        <w:t>TR</w:t>
-      </w:r>
-      <w:r>
-        <w:rPr>
-          <w:b/>
-          <w:color w:val="1E3A8A"/>
-          <w:sz w:val="26"/>
-        </w:rPr>
-        <w:t>Ọ</w:t>
-      </w:r>
-      <w:r>
-        <w:rPr>
-          <w:b/>
-          <w:color w:val="1E3A8A"/>
-          <w:sz w:val="26"/>
-        </w:rPr>
-        <w:t>NG Đ</w:t>
-      </w:r>
-      <w:r>
-        <w:rPr>
-          <w:b/>
-          <w:color w:val="1E3A8A"/>
-          <w:sz w:val="26"/>
-        </w:rPr>
-        <w:t>Ộ</w:t>
-      </w:r>
-      <w:r>
-        <w:rPr>
-          <w:b/>
-          <w:color w:val="1E3A8A"/>
-          <w:sz w:val="26"/>
-        </w:rPr>
-        <w:t>NG H</w:t>
-      </w:r>
-      <w:r>
-        <w:rPr>
-          <w:b/>
-          <w:color w:val="1E3A8A"/>
-          <w:sz w:val="26"/>
-        </w:rPr>
-        <w:t>Ọ</w:t>
-      </w:r>
-      <w:r>
-        <w:rPr>
-          <w:b/>
-          <w:color w:val="1E3A8A"/>
-          <w:sz w:val="26"/>
-        </w:rPr>
-        <w:t>C &amp; CÁC THÀNH PH</w:t>
-      </w:r>
-      <w:r>
-        <w:rPr>
-          <w:b/>
-          <w:color w:val="1E3A8A"/>
-          <w:sz w:val="26"/>
-        </w:rPr>
-        <w:t>Ầ</w:t>
-      </w:r>
-      <w:r>
-        <w:rPr>
-          <w:b/>
-          <w:color w:val="1E3A8A"/>
-          <w:sz w:val="26"/>
-        </w:rPr>
-        <w:t>N L</w:t>
-      </w:r>
-      <w:r>
-        <w:rPr>
-          <w:b/>
-          <w:color w:val="1E3A8A"/>
-          <w:sz w:val="26"/>
-        </w:rPr>
-        <w:t>Ự</w:t>
-      </w:r>
-      <w:r>
-        <w:rPr>
-          <w:b/>
-          <w:color w:val="1E3A8A"/>
-          <w:sz w:val="26"/>
-        </w:rPr>
-        <w:t>C ĂN KH</w:t>
-      </w:r>
-      <w:r>
-        <w:rPr>
-          <w:b/>
-          <w:color w:val="1E3A8A"/>
-          <w:sz w:val="26"/>
-        </w:rPr>
-        <w:t>Ớ</w:t>
-      </w:r>
-      <w:r>
-        <w:rPr>
-          <w:b/>
-          <w:color w:val="1E3A8A"/>
-          <w:sz w:val="26"/>
-        </w:rPr>
-        <w:t>P</w:t>
+        <w:t>2. TÍNH TOÁN TẢI TRỌNG ĐỘNG HỌC &amp; CÁC THÀNH PHẦN LỰC ĂN KHỚP</w:t>
       </w:r>
     </w:p>
     <w:p/>
@@ -2790,9 +1761,12 @@
         <w:tblW w:w="0" w:type="auto"/>
         <w:jc w:val="center"/>
         <w:tblBorders>
-          <w:top w:val="single" w:sz="4" w:space="0" w:color="D3D3D3"/>
-          <w:bottom w:val="single" w:sz="4" w:space="0" w:color="D3D3D3"/>
-          <w:insideH w:val="single" w:sz="4" w:space="0" w:color="D3D3D3"/>
+          <w:top w:val="single" w:sz="4" w:space="0" w:color="auto"/>
+          <w:left w:val="single" w:sz="4" w:space="0" w:color="auto"/>
+          <w:bottom w:val="single" w:sz="4" w:space="0" w:color="auto"/>
+          <w:right w:val="single" w:sz="4" w:space="0" w:color="auto"/>
+          <w:insideH w:val="single" w:sz="4" w:space="0" w:color="auto"/>
+          <w:insideV w:val="single" w:sz="4" w:space="0" w:color="auto"/>
         </w:tblBorders>
         <w:tblLayout w:type="fixed"/>
         <w:tblLook w:val="04A0" w:firstRow="1" w:lastRow="0" w:firstColumn="1" w:lastColumn="0" w:noHBand="0" w:noVBand="1"/>
@@ -2829,23 +1803,25 @@
                 <w:color w:val="FFFFFF"/>
                 <w:sz w:val="20"/>
               </w:rPr>
-              <w:t>Đ</w:t>
-            </w:r>
+              <w:t>Đại</w:t>
+            </w:r>
+            <w:proofErr w:type="spellEnd"/>
             <w:r>
               <w:rPr>
                 <w:b/>
                 <w:color w:val="FFFFFF"/>
                 <w:sz w:val="20"/>
               </w:rPr>
-              <w:t>ạ</w:t>
-            </w:r>
+              <w:t xml:space="preserve"> </w:t>
+            </w:r>
+            <w:proofErr w:type="spellStart"/>
             <w:r>
               <w:rPr>
                 <w:b/>
                 <w:color w:val="FFFFFF"/>
                 <w:sz w:val="20"/>
               </w:rPr>
-              <w:t>i</w:t>
+              <w:t>Lượng</w:t>
             </w:r>
             <w:proofErr w:type="spellEnd"/>
             <w:r>
@@ -2863,124 +1839,34 @@
                 <w:color w:val="FFFFFF"/>
                 <w:sz w:val="20"/>
               </w:rPr>
-              <w:t>Lư</w:t>
-            </w:r>
+              <w:t>Động</w:t>
+            </w:r>
+            <w:proofErr w:type="spellEnd"/>
             <w:r>
               <w:rPr>
                 <w:b/>
                 <w:color w:val="FFFFFF"/>
                 <w:sz w:val="20"/>
               </w:rPr>
-              <w:t>ợ</w:t>
-            </w:r>
+              <w:t xml:space="preserve"> </w:t>
+            </w:r>
+            <w:proofErr w:type="spellStart"/>
             <w:r>
               <w:rPr>
                 <w:b/>
                 <w:color w:val="FFFFFF"/>
                 <w:sz w:val="20"/>
               </w:rPr>
-              <w:t>n</w:t>
-            </w:r>
+              <w:t>Học</w:t>
+            </w:r>
+            <w:proofErr w:type="spellEnd"/>
             <w:r>
               <w:rPr>
                 <w:b/>
                 <w:color w:val="FFFFFF"/>
                 <w:sz w:val="20"/>
               </w:rPr>
-              <w:t>g</w:t>
-            </w:r>
-            <w:proofErr w:type="spellEnd"/>
-            <w:r>
-              <w:rPr>
-                <w:b/>
-                <w:color w:val="FFFFFF"/>
-                <w:sz w:val="20"/>
-              </w:rPr>
-              <w:t xml:space="preserve"> </w:t>
-            </w:r>
-            <w:proofErr w:type="spellStart"/>
-            <w:r>
-              <w:rPr>
-                <w:b/>
-                <w:color w:val="FFFFFF"/>
-                <w:sz w:val="20"/>
-              </w:rPr>
-              <w:t>Đ</w:t>
-            </w:r>
-            <w:r>
-              <w:rPr>
-                <w:b/>
-                <w:color w:val="FFFFFF"/>
-                <w:sz w:val="20"/>
-              </w:rPr>
-              <w:t>ộ</w:t>
-            </w:r>
-            <w:r>
-              <w:rPr>
-                <w:b/>
-                <w:color w:val="FFFFFF"/>
-                <w:sz w:val="20"/>
-              </w:rPr>
-              <w:t>ng</w:t>
-            </w:r>
-            <w:proofErr w:type="spellEnd"/>
-            <w:r>
-              <w:rPr>
-                <w:b/>
-                <w:color w:val="FFFFFF"/>
-                <w:sz w:val="20"/>
-              </w:rPr>
-              <w:t xml:space="preserve"> </w:t>
-            </w:r>
-            <w:proofErr w:type="spellStart"/>
-            <w:r>
-              <w:rPr>
-                <w:b/>
-                <w:color w:val="FFFFFF"/>
-                <w:sz w:val="20"/>
-              </w:rPr>
-              <w:t>H</w:t>
-            </w:r>
-            <w:r>
-              <w:rPr>
-                <w:b/>
-                <w:color w:val="FFFFFF"/>
-                <w:sz w:val="20"/>
-              </w:rPr>
-              <w:t>ọ</w:t>
-            </w:r>
-            <w:r>
-              <w:rPr>
-                <w:b/>
-                <w:color w:val="FFFFFF"/>
-                <w:sz w:val="20"/>
-              </w:rPr>
-              <w:t>c</w:t>
-            </w:r>
-            <w:proofErr w:type="spellEnd"/>
-            <w:r>
-              <w:rPr>
-                <w:b/>
-                <w:color w:val="FFFFFF"/>
-                <w:sz w:val="20"/>
-              </w:rPr>
-              <w:t xml:space="preserve"> &amp; L</w:t>
-            </w:r>
-            <w:r>
-              <w:rPr>
-                <w:b/>
-                <w:color w:val="FFFFFF"/>
-                <w:sz w:val="20"/>
-              </w:rPr>
-              <w:t>ự</w:t>
-            </w:r>
-            <w:r>
-              <w:rPr>
-                <w:b/>
-                <w:color w:val="FFFFFF"/>
-                <w:sz w:val="20"/>
-              </w:rPr>
-              <w:t>c</w:t>
+              <w:t xml:space="preserve"> &amp; Lực</w:t>
             </w:r>
           </w:p>
         </w:tc>
@@ -3005,23 +1891,7 @@
                 <w:color w:val="FFFFFF"/>
                 <w:sz w:val="20"/>
               </w:rPr>
-              <w:t>Công Th</w:t>
-            </w:r>
-            <w:r>
-              <w:rPr>
-                <w:b/>
-                <w:color w:val="FFFFFF"/>
-                <w:sz w:val="20"/>
-              </w:rPr>
-              <w:t>ứ</w:t>
-            </w:r>
-            <w:r>
-              <w:rPr>
-                <w:b/>
-                <w:color w:val="FFFFFF"/>
-                <w:sz w:val="20"/>
-              </w:rPr>
-              <w:t>c Tính Toán</w:t>
+              <w:t>Công Thức Tính Toán</w:t>
             </w:r>
           </w:p>
         </w:tc>
@@ -3046,15 +1916,7 @@
                 <w:color w:val="FFFFFF"/>
                 <w:sz w:val="20"/>
               </w:rPr>
-              <w:t>Giá Tr</w:t>
-            </w:r>
-            <w:r>
-              <w:rPr>
-                <w:b/>
-                <w:color w:val="FFFFFF"/>
-                <w:sz w:val="20"/>
-              </w:rPr>
-              <w:t>ị</w:t>
+              <w:t>Giá Trị</w:t>
             </w:r>
           </w:p>
         </w:tc>
@@ -3079,15 +1941,7 @@
                 <w:color w:val="FFFFFF"/>
                 <w:sz w:val="20"/>
               </w:rPr>
-              <w:t>Đơn V</w:t>
-            </w:r>
-            <w:r>
-              <w:rPr>
-                <w:b/>
-                <w:color w:val="FFFFFF"/>
-                <w:sz w:val="20"/>
-              </w:rPr>
-              <w:t>ị</w:t>
+              <w:t>Đơn Vị</w:t>
             </w:r>
           </w:p>
         </w:tc>
@@ -3112,37 +1966,7 @@
               <w:rPr>
                 <w:sz w:val="19"/>
               </w:rPr>
-              <w:t>Mô-men xo</w:t>
-            </w:r>
-            <w:r>
-              <w:rPr>
-                <w:sz w:val="19"/>
-              </w:rPr>
-              <w:t>ắ</w:t>
-            </w:r>
-            <w:r>
-              <w:rPr>
-                <w:sz w:val="19"/>
-              </w:rPr>
-              <w:t>n tr</w:t>
-            </w:r>
-            <w:r>
-              <w:rPr>
-                <w:sz w:val="19"/>
-              </w:rPr>
-              <w:t>ụ</w:t>
-            </w:r>
-            <w:r>
-              <w:rPr>
-                <w:sz w:val="19"/>
-              </w:rPr>
-              <w:t>c bánh nh</w:t>
-            </w:r>
-            <w:r>
-              <w:rPr>
-                <w:sz w:val="19"/>
-              </w:rPr>
-              <w:t>ỏ</w:t>
+              <w:t>Mô-men xoắn trục bánh nhỏ</w:t>
             </w:r>
           </w:p>
         </w:tc>
@@ -3231,43 +2055,7 @@
               <w:rPr>
                 <w:sz w:val="19"/>
               </w:rPr>
-              <w:t>Mô-men xo</w:t>
-            </w:r>
-            <w:r>
-              <w:rPr>
-                <w:sz w:val="19"/>
-              </w:rPr>
-              <w:t>ắ</w:t>
-            </w:r>
-            <w:r>
-              <w:rPr>
-                <w:sz w:val="19"/>
-              </w:rPr>
-              <w:t>n tr</w:t>
-            </w:r>
-            <w:r>
-              <w:rPr>
-                <w:sz w:val="19"/>
-              </w:rPr>
-              <w:t>ụ</w:t>
-            </w:r>
-            <w:r>
-              <w:rPr>
-                <w:sz w:val="19"/>
-              </w:rPr>
-              <w:t>c bánh l</w:t>
-            </w:r>
-            <w:r>
-              <w:rPr>
-                <w:sz w:val="19"/>
-              </w:rPr>
-              <w:t>ớ</w:t>
-            </w:r>
-            <w:r>
-              <w:rPr>
-                <w:sz w:val="19"/>
-              </w:rPr>
-              <w:t>n</w:t>
+              <w:t>Mô-men xoắn trục bánh lớn</w:t>
             </w:r>
           </w:p>
         </w:tc>
@@ -3356,37 +2144,7 @@
               <w:rPr>
                 <w:sz w:val="19"/>
               </w:rPr>
-              <w:t>L</w:t>
-            </w:r>
-            <w:r>
-              <w:rPr>
-                <w:sz w:val="19"/>
-              </w:rPr>
-              <w:t>ự</w:t>
-            </w:r>
-            <w:r>
-              <w:rPr>
-                <w:sz w:val="19"/>
-              </w:rPr>
-              <w:t xml:space="preserve">c vòng </w:t>
-            </w:r>
-            <w:r>
-              <w:rPr>
-                <w:sz w:val="19"/>
-              </w:rPr>
-              <w:t>danh nghĩa t</w:t>
-            </w:r>
-            <w:r>
-              <w:rPr>
-                <w:sz w:val="19"/>
-              </w:rPr>
-              <w:t>ạ</w:t>
-            </w:r>
-            <w:r>
-              <w:rPr>
-                <w:sz w:val="19"/>
-              </w:rPr>
-              <w:t>i vòng lăn</w:t>
+              <w:t>Lực vòng danh nghĩa tại vòng lăn</w:t>
             </w:r>
           </w:p>
         </w:tc>
@@ -3475,43 +2233,7 @@
               <w:rPr>
                 <w:sz w:val="19"/>
               </w:rPr>
-              <w:t>L</w:t>
-            </w:r>
-            <w:r>
-              <w:rPr>
-                <w:sz w:val="19"/>
-              </w:rPr>
-              <w:t>ự</w:t>
-            </w:r>
-            <w:r>
-              <w:rPr>
-                <w:sz w:val="19"/>
-              </w:rPr>
-              <w:t>c hư</w:t>
-            </w:r>
-            <w:r>
-              <w:rPr>
-                <w:sz w:val="19"/>
-              </w:rPr>
-              <w:t>ớ</w:t>
-            </w:r>
-            <w:r>
-              <w:rPr>
-                <w:sz w:val="19"/>
-              </w:rPr>
-              <w:t>ng tâm tác d</w:t>
-            </w:r>
-            <w:r>
-              <w:rPr>
-                <w:sz w:val="19"/>
-              </w:rPr>
-              <w:t>ụ</w:t>
-            </w:r>
-            <w:r>
-              <w:rPr>
-                <w:sz w:val="19"/>
-              </w:rPr>
-              <w:t>ng lên răng</w:t>
+              <w:t>Lực hướng tâm tác dụng lên răng</w:t>
             </w:r>
           </w:p>
         </w:tc>
@@ -3601,43 +2323,7 @@
                 <w:sz w:val="19"/>
               </w:rPr>
               <w:lastRenderedPageBreak/>
-              <w:t>L</w:t>
-            </w:r>
-            <w:r>
-              <w:rPr>
-                <w:sz w:val="19"/>
-              </w:rPr>
-              <w:t>ự</w:t>
-            </w:r>
-            <w:r>
-              <w:rPr>
-                <w:sz w:val="19"/>
-              </w:rPr>
-              <w:t>c d</w:t>
-            </w:r>
-            <w:r>
-              <w:rPr>
-                <w:sz w:val="19"/>
-              </w:rPr>
-              <w:t>ọ</w:t>
-            </w:r>
-            <w:r>
-              <w:rPr>
-                <w:sz w:val="19"/>
-              </w:rPr>
-              <w:t>c tr</w:t>
-            </w:r>
-            <w:r>
-              <w:rPr>
-                <w:sz w:val="19"/>
-              </w:rPr>
-              <w:t>ụ</w:t>
-            </w:r>
-            <w:r>
-              <w:rPr>
-                <w:sz w:val="19"/>
-              </w:rPr>
-              <w:t>c do góc nghiêng</w:t>
+              <w:t>Lực dọc trục do góc nghiêng</w:t>
             </w:r>
           </w:p>
         </w:tc>
@@ -3657,7 +2343,21 @@
               <w:rPr>
                 <w:sz w:val="19"/>
               </w:rPr>
-              <w:t>Fa = Ft * tg β = 482323.2 * tg(12°)</w:t>
+              <w:t xml:space="preserve">Fa = Ft * tg β = 482323.2 * </w:t>
+            </w:r>
+            <w:proofErr w:type="gramStart"/>
+            <w:r>
+              <w:rPr>
+                <w:sz w:val="19"/>
+              </w:rPr>
+              <w:t>tg(</w:t>
+            </w:r>
+            <w:proofErr w:type="gramEnd"/>
+            <w:r>
+              <w:rPr>
+                <w:sz w:val="19"/>
+              </w:rPr>
+              <w:t>12°)</w:t>
             </w:r>
           </w:p>
         </w:tc>
@@ -3726,67 +2426,7 @@
               <w:rPr>
                 <w:sz w:val="19"/>
               </w:rPr>
-              <w:t>L</w:t>
-            </w:r>
-            <w:r>
-              <w:rPr>
-                <w:sz w:val="19"/>
-              </w:rPr>
-              <w:t>ự</w:t>
-            </w:r>
-            <w:r>
-              <w:rPr>
-                <w:sz w:val="19"/>
-              </w:rPr>
-              <w:t>c pháp tuy</w:t>
-            </w:r>
-            <w:r>
-              <w:rPr>
-                <w:sz w:val="19"/>
-              </w:rPr>
-              <w:t>ế</w:t>
-            </w:r>
-            <w:r>
-              <w:rPr>
-                <w:sz w:val="19"/>
-              </w:rPr>
-              <w:t>n t</w:t>
-            </w:r>
-            <w:r>
-              <w:rPr>
-                <w:sz w:val="19"/>
-              </w:rPr>
-              <w:t>ổ</w:t>
-            </w:r>
-            <w:r>
-              <w:rPr>
-                <w:sz w:val="19"/>
-              </w:rPr>
-              <w:t>ng c</w:t>
-            </w:r>
-            <w:r>
-              <w:rPr>
-                <w:sz w:val="19"/>
-              </w:rPr>
-              <w:t>ộ</w:t>
-            </w:r>
-            <w:r>
-              <w:rPr>
-                <w:sz w:val="19"/>
-              </w:rPr>
-              <w:t>ng tác d</w:t>
-            </w:r>
-            <w:r>
-              <w:rPr>
-                <w:sz w:val="19"/>
-              </w:rPr>
-              <w:t>ụ</w:t>
-            </w:r>
-            <w:r>
-              <w:rPr>
-                <w:sz w:val="19"/>
-              </w:rPr>
-              <w:t>ng</w:t>
+              <w:t>Lực pháp tuyến tổng cộng tác dụng</w:t>
             </w:r>
           </w:p>
         </w:tc>
@@ -3806,7 +2446,21 @@
               <w:rPr>
                 <w:sz w:val="19"/>
               </w:rPr>
-              <w:t>Fn = sqrt(Ft² + Fr² + Fa²)</w:t>
+              <w:t xml:space="preserve">Fn = </w:t>
+            </w:r>
+            <w:proofErr w:type="gramStart"/>
+            <w:r>
+              <w:rPr>
+                <w:sz w:val="19"/>
+              </w:rPr>
+              <w:t>sqrt(</w:t>
+            </w:r>
+            <w:proofErr w:type="gramEnd"/>
+            <w:r>
+              <w:rPr>
+                <w:sz w:val="19"/>
+              </w:rPr>
+              <w:t>Ft² + Fr² + Fa²)</w:t>
             </w:r>
           </w:p>
         </w:tc>
@@ -3875,43 +2529,7 @@
               <w:rPr>
                 <w:sz w:val="19"/>
               </w:rPr>
-              <w:t>V</w:t>
-            </w:r>
-            <w:r>
-              <w:rPr>
-                <w:sz w:val="19"/>
-              </w:rPr>
-              <w:t>ậ</w:t>
-            </w:r>
-            <w:r>
-              <w:rPr>
-                <w:sz w:val="19"/>
-              </w:rPr>
-              <w:t>n t</w:t>
-            </w:r>
-            <w:r>
-              <w:rPr>
-                <w:sz w:val="19"/>
-              </w:rPr>
-              <w:t>ố</w:t>
-            </w:r>
-            <w:r>
-              <w:rPr>
-                <w:sz w:val="19"/>
-              </w:rPr>
-              <w:t>c vòng ăn kh</w:t>
-            </w:r>
-            <w:r>
-              <w:rPr>
-                <w:sz w:val="19"/>
-              </w:rPr>
-              <w:t>ớ</w:t>
-            </w:r>
-            <w:r>
-              <w:rPr>
-                <w:sz w:val="19"/>
-              </w:rPr>
-              <w:t>p</w:t>
+              <w:t>Vận tốc vòng ăn khớp</w:t>
             </w:r>
           </w:p>
         </w:tc>
@@ -3991,119 +2609,7 @@
           <w:color w:val="1E3A8A"/>
           <w:sz w:val="26"/>
         </w:rPr>
-        <w:t>3. XÁC Đ</w:t>
-      </w:r>
-      <w:r>
-        <w:rPr>
-          <w:b/>
-          <w:color w:val="1E3A8A"/>
-          <w:sz w:val="26"/>
-        </w:rPr>
-        <w:t>Ị</w:t>
-      </w:r>
-      <w:r>
-        <w:rPr>
-          <w:b/>
-          <w:color w:val="1E3A8A"/>
-          <w:sz w:val="26"/>
-        </w:rPr>
-        <w:t>NH H</w:t>
-      </w:r>
-      <w:r>
-        <w:rPr>
-          <w:b/>
-          <w:color w:val="1E3A8A"/>
-          <w:sz w:val="26"/>
-        </w:rPr>
-        <w:t>Ệ</w:t>
-      </w:r>
-      <w:r>
-        <w:rPr>
-          <w:b/>
-          <w:color w:val="1E3A8A"/>
-          <w:sz w:val="26"/>
-        </w:rPr>
-        <w:t xml:space="preserve"> S</w:t>
-      </w:r>
-      <w:r>
-        <w:rPr>
-          <w:b/>
-          <w:color w:val="1E3A8A"/>
-          <w:sz w:val="26"/>
-        </w:rPr>
-        <w:t>Ố</w:t>
-      </w:r>
-      <w:r>
-        <w:rPr>
-          <w:b/>
-          <w:color w:val="1E3A8A"/>
-          <w:sz w:val="26"/>
-        </w:rPr>
-        <w:t xml:space="preserve"> HÌNH H</w:t>
-      </w:r>
-      <w:r>
-        <w:rPr>
-          <w:b/>
-          <w:color w:val="1E3A8A"/>
-          <w:sz w:val="26"/>
-        </w:rPr>
-        <w:t>Ọ</w:t>
-      </w:r>
-      <w:r>
-        <w:rPr>
-          <w:b/>
-          <w:color w:val="1E3A8A"/>
-          <w:sz w:val="26"/>
-        </w:rPr>
-        <w:t>C RĂNG &amp; T</w:t>
-      </w:r>
-      <w:r>
-        <w:rPr>
-          <w:b/>
-          <w:color w:val="1E3A8A"/>
-          <w:sz w:val="26"/>
-        </w:rPr>
-        <w:t>Ậ</w:t>
-      </w:r>
-      <w:r>
-        <w:rPr>
-          <w:b/>
-          <w:color w:val="1E3A8A"/>
-          <w:sz w:val="26"/>
-        </w:rPr>
-        <w:t xml:space="preserve">P TRUNG </w:t>
-      </w:r>
-      <w:r>
-        <w:rPr>
-          <w:b/>
-          <w:color w:val="1E3A8A"/>
-          <w:sz w:val="26"/>
-        </w:rPr>
-        <w:t>Ứ</w:t>
-      </w:r>
-      <w:r>
-        <w:rPr>
-          <w:b/>
-          <w:color w:val="1E3A8A"/>
-          <w:sz w:val="26"/>
-        </w:rPr>
-        <w:t>NG SU</w:t>
-      </w:r>
-      <w:r>
-        <w:rPr>
-          <w:b/>
-          <w:color w:val="1E3A8A"/>
-          <w:sz w:val="26"/>
-        </w:rPr>
-        <w:t>Ấ</w:t>
-      </w:r>
-      <w:r>
-        <w:rPr>
-          <w:b/>
-          <w:color w:val="1E3A8A"/>
-          <w:sz w:val="26"/>
-        </w:rPr>
-        <w:t>T</w:t>
+        <w:t>3. XÁC ĐỊNH HỆ SỐ HÌNH HỌC RĂNG &amp; TẬP TRUNG ỨNG SUẤT</w:t>
       </w:r>
     </w:p>
     <w:p>
@@ -4118,13 +2624,7 @@
         <w:rPr>
           <w:b/>
         </w:rPr>
-        <w:t>S</w:t>
-      </w:r>
-      <w:r>
-        <w:rPr>
-          <w:b/>
-        </w:rPr>
-        <w:t>ố</w:t>
+        <w:t>Số</w:t>
       </w:r>
       <w:proofErr w:type="spellEnd"/>
       <w:r>
@@ -4159,22 +2659,32 @@
         <w:rPr>
           <w:b/>
         </w:rPr>
-        <w:t xml:space="preserve"> đương bánh l</w:t>
+        <w:t xml:space="preserve"> </w:t>
       </w:r>
+      <w:proofErr w:type="spellStart"/>
       <w:r>
         <w:rPr>
           <w:b/>
         </w:rPr>
-        <w:t>ớ</w:t>
+        <w:t>đương</w:t>
       </w:r>
+      <w:proofErr w:type="spellEnd"/>
       <w:r>
         <w:rPr>
           <w:b/>
         </w:rPr>
-        <w:t xml:space="preserve">n: </w:t>
+        <w:t xml:space="preserve"> bánh lớn: </w:t>
       </w:r>
       <w:r>
-        <w:t>zn2 = z2 / cos³(β) = 81 / cos³(12°) = 81 / 0.9416 = 86.02 răng.</w:t>
+        <w:t>zn2 = z2 / cos³(β) = 81 / cos</w:t>
+      </w:r>
+      <w:proofErr w:type="gramStart"/>
+      <w:r>
+        <w:t>³(</w:t>
+      </w:r>
+      <w:proofErr w:type="gramEnd"/>
+      <w:r>
+        <w:t>12°) = 81 / 0.9416 = 86.02 răng.</w:t>
       </w:r>
       <w:r>
         <w:br/>
@@ -4183,26 +2693,16 @@
         <w:rPr>
           <w:b/>
         </w:rPr>
-        <w:t>• H</w:t>
+        <w:t xml:space="preserve">• </w:t>
       </w:r>
+      <w:proofErr w:type="spellStart"/>
       <w:r>
         <w:rPr>
           <w:b/>
         </w:rPr>
-        <w:t>ệ</w:t>
+        <w:t>Hệ</w:t>
       </w:r>
-      <w:r>
-        <w:rPr>
-          <w:b/>
-        </w:rPr>
-        <w:t xml:space="preserve"> s</w:t>
-      </w:r>
-      <w:r>
-        <w:rPr>
-          <w:b/>
-        </w:rPr>
-        <w:t>ố</w:t>
-      </w:r>
+      <w:proofErr w:type="spellEnd"/>
       <w:r>
         <w:rPr>
           <w:b/>
@@ -4214,19 +2714,21 @@
         <w:rPr>
           <w:b/>
         </w:rPr>
-        <w:t>d</w:t>
+        <w:t>số</w:t>
       </w:r>
+      <w:proofErr w:type="spellEnd"/>
       <w:r>
         <w:rPr>
           <w:b/>
         </w:rPr>
-        <w:t>ạ</w:t>
+        <w:t xml:space="preserve"> </w:t>
       </w:r>
+      <w:proofErr w:type="spellStart"/>
       <w:r>
         <w:rPr>
           <w:b/>
         </w:rPr>
-        <w:t>ng</w:t>
+        <w:t>dạng</w:t>
       </w:r>
       <w:proofErr w:type="spellEnd"/>
       <w:r>
@@ -4254,19 +2756,7 @@
         <w:rPr>
           <w:b/>
         </w:rPr>
-        <w:t>l</w:t>
-      </w:r>
-      <w:r>
-        <w:rPr>
-          <w:b/>
-        </w:rPr>
-        <w:t>ớ</w:t>
-      </w:r>
-      <w:r>
-        <w:rPr>
-          <w:b/>
-        </w:rPr>
-        <w:t>n</w:t>
+        <w:t>lớn</w:t>
       </w:r>
       <w:proofErr w:type="spellEnd"/>
       <w:r>
@@ -4297,13 +2787,7 @@
         <w:rPr>
           <w:b/>
         </w:rPr>
-        <w:t>H</w:t>
-      </w:r>
-      <w:r>
-        <w:rPr>
-          <w:b/>
-        </w:rPr>
-        <w:t>ệ</w:t>
+        <w:t>Hệ</w:t>
       </w:r>
       <w:proofErr w:type="spellEnd"/>
       <w:r>
@@ -4317,13 +2801,7 @@
         <w:rPr>
           <w:b/>
         </w:rPr>
-        <w:t>s</w:t>
-      </w:r>
-      <w:r>
-        <w:rPr>
-          <w:b/>
-        </w:rPr>
-        <w:t>ố</w:t>
+        <w:t>số</w:t>
       </w:r>
       <w:proofErr w:type="spellEnd"/>
       <w:r>
@@ -4337,83 +2815,31 @@
         <w:rPr>
           <w:b/>
         </w:rPr>
-        <w:t>t</w:t>
-      </w:r>
-      <w:r>
-        <w:rPr>
-          <w:b/>
-        </w:rPr>
-        <w:t>ậ</w:t>
-      </w:r>
-      <w:r>
-        <w:rPr>
-          <w:b/>
-        </w:rPr>
-        <w:t>p</w:t>
+        <w:t>tập</w:t>
       </w:r>
       <w:proofErr w:type="spellEnd"/>
       <w:r>
         <w:rPr>
           <w:b/>
         </w:rPr>
-        <w:t xml:space="preserve"> trung </w:t>
+        <w:t xml:space="preserve"> </w:t>
       </w:r>
+      <w:proofErr w:type="spellStart"/>
       <w:r>
         <w:rPr>
           <w:b/>
         </w:rPr>
-        <w:t>ứ</w:t>
+        <w:t>trung</w:t>
       </w:r>
+      <w:proofErr w:type="spellEnd"/>
       <w:r>
         <w:rPr>
           <w:b/>
         </w:rPr>
-        <w:t>ng su</w:t>
+        <w:t xml:space="preserve"> ứng suất góc lượn chân răng: </w:t>
       </w:r>
       <w:r>
-        <w:rPr>
-          <w:b/>
-        </w:rPr>
-        <w:t>ấ</w:t>
-      </w:r>
-      <w:r>
-        <w:rPr>
-          <w:b/>
-        </w:rPr>
-        <w:t>t góc lư</w:t>
-      </w:r>
-      <w:r>
-        <w:rPr>
-          <w:b/>
-        </w:rPr>
-        <w:t>ợ</w:t>
-      </w:r>
-      <w:r>
-        <w:rPr>
-          <w:b/>
-        </w:rPr>
-        <w:t xml:space="preserve">n chân răng: </w:t>
-      </w:r>
-      <w:r>
-        <w:t>Y_S2 = 2.070 (v</w:t>
-      </w:r>
-      <w:r>
-        <w:t>ớ</w:t>
-      </w:r>
-      <w:r>
-        <w:t>i bán kính lư</w:t>
-      </w:r>
-      <w:r>
-        <w:t>ợ</w:t>
-      </w:r>
-      <w:r>
-        <w:t>n dao c</w:t>
-      </w:r>
-      <w:r>
-        <w:t>ắ</w:t>
-      </w:r>
-      <w:r>
-        <w:t>t ρ_a0 = 0.38 * mn = 4.56 mm).</w:t>
+        <w:t>Y_S2 = 2.070 (với bán kính lượn dao cắt ρ_a0 = 0.38 * mn = 4.56 mm).</w:t>
       </w:r>
       <w:r>
         <w:br/>
@@ -4422,55 +2848,7 @@
         <w:rPr>
           <w:b/>
         </w:rPr>
-        <w:t>• Tích s</w:t>
-      </w:r>
-      <w:r>
-        <w:rPr>
-          <w:b/>
-        </w:rPr>
-        <w:t>ố</w:t>
-      </w:r>
-      <w:r>
-        <w:rPr>
-          <w:b/>
-        </w:rPr>
-        <w:t xml:space="preserve"> d</w:t>
-      </w:r>
-      <w:r>
-        <w:rPr>
-          <w:b/>
-        </w:rPr>
-        <w:t>ạ</w:t>
-      </w:r>
-      <w:r>
-        <w:rPr>
-          <w:b/>
-        </w:rPr>
-        <w:t>ng răng t</w:t>
-      </w:r>
-      <w:r>
-        <w:rPr>
-          <w:b/>
-        </w:rPr>
-        <w:t>ổ</w:t>
-      </w:r>
-      <w:r>
-        <w:rPr>
-          <w:b/>
-        </w:rPr>
-        <w:t>ng h</w:t>
-      </w:r>
-      <w:r>
-        <w:rPr>
-          <w:b/>
-        </w:rPr>
-        <w:t>ợ</w:t>
-      </w:r>
-      <w:r>
-        <w:rPr>
-          <w:b/>
-        </w:rPr>
-        <w:t xml:space="preserve">p: </w:t>
+        <w:t xml:space="preserve">• Tích số dạng răng tổng hợp: </w:t>
       </w:r>
       <w:r>
         <w:t>Y_FS2 = Y_F2 * Y_S2 = 1.257 * 2.070 = 2.602.</w:t>
@@ -4482,73 +2860,10 @@
         <w:rPr>
           <w:b/>
         </w:rPr>
-        <w:t>• H</w:t>
+        <w:t xml:space="preserve">• Hệ số góc nghiêng răng uốn: </w:t>
       </w:r>
       <w:r>
-        <w:rPr>
-          <w:b/>
-        </w:rPr>
-        <w:t>ệ</w:t>
-      </w:r>
-      <w:r>
-        <w:rPr>
-          <w:b/>
-        </w:rPr>
-        <w:t xml:space="preserve"> s</w:t>
-      </w:r>
-      <w:r>
-        <w:rPr>
-          <w:b/>
-        </w:rPr>
-        <w:t>ố</w:t>
-      </w:r>
-      <w:r>
-        <w:rPr>
-          <w:b/>
-        </w:rPr>
-        <w:t xml:space="preserve"> góc nghiêng răng u</w:t>
-      </w:r>
-      <w:r>
-        <w:rPr>
-          <w:b/>
-        </w:rPr>
-        <w:t>ố</w:t>
-      </w:r>
-      <w:r>
-        <w:rPr>
-          <w:b/>
-        </w:rPr>
-        <w:t xml:space="preserve">n: </w:t>
-      </w:r>
-      <w:r>
-        <w:t xml:space="preserve">Y_β = 0.900 (theo </w:t>
-      </w:r>
-      <w:r>
-        <w:t>h</w:t>
-      </w:r>
-      <w:r>
-        <w:t>ệ</w:t>
-      </w:r>
-      <w:r>
-        <w:t xml:space="preserve"> s</w:t>
-      </w:r>
-      <w:r>
-        <w:t>ố</w:t>
-      </w:r>
-      <w:r>
-        <w:t xml:space="preserve"> trùng kh</w:t>
-      </w:r>
-      <w:r>
-        <w:t>ớ</w:t>
-      </w:r>
-      <w:r>
-        <w:t>p d</w:t>
-      </w:r>
-      <w:r>
-        <w:t>ọ</w:t>
-      </w:r>
-      <w:r>
-        <w:t>c ε_β = 2.261).</w:t>
+        <w:t>Y_β = 0.900 (theo hệ số trùng khớp dọc ε_β = 2.261).</w:t>
       </w:r>
       <w:r>
         <w:br/>
@@ -4557,157 +2872,38 @@
         <w:rPr>
           <w:b/>
         </w:rPr>
-        <w:t>• H</w:t>
+        <w:t xml:space="preserve">• Hệ số vành răng rỗng: </w:t>
       </w:r>
       <w:r>
-        <w:rPr>
-          <w:b/>
-        </w:rPr>
-        <w:t>ệ</w:t>
+        <w:t xml:space="preserve">Y_B = 1.000 (vành răng đặc, chiều dày vành </w:t>
       </w:r>
+      <w:proofErr w:type="spellStart"/>
       <w:r>
-        <w:rPr>
-          <w:b/>
-        </w:rPr>
-        <w:t xml:space="preserve"> s</w:t>
+        <w:t>s_R</w:t>
       </w:r>
+      <w:proofErr w:type="spellEnd"/>
       <w:r>
-        <w:rPr>
-          <w:b/>
-        </w:rPr>
-        <w:t>ố</w:t>
+        <w:t xml:space="preserve"> ≥ 3.5 </w:t>
       </w:r>
+      <w:proofErr w:type="spellStart"/>
       <w:r>
-        <w:rPr>
-          <w:b/>
-        </w:rPr>
-        <w:t xml:space="preserve"> vành răng r</w:t>
+        <w:t>mn</w:t>
       </w:r>
+      <w:proofErr w:type="spellEnd"/>
       <w:r>
-        <w:rPr>
-          <w:b/>
-        </w:rPr>
-        <w:t>ỗ</w:t>
-      </w:r>
-      <w:r>
-        <w:rPr>
-          <w:b/>
-        </w:rPr>
-        <w:t xml:space="preserve">ng: </w:t>
-      </w:r>
-      <w:r>
-        <w:t>Y_B = 1.000 (vành răng đ</w:t>
-      </w:r>
-      <w:r>
-        <w:t>ặ</w:t>
-      </w:r>
-      <w:r>
-        <w:t>c, chi</w:t>
-      </w:r>
-      <w:r>
-        <w:t>ề</w:t>
-      </w:r>
-      <w:r>
-        <w:t>u dày vành s_R ≥ 3.5 mn).</w:t>
-      </w:r>
-      <w:r>
-        <w:br/>
+        <w:t>).</w:t>
       </w:r>
     </w:p>
     <w:p>
-      <w:pPr>
-        <w:spacing w:before="120" w:after="160"/>
-      </w:pPr>
       <w:r>
-        <w:rPr>
-          <w:b/>
-          <w:color w:val="1E3A8A"/>
-        </w:rPr>
-        <w:t>==&gt; CÔNG TH</w:t>
+        <w:br/>
       </w:r>
       <w:r>
         <w:rPr>
           <w:b/>
           <w:color w:val="1E3A8A"/>
         </w:rPr>
-        <w:t>Ứ</w:t>
-      </w:r>
-      <w:r>
-        <w:rPr>
-          <w:b/>
-          <w:color w:val="1E3A8A"/>
-        </w:rPr>
-        <w:t xml:space="preserve">C </w:t>
-      </w:r>
-      <w:r>
-        <w:rPr>
-          <w:b/>
-          <w:color w:val="1E3A8A"/>
-        </w:rPr>
-        <w:t>Ứ</w:t>
-      </w:r>
-      <w:r>
-        <w:rPr>
-          <w:b/>
-          <w:color w:val="1E3A8A"/>
-        </w:rPr>
-        <w:t>NG SU</w:t>
-      </w:r>
-      <w:r>
-        <w:rPr>
-          <w:b/>
-          <w:color w:val="1E3A8A"/>
-        </w:rPr>
-        <w:t>Ấ</w:t>
-      </w:r>
-      <w:r>
-        <w:rPr>
-          <w:b/>
-          <w:color w:val="1E3A8A"/>
-        </w:rPr>
-        <w:t>T U</w:t>
-      </w:r>
-      <w:r>
-        <w:rPr>
-          <w:b/>
-          <w:color w:val="1E3A8A"/>
-        </w:rPr>
-        <w:t>Ố</w:t>
-      </w:r>
-      <w:r>
-        <w:rPr>
-          <w:b/>
-          <w:color w:val="1E3A8A"/>
-        </w:rPr>
-        <w:t>N DANH NGHĨA T</w:t>
-      </w:r>
-      <w:r>
-        <w:rPr>
-          <w:b/>
-          <w:color w:val="1E3A8A"/>
-        </w:rPr>
-        <w:t>Ạ</w:t>
-      </w:r>
-      <w:r>
-        <w:rPr>
-          <w:b/>
-          <w:color w:val="1E3A8A"/>
-        </w:rPr>
-        <w:t>I CHÂN RĂNG BÁNH L</w:t>
-      </w:r>
-      <w:r>
-        <w:rPr>
-          <w:b/>
-          <w:color w:val="1E3A8A"/>
-        </w:rPr>
-        <w:t>Ớ</w:t>
-      </w:r>
-      <w:r>
-        <w:rPr>
-          <w:b/>
-          <w:color w:val="1E3A8A"/>
-        </w:rPr>
-        <w:t>N:</w:t>
+        <w:t>==&gt; CÔNG THỨC ỨNG SUẤT UỐN DANH NGHĨA TẠI CHÂN RĂNG BÁNH LỚN:</w:t>
       </w:r>
       <w:r>
         <w:rPr>
@@ -4723,14 +2919,7 @@
           <w:color w:val="1E3A8A"/>
         </w:rPr>
         <w:br/>
-        <w:t>σF0 = [482,323.2 / (410 * 12</w:t>
-      </w:r>
-      <w:r>
-        <w:rPr>
-          <w:b/>
-          <w:color w:val="1E3A8A"/>
-        </w:rPr>
-        <w:t>)] * 1.257 * 2.070 * 0.900 * 1.000 = 98.03 * 2.342 = 229.65 MPa</w:t>
+        <w:t>σF0 = [482,323.2 / (410 * 12)] * 1.257 * 2.070 * 0.900 * 1.000 = 98.03 * 2.342 = 229.65 MPa</w:t>
       </w:r>
     </w:p>
     <w:p>
@@ -4743,347 +2932,12 @@
           <w:color w:val="1E3A8A"/>
           <w:sz w:val="26"/>
         </w:rPr>
-        <w:t>4. XÁC Đ</w:t>
-      </w:r>
-      <w:r>
-        <w:rPr>
-          <w:b/>
-          <w:color w:val="1E3A8A"/>
-          <w:sz w:val="26"/>
-        </w:rPr>
-        <w:t>Ị</w:t>
-      </w:r>
-      <w:r>
-        <w:rPr>
-          <w:b/>
-          <w:color w:val="1E3A8A"/>
-          <w:sz w:val="26"/>
-        </w:rPr>
-        <w:t>NH GI</w:t>
-      </w:r>
-      <w:r>
-        <w:rPr>
-          <w:b/>
-          <w:color w:val="1E3A8A"/>
-          <w:sz w:val="26"/>
-        </w:rPr>
-        <w:t>Ớ</w:t>
-      </w:r>
-      <w:r>
-        <w:rPr>
-          <w:b/>
-          <w:color w:val="1E3A8A"/>
-          <w:sz w:val="26"/>
-        </w:rPr>
-        <w:t>I H</w:t>
-      </w:r>
-      <w:r>
-        <w:rPr>
-          <w:b/>
-          <w:color w:val="1E3A8A"/>
-          <w:sz w:val="26"/>
-        </w:rPr>
-        <w:t>Ạ</w:t>
-      </w:r>
-      <w:r>
-        <w:rPr>
-          <w:b/>
-          <w:color w:val="1E3A8A"/>
-          <w:sz w:val="26"/>
-        </w:rPr>
-        <w:t>N M</w:t>
-      </w:r>
-      <w:r>
-        <w:rPr>
-          <w:b/>
-          <w:color w:val="1E3A8A"/>
-          <w:sz w:val="26"/>
-        </w:rPr>
-        <w:t>Ỏ</w:t>
-      </w:r>
-      <w:r>
-        <w:rPr>
-          <w:b/>
-          <w:color w:val="1E3A8A"/>
-          <w:sz w:val="26"/>
-        </w:rPr>
-        <w:t>I U</w:t>
-      </w:r>
-      <w:r>
-        <w:rPr>
-          <w:b/>
-          <w:color w:val="1E3A8A"/>
-          <w:sz w:val="26"/>
-        </w:rPr>
-        <w:t>Ố</w:t>
-      </w:r>
-      <w:r>
-        <w:rPr>
-          <w:b/>
-          <w:color w:val="1E3A8A"/>
-          <w:sz w:val="26"/>
-        </w:rPr>
-        <w:t>N TH</w:t>
-      </w:r>
-      <w:r>
-        <w:rPr>
-          <w:b/>
-          <w:color w:val="1E3A8A"/>
-          <w:sz w:val="26"/>
-        </w:rPr>
-        <w:t>Ự</w:t>
-      </w:r>
-      <w:r>
-        <w:rPr>
-          <w:b/>
-          <w:color w:val="1E3A8A"/>
-          <w:sz w:val="26"/>
-        </w:rPr>
-        <w:t>C T</w:t>
-      </w:r>
-      <w:r>
-        <w:rPr>
-          <w:b/>
-          <w:color w:val="1E3A8A"/>
-          <w:sz w:val="26"/>
-        </w:rPr>
-        <w:t>Ế</w:t>
-      </w:r>
-      <w:r>
-        <w:rPr>
-          <w:b/>
-          <w:color w:val="1E3A8A"/>
-          <w:sz w:val="26"/>
-        </w:rPr>
-        <w:t xml:space="preserve"> C</w:t>
-      </w:r>
-      <w:r>
-        <w:rPr>
-          <w:b/>
-          <w:color w:val="1E3A8A"/>
-          <w:sz w:val="26"/>
-        </w:rPr>
-        <w:t>Ủ</w:t>
-      </w:r>
-      <w:r>
-        <w:rPr>
-          <w:b/>
-          <w:color w:val="1E3A8A"/>
-          <w:sz w:val="26"/>
-        </w:rPr>
-        <w:t>A RĂNG (σ_FG)</w:t>
+        <w:t>4. XÁC ĐỊNH GIỚI HẠN MỎI UỐN THỰC TẾ CỦA RĂNG (σ_FG)</w:t>
       </w:r>
     </w:p>
     <w:p>
       <w:r>
-        <w:t>Gi</w:t>
-      </w:r>
-      <w:r>
-        <w:t>ớ</w:t>
-      </w:r>
-      <w:r>
-        <w:t>i h</w:t>
-      </w:r>
-      <w:r>
-        <w:t>ạ</w:t>
-      </w:r>
-      <w:r>
-        <w:t>n m</w:t>
-      </w:r>
-      <w:r>
-        <w:t>ỏ</w:t>
-      </w:r>
-      <w:r>
-        <w:t>i u</w:t>
-      </w:r>
-      <w:r>
-        <w:t>ố</w:t>
-      </w:r>
-      <w:r>
-        <w:t>n th</w:t>
-      </w:r>
-      <w:r>
-        <w:t>ự</w:t>
-      </w:r>
-      <w:r>
-        <w:t>c t</w:t>
-      </w:r>
-      <w:r>
-        <w:t>ế</w:t>
-      </w:r>
-      <w:r>
-        <w:t xml:space="preserve"> c</w:t>
-      </w:r>
-      <w:r>
-        <w:t>ủ</w:t>
-      </w:r>
-      <w:r>
-        <w:t>a răng σ_FG đư</w:t>
-      </w:r>
-      <w:r>
-        <w:t>ợ</w:t>
-      </w:r>
-      <w:r>
-        <w:t>c tính t</w:t>
-      </w:r>
-      <w:r>
-        <w:t>ừ</w:t>
-      </w:r>
-      <w:r>
-        <w:t xml:space="preserve"> gi</w:t>
-      </w:r>
-      <w:r>
-        <w:t>ớ</w:t>
-      </w:r>
-      <w:r>
-        <w:t>i h</w:t>
-      </w:r>
-      <w:r>
-        <w:t>ạ</w:t>
-      </w:r>
-      <w:r>
-        <w:t>n m</w:t>
-      </w:r>
-      <w:r>
-        <w:t>ỏ</w:t>
-      </w:r>
-      <w:r>
-        <w:t>i u</w:t>
-      </w:r>
-      <w:r>
-        <w:t>ố</w:t>
-      </w:r>
-      <w:r>
-        <w:t>n cơ s</w:t>
-      </w:r>
-      <w:r>
-        <w:t>ở</w:t>
-      </w:r>
-      <w:r>
-        <w:t xml:space="preserve"> c</w:t>
-      </w:r>
-      <w:r>
-        <w:t>ủ</w:t>
-      </w:r>
-      <w:r>
-        <w:t>a v</w:t>
-      </w:r>
-      <w:r>
-        <w:t>ậ</w:t>
-      </w:r>
-      <w:r>
-        <w:t>t li</w:t>
-      </w:r>
-      <w:r>
-        <w:t>ệ</w:t>
-      </w:r>
-      <w:r>
-        <w:t>u phôi chu</w:t>
-      </w:r>
-      <w:r>
-        <w:t>ẩ</w:t>
-      </w:r>
-      <w:r>
-        <w:t>n σ_Flim = 700.0 MPa (Thép h</w:t>
-      </w:r>
-      <w:r>
-        <w:t>ợ</w:t>
-      </w:r>
-      <w:r>
-        <w:t xml:space="preserve">p kim SCM420 </w:t>
-      </w:r>
-      <w:r>
-        <w:t>tôi th</w:t>
-      </w:r>
-      <w:r>
-        <w:t>ấ</w:t>
-      </w:r>
-      <w:r>
-        <w:t>m carbon b</w:t>
-      </w:r>
-      <w:r>
-        <w:t>ề</w:t>
-      </w:r>
-      <w:r>
-        <w:t xml:space="preserve"> m</w:t>
-      </w:r>
-      <w:r>
-        <w:t>ặ</w:t>
-      </w:r>
-      <w:r>
-        <w:t>t 58 - 62 HRC), sau khi nhân v</w:t>
-      </w:r>
-      <w:r>
-        <w:t>ớ</w:t>
-      </w:r>
-      <w:r>
-        <w:t>i các h</w:t>
-      </w:r>
-      <w:r>
-        <w:t>ệ</w:t>
-      </w:r>
-      <w:r>
-        <w:t xml:space="preserve"> s</w:t>
-      </w:r>
-      <w:r>
-        <w:t>ố</w:t>
-      </w:r>
-      <w:r>
-        <w:t xml:space="preserve"> chi</w:t>
-      </w:r>
-      <w:r>
-        <w:t>ế</w:t>
-      </w:r>
-      <w:r>
-        <w:t>t gi</w:t>
-      </w:r>
-      <w:r>
-        <w:t>ả</w:t>
-      </w:r>
-      <w:r>
-        <w:t>m kích thư</w:t>
-      </w:r>
-      <w:r>
-        <w:t>ớ</w:t>
-      </w:r>
-      <w:r>
-        <w:t>c, đ</w:t>
-      </w:r>
-      <w:r>
-        <w:t>ộ</w:t>
-      </w:r>
-      <w:r>
-        <w:t xml:space="preserve"> nhám, đ</w:t>
-      </w:r>
-      <w:r>
-        <w:t>ộ</w:t>
-      </w:r>
-      <w:r>
-        <w:t xml:space="preserve"> nh</w:t>
-      </w:r>
-      <w:r>
-        <w:t>ạ</w:t>
-      </w:r>
-      <w:r>
-        <w:t>y đáy rãnh và tu</w:t>
-      </w:r>
-      <w:r>
-        <w:t>ổ</w:t>
-      </w:r>
-      <w:r>
-        <w:t>i th</w:t>
-      </w:r>
-      <w:r>
-        <w:t>ọ</w:t>
-      </w:r>
-      <w:r>
-        <w:t xml:space="preserve"> m</w:t>
-      </w:r>
-      <w:r>
-        <w:t>ỏ</w:t>
-      </w:r>
-      <w:r>
-        <w:t>i:</w:t>
+        <w:t>Giới hạn mỏi uốn thực tế của răng σ_FG được tính từ giới hạn mỏi uốn cơ sở của vật liệu phôi chuẩn σ_Flim = 700.0 MPa (Thép hợp kim SCM420 tôi thấm carbon bề mặt 58 - 62 HRC), sau khi nhân với các hệ số chiết giảm kích thước, độ nhám, độ nhạy đáy rãnh và tuổi thọ mỏi:</w:t>
       </w:r>
     </w:p>
     <w:tbl>
@@ -5091,9 +2945,12 @@
         <w:tblW w:w="0" w:type="auto"/>
         <w:jc w:val="center"/>
         <w:tblBorders>
-          <w:top w:val="single" w:sz="4" w:space="0" w:color="D3D3D3"/>
-          <w:bottom w:val="single" w:sz="4" w:space="0" w:color="D3D3D3"/>
-          <w:insideH w:val="single" w:sz="4" w:space="0" w:color="D3D3D3"/>
+          <w:top w:val="single" w:sz="4" w:space="0" w:color="auto"/>
+          <w:left w:val="single" w:sz="4" w:space="0" w:color="auto"/>
+          <w:bottom w:val="single" w:sz="4" w:space="0" w:color="auto"/>
+          <w:right w:val="single" w:sz="4" w:space="0" w:color="auto"/>
+          <w:insideH w:val="single" w:sz="4" w:space="0" w:color="auto"/>
+          <w:insideV w:val="single" w:sz="4" w:space="0" w:color="auto"/>
         </w:tblBorders>
         <w:tblLayout w:type="fixed"/>
         <w:tblLook w:val="04A0" w:firstRow="1" w:lastRow="0" w:firstColumn="1" w:lastColumn="0" w:noHBand="0" w:noVBand="1"/>
@@ -5129,71 +2986,7 @@
                 <w:color w:val="FFFFFF"/>
                 <w:sz w:val="20"/>
               </w:rPr>
-              <w:t>Thông S</w:t>
-            </w:r>
-            <w:r>
-              <w:rPr>
-                <w:b/>
-                <w:color w:val="FFFFFF"/>
-                <w:sz w:val="20"/>
-              </w:rPr>
-              <w:t>ố</w:t>
-            </w:r>
-            <w:r>
-              <w:rPr>
-                <w:b/>
-                <w:color w:val="FFFFFF"/>
-                <w:sz w:val="20"/>
-              </w:rPr>
-              <w:t xml:space="preserve"> B</w:t>
-            </w:r>
-            <w:r>
-              <w:rPr>
-                <w:b/>
-                <w:color w:val="FFFFFF"/>
-                <w:sz w:val="20"/>
-              </w:rPr>
-              <w:t>ề</w:t>
-            </w:r>
-            <w:r>
-              <w:rPr>
-                <w:b/>
-                <w:color w:val="FFFFFF"/>
-                <w:sz w:val="20"/>
-              </w:rPr>
-              <w:t>n V</w:t>
-            </w:r>
-            <w:r>
-              <w:rPr>
-                <w:b/>
-                <w:color w:val="FFFFFF"/>
-                <w:sz w:val="20"/>
-              </w:rPr>
-              <w:t>ậ</w:t>
-            </w:r>
-            <w:r>
-              <w:rPr>
-                <w:b/>
-                <w:color w:val="FFFFFF"/>
-                <w:sz w:val="20"/>
-              </w:rPr>
-              <w:t>t Li</w:t>
-            </w:r>
-            <w:r>
-              <w:rPr>
-                <w:b/>
-                <w:color w:val="FFFFFF"/>
-                <w:sz w:val="20"/>
-              </w:rPr>
-              <w:t>ệ</w:t>
-            </w:r>
-            <w:r>
-              <w:rPr>
-                <w:b/>
-                <w:color w:val="FFFFFF"/>
-                <w:sz w:val="20"/>
-              </w:rPr>
-              <w:t>u</w:t>
+              <w:t>Thông Số Bền Vật Liệu</w:t>
             </w:r>
           </w:p>
         </w:tc>
@@ -5237,23 +3030,7 @@
                 <w:color w:val="FFFFFF"/>
                 <w:sz w:val="20"/>
               </w:rPr>
-              <w:t>Th</w:t>
-            </w:r>
-            <w:r>
-              <w:rPr>
-                <w:b/>
-                <w:color w:val="FFFFFF"/>
-                <w:sz w:val="20"/>
-              </w:rPr>
-              <w:t>ứ</w:t>
-            </w:r>
-            <w:r>
-              <w:rPr>
-                <w:b/>
-                <w:color w:val="FFFFFF"/>
-                <w:sz w:val="20"/>
-              </w:rPr>
-              <w:t>c</w:t>
+              <w:t>Thức</w:t>
             </w:r>
             <w:proofErr w:type="spellEnd"/>
           </w:p>
@@ -5279,15 +3056,7 @@
                 <w:color w:val="FFFFFF"/>
                 <w:sz w:val="20"/>
               </w:rPr>
-              <w:t>Giá Tr</w:t>
-            </w:r>
-            <w:r>
-              <w:rPr>
-                <w:b/>
-                <w:color w:val="FFFFFF"/>
-                <w:sz w:val="20"/>
-              </w:rPr>
-              <w:t>ị</w:t>
+              <w:t>Giá Trị</w:t>
             </w:r>
           </w:p>
         </w:tc>
@@ -5312,23 +3081,7 @@
                 <w:color w:val="FFFFFF"/>
                 <w:sz w:val="20"/>
               </w:rPr>
-              <w:t>Đơn V</w:t>
-            </w:r>
-            <w:r>
-              <w:rPr>
-                <w:b/>
-                <w:color w:val="FFFFFF"/>
-                <w:sz w:val="20"/>
-              </w:rPr>
-              <w:t>ị</w:t>
-            </w:r>
-            <w:r>
-              <w:rPr>
-                <w:b/>
-                <w:color w:val="FFFFFF"/>
-                <w:sz w:val="20"/>
-              </w:rPr>
-              <w:t xml:space="preserve"> &amp; Ý Nghĩa</w:t>
+              <w:t>Đơn Vị &amp; Ý Nghĩa</w:t>
             </w:r>
           </w:p>
         </w:tc>
@@ -5353,79 +3106,7 @@
               <w:rPr>
                 <w:sz w:val="19"/>
               </w:rPr>
-              <w:t>Gi</w:t>
-            </w:r>
-            <w:r>
-              <w:rPr>
-                <w:sz w:val="19"/>
-              </w:rPr>
-              <w:t>ớ</w:t>
-            </w:r>
-            <w:r>
-              <w:rPr>
-                <w:sz w:val="19"/>
-              </w:rPr>
-              <w:t>i h</w:t>
-            </w:r>
-            <w:r>
-              <w:rPr>
-                <w:sz w:val="19"/>
-              </w:rPr>
-              <w:t>ạ</w:t>
-            </w:r>
-            <w:r>
-              <w:rPr>
-                <w:sz w:val="19"/>
-              </w:rPr>
-              <w:t>n m</w:t>
-            </w:r>
-            <w:r>
-              <w:rPr>
-                <w:sz w:val="19"/>
-              </w:rPr>
-              <w:t>ỏ</w:t>
-            </w:r>
-            <w:r>
-              <w:rPr>
-                <w:sz w:val="19"/>
-              </w:rPr>
-              <w:t>i u</w:t>
-            </w:r>
-            <w:r>
-              <w:rPr>
-                <w:sz w:val="19"/>
-              </w:rPr>
-              <w:t>ố</w:t>
-            </w:r>
-            <w:r>
-              <w:rPr>
-                <w:sz w:val="19"/>
-              </w:rPr>
-              <w:t>n cơ s</w:t>
-            </w:r>
-            <w:r>
-              <w:rPr>
-                <w:sz w:val="19"/>
-              </w:rPr>
-              <w:t>ở</w:t>
-            </w:r>
-            <w:r>
-              <w:rPr>
-                <w:sz w:val="19"/>
-              </w:rPr>
-              <w:t xml:space="preserve"> phôi chu</w:t>
-            </w:r>
-            <w:r>
-              <w:rPr>
-                <w:sz w:val="19"/>
-              </w:rPr>
-              <w:t>ẩ</w:t>
-            </w:r>
-            <w:r>
-              <w:rPr>
-                <w:sz w:val="19"/>
-              </w:rPr>
-              <w:t>n</w:t>
+              <w:t>Giới hạn mỏi uốn cơ sở phôi chuẩn</w:t>
             </w:r>
           </w:p>
         </w:tc>
@@ -5514,43 +3195,7 @@
               <w:rPr>
                 <w:sz w:val="19"/>
               </w:rPr>
-              <w:t>H</w:t>
-            </w:r>
-            <w:r>
-              <w:rPr>
-                <w:sz w:val="19"/>
-              </w:rPr>
-              <w:t>ệ</w:t>
-            </w:r>
-            <w:r>
-              <w:rPr>
-                <w:sz w:val="19"/>
-              </w:rPr>
-              <w:t xml:space="preserve"> s</w:t>
-            </w:r>
-            <w:r>
-              <w:rPr>
-                <w:sz w:val="19"/>
-              </w:rPr>
-              <w:t>ố</w:t>
-            </w:r>
-            <w:r>
-              <w:rPr>
-                <w:sz w:val="19"/>
-              </w:rPr>
-              <w:t xml:space="preserve"> kích thư</w:t>
-            </w:r>
-            <w:r>
-              <w:rPr>
-                <w:sz w:val="19"/>
-              </w:rPr>
-              <w:t>ớ</w:t>
-            </w:r>
-            <w:r>
-              <w:rPr>
-                <w:sz w:val="19"/>
-              </w:rPr>
-              <w:t>c mô đun</w:t>
+              <w:t>Hệ số kích thước mô đun</w:t>
             </w:r>
           </w:p>
         </w:tc>
@@ -5614,55 +3259,7 @@
               <w:rPr>
                 <w:sz w:val="19"/>
               </w:rPr>
-              <w:t>Chi</w:t>
-            </w:r>
-            <w:r>
-              <w:rPr>
-                <w:sz w:val="19"/>
-              </w:rPr>
-              <w:t>ế</w:t>
-            </w:r>
-            <w:r>
-              <w:rPr>
-                <w:sz w:val="19"/>
-              </w:rPr>
-              <w:t>t gi</w:t>
-            </w:r>
-            <w:r>
-              <w:rPr>
-                <w:sz w:val="19"/>
-              </w:rPr>
-              <w:t>ả</w:t>
-            </w:r>
-            <w:r>
-              <w:rPr>
-                <w:sz w:val="19"/>
-              </w:rPr>
-              <w:t>m 7% do kích thư</w:t>
-            </w:r>
-            <w:r>
-              <w:rPr>
-                <w:sz w:val="19"/>
-              </w:rPr>
-              <w:t>ớ</w:t>
-            </w:r>
-            <w:r>
-              <w:rPr>
-                <w:sz w:val="19"/>
-              </w:rPr>
-              <w:t>c mn = 12 mm l</w:t>
-            </w:r>
-            <w:r>
-              <w:rPr>
-                <w:sz w:val="19"/>
-              </w:rPr>
-              <w:t>ớ</w:t>
-            </w:r>
-            <w:r>
-              <w:rPr>
-                <w:sz w:val="19"/>
-              </w:rPr>
-              <w:t>n</w:t>
+              <w:t>Chiết giảm 7% do kích thước mn = 12 mm lớn</w:t>
             </w:r>
           </w:p>
         </w:tc>
@@ -5687,67 +3284,7 @@
               <w:rPr>
                 <w:sz w:val="19"/>
               </w:rPr>
-              <w:t>H</w:t>
-            </w:r>
-            <w:r>
-              <w:rPr>
-                <w:sz w:val="19"/>
-              </w:rPr>
-              <w:t>ệ</w:t>
-            </w:r>
-            <w:r>
-              <w:rPr>
-                <w:sz w:val="19"/>
-              </w:rPr>
-              <w:t xml:space="preserve"> s</w:t>
-            </w:r>
-            <w:r>
-              <w:rPr>
-                <w:sz w:val="19"/>
-              </w:rPr>
-              <w:t>ố</w:t>
-            </w:r>
-            <w:r>
-              <w:rPr>
-                <w:sz w:val="19"/>
-              </w:rPr>
-              <w:t xml:space="preserve"> nhám b</w:t>
-            </w:r>
-            <w:r>
-              <w:rPr>
-                <w:sz w:val="19"/>
-              </w:rPr>
-              <w:t>ề</w:t>
-            </w:r>
-            <w:r>
-              <w:rPr>
-                <w:sz w:val="19"/>
-              </w:rPr>
-              <w:t xml:space="preserve"> m</w:t>
-            </w:r>
-            <w:r>
-              <w:rPr>
-                <w:sz w:val="19"/>
-              </w:rPr>
-              <w:t>ặ</w:t>
-            </w:r>
-            <w:r>
-              <w:rPr>
-                <w:sz w:val="19"/>
-              </w:rPr>
-              <w:t>t góc lư</w:t>
-            </w:r>
-            <w:r>
-              <w:rPr>
-                <w:sz w:val="19"/>
-              </w:rPr>
-              <w:t>ợ</w:t>
-            </w:r>
-            <w:r>
-              <w:rPr>
-                <w:sz w:val="19"/>
-              </w:rPr>
-              <w:t>n chân răng</w:t>
+              <w:t>Hệ số nhám bề mặt góc lượn chân răng</w:t>
             </w:r>
           </w:p>
         </w:tc>
@@ -5858,91 +3395,7 @@
               <w:rPr>
                 <w:sz w:val="19"/>
               </w:rPr>
-              <w:t>H</w:t>
-            </w:r>
-            <w:r>
-              <w:rPr>
-                <w:sz w:val="19"/>
-              </w:rPr>
-              <w:t>ệ</w:t>
-            </w:r>
-            <w:r>
-              <w:rPr>
-                <w:sz w:val="19"/>
-              </w:rPr>
-              <w:t xml:space="preserve"> s</w:t>
-            </w:r>
-            <w:r>
-              <w:rPr>
-                <w:sz w:val="19"/>
-              </w:rPr>
-              <w:t>ố</w:t>
-            </w:r>
-            <w:r>
-              <w:rPr>
-                <w:sz w:val="19"/>
-              </w:rPr>
-              <w:t xml:space="preserve"> nh</w:t>
-            </w:r>
-            <w:r>
-              <w:rPr>
-                <w:sz w:val="19"/>
-              </w:rPr>
-              <w:t>ạ</w:t>
-            </w:r>
-            <w:r>
-              <w:rPr>
-                <w:sz w:val="19"/>
-              </w:rPr>
-              <w:t>y c</w:t>
-            </w:r>
-            <w:r>
-              <w:rPr>
-                <w:sz w:val="19"/>
-              </w:rPr>
-              <w:t>ả</w:t>
-            </w:r>
-            <w:r>
-              <w:rPr>
-                <w:sz w:val="19"/>
-              </w:rPr>
-              <w:t>m t</w:t>
-            </w:r>
-            <w:r>
-              <w:rPr>
-                <w:sz w:val="19"/>
-              </w:rPr>
-              <w:t>ậ</w:t>
-            </w:r>
-            <w:r>
-              <w:rPr>
-                <w:sz w:val="19"/>
-              </w:rPr>
-              <w:t xml:space="preserve">p trung </w:t>
-            </w:r>
-            <w:r>
-              <w:rPr>
-                <w:sz w:val="19"/>
-              </w:rPr>
-              <w:t>ứ</w:t>
-            </w:r>
-            <w:r>
-              <w:rPr>
-                <w:sz w:val="19"/>
-              </w:rPr>
-              <w:t>ng su</w:t>
-            </w:r>
-            <w:r>
-              <w:rPr>
-                <w:sz w:val="19"/>
-              </w:rPr>
-              <w:t>ấ</w:t>
-            </w:r>
-            <w:r>
-              <w:rPr>
-                <w:sz w:val="19"/>
-              </w:rPr>
-              <w:t>t</w:t>
+              <w:t>Hệ số nhạy cảm tập trung ứng suất</w:t>
             </w:r>
           </w:p>
         </w:tc>
@@ -6002,77 +3455,75 @@
             </w:tcMar>
           </w:tcPr>
           <w:p>
+            <w:proofErr w:type="spellStart"/>
             <w:r>
               <w:rPr>
                 <w:sz w:val="19"/>
               </w:rPr>
-              <w:t>Đ</w:t>
-            </w:r>
+              <w:t>Đặc</w:t>
+            </w:r>
+            <w:proofErr w:type="spellEnd"/>
             <w:r>
               <w:rPr>
                 <w:sz w:val="19"/>
               </w:rPr>
-              <w:t>ặ</w:t>
-            </w:r>
+              <w:t xml:space="preserve"> </w:t>
+            </w:r>
+            <w:proofErr w:type="spellStart"/>
             <w:r>
               <w:rPr>
                 <w:sz w:val="19"/>
               </w:rPr>
-              <w:t xml:space="preserve">c </w:t>
-            </w:r>
+              <w:t>tính</w:t>
+            </w:r>
+            <w:proofErr w:type="spellEnd"/>
             <w:r>
               <w:rPr>
                 <w:sz w:val="19"/>
               </w:rPr>
-              <w:t>tính nh</w:t>
-            </w:r>
+              <w:t xml:space="preserve"> </w:t>
+            </w:r>
+            <w:proofErr w:type="spellStart"/>
             <w:r>
               <w:rPr>
                 <w:sz w:val="19"/>
               </w:rPr>
-              <w:t>ạ</w:t>
-            </w:r>
+              <w:t>nhạy</w:t>
+            </w:r>
+            <w:proofErr w:type="spellEnd"/>
             <w:r>
               <w:rPr>
                 <w:sz w:val="19"/>
               </w:rPr>
-              <w:t>y c</w:t>
-            </w:r>
+              <w:t xml:space="preserve"> </w:t>
+            </w:r>
+            <w:proofErr w:type="spellStart"/>
             <w:r>
               <w:rPr>
                 <w:sz w:val="19"/>
               </w:rPr>
-              <w:t>ả</w:t>
-            </w:r>
+              <w:t>vật</w:t>
+            </w:r>
+            <w:proofErr w:type="spellEnd"/>
             <w:r>
               <w:rPr>
                 <w:sz w:val="19"/>
               </w:rPr>
-              <w:t>m rãnh khía v</w:t>
-            </w:r>
+              <w:t xml:space="preserve"> </w:t>
+            </w:r>
+            <w:proofErr w:type="spellStart"/>
             <w:r>
               <w:rPr>
                 <w:sz w:val="19"/>
               </w:rPr>
-              <w:t>ậ</w:t>
-            </w:r>
+              <w:t>liệu</w:t>
+            </w:r>
+            <w:proofErr w:type="spellEnd"/>
             <w:r>
               <w:rPr>
                 <w:sz w:val="19"/>
               </w:rPr>
-              <w:t>t li</w:t>
-            </w:r>
-            <w:r>
-              <w:rPr>
-                <w:sz w:val="19"/>
-              </w:rPr>
-              <w:t>ệ</w:t>
-            </w:r>
-            <w:r>
-              <w:rPr>
-                <w:sz w:val="19"/>
-              </w:rPr>
-              <w:t>u SCM420</w:t>
+              <w:t xml:space="preserve"> SCM420</w:t>
             </w:r>
           </w:p>
         </w:tc>
@@ -6097,79 +3548,7 @@
               <w:rPr>
                 <w:sz w:val="19"/>
               </w:rPr>
-              <w:t>H</w:t>
-            </w:r>
-            <w:r>
-              <w:rPr>
-                <w:sz w:val="19"/>
-              </w:rPr>
-              <w:t>ệ</w:t>
-            </w:r>
-            <w:r>
-              <w:rPr>
-                <w:sz w:val="19"/>
-              </w:rPr>
-              <w:t xml:space="preserve"> s</w:t>
-            </w:r>
-            <w:r>
-              <w:rPr>
-                <w:sz w:val="19"/>
-              </w:rPr>
-              <w:t>ố</w:t>
-            </w:r>
-            <w:r>
-              <w:rPr>
-                <w:sz w:val="19"/>
-              </w:rPr>
-              <w:t xml:space="preserve"> tu</w:t>
-            </w:r>
-            <w:r>
-              <w:rPr>
-                <w:sz w:val="19"/>
-              </w:rPr>
-              <w:t>ổ</w:t>
-            </w:r>
-            <w:r>
-              <w:rPr>
-                <w:sz w:val="19"/>
-              </w:rPr>
-              <w:t>i th</w:t>
-            </w:r>
-            <w:r>
-              <w:rPr>
-                <w:sz w:val="19"/>
-              </w:rPr>
-              <w:t>ọ</w:t>
-            </w:r>
-            <w:r>
-              <w:rPr>
-                <w:sz w:val="19"/>
-              </w:rPr>
-              <w:t xml:space="preserve"> m</w:t>
-            </w:r>
-            <w:r>
-              <w:rPr>
-                <w:sz w:val="19"/>
-              </w:rPr>
-              <w:t>ỏ</w:t>
-            </w:r>
-            <w:r>
-              <w:rPr>
-                <w:sz w:val="19"/>
-              </w:rPr>
-              <w:t>i u</w:t>
-            </w:r>
-            <w:r>
-              <w:rPr>
-                <w:sz w:val="19"/>
-              </w:rPr>
-              <w:t>ố</w:t>
-            </w:r>
-            <w:r>
-              <w:rPr>
-                <w:sz w:val="19"/>
-              </w:rPr>
-              <w:t>n</w:t>
+              <w:t>Hệ số tuổi thọ mỏi uốn</w:t>
             </w:r>
           </w:p>
         </w:tc>
@@ -6233,73 +3612,7 @@
               <w:rPr>
                 <w:sz w:val="19"/>
               </w:rPr>
-              <w:t>Tu</w:t>
-            </w:r>
-            <w:r>
-              <w:rPr>
-                <w:sz w:val="19"/>
-              </w:rPr>
-              <w:t>ổ</w:t>
-            </w:r>
-            <w:r>
-              <w:rPr>
-                <w:sz w:val="19"/>
-              </w:rPr>
-              <w:t>i th</w:t>
-            </w:r>
-            <w:r>
-              <w:rPr>
-                <w:sz w:val="19"/>
-              </w:rPr>
-              <w:t>ọ</w:t>
-            </w:r>
-            <w:r>
-              <w:rPr>
-                <w:sz w:val="19"/>
-              </w:rPr>
-              <w:t xml:space="preserve"> thi</w:t>
-            </w:r>
-            <w:r>
-              <w:rPr>
-                <w:sz w:val="19"/>
-              </w:rPr>
-              <w:t>ế</w:t>
-            </w:r>
-            <w:r>
-              <w:rPr>
-                <w:sz w:val="19"/>
-              </w:rPr>
-              <w:t>t k</w:t>
-            </w:r>
-            <w:r>
-              <w:rPr>
-                <w:sz w:val="19"/>
-              </w:rPr>
-              <w:t>ế</w:t>
-            </w:r>
-            <w:r>
-              <w:rPr>
-                <w:sz w:val="19"/>
-              </w:rPr>
-              <w:t xml:space="preserve"> dài h</w:t>
-            </w:r>
-            <w:r>
-              <w:rPr>
-                <w:sz w:val="19"/>
-              </w:rPr>
-              <w:t>ạ</w:t>
-            </w:r>
-            <w:r>
-              <w:rPr>
-                <w:sz w:val="19"/>
-              </w:rPr>
-              <w:t>n NL &gt; 3.10^6 chu k</w:t>
-            </w:r>
-            <w:r>
-              <w:rPr>
-                <w:sz w:val="19"/>
-              </w:rPr>
-              <w:t>ỳ</w:t>
+              <w:t>Tuổi thọ thiết kế dài hạn NL &gt; 3.10^6 chu kỳ</w:t>
             </w:r>
           </w:p>
         </w:tc>
@@ -6324,55 +3637,7 @@
               <w:rPr>
                 <w:sz w:val="19"/>
               </w:rPr>
-              <w:t>H</w:t>
-            </w:r>
-            <w:r>
-              <w:rPr>
-                <w:sz w:val="19"/>
-              </w:rPr>
-              <w:t>ệ</w:t>
-            </w:r>
-            <w:r>
-              <w:rPr>
-                <w:sz w:val="19"/>
-              </w:rPr>
-              <w:t xml:space="preserve"> s</w:t>
-            </w:r>
-            <w:r>
-              <w:rPr>
-                <w:sz w:val="19"/>
-              </w:rPr>
-              <w:t>ố</w:t>
-            </w:r>
-            <w:r>
-              <w:rPr>
-                <w:sz w:val="19"/>
-              </w:rPr>
-              <w:t xml:space="preserve"> đ</w:t>
-            </w:r>
-            <w:r>
-              <w:rPr>
-                <w:sz w:val="19"/>
-              </w:rPr>
-              <w:t>ả</w:t>
-            </w:r>
-            <w:r>
-              <w:rPr>
-                <w:sz w:val="19"/>
-              </w:rPr>
-              <w:t>o chi</w:t>
-            </w:r>
-            <w:r>
-              <w:rPr>
-                <w:sz w:val="19"/>
-              </w:rPr>
-              <w:t>ề</w:t>
-            </w:r>
-            <w:r>
-              <w:rPr>
-                <w:sz w:val="19"/>
-              </w:rPr>
-              <w:t>u quay</w:t>
+              <w:t>Hệ số đảo chiều quay</w:t>
             </w:r>
           </w:p>
         </w:tc>
@@ -6436,68 +3701,30 @@
               <w:rPr>
                 <w:sz w:val="19"/>
               </w:rPr>
-              <w:t>B</w:t>
-            </w:r>
+              <w:t xml:space="preserve">Bộ </w:t>
+            </w:r>
+            <w:proofErr w:type="spellStart"/>
             <w:r>
               <w:rPr>
                 <w:sz w:val="19"/>
               </w:rPr>
-              <w:t>ộ</w:t>
-            </w:r>
+              <w:t>truyền</w:t>
+            </w:r>
+            <w:proofErr w:type="spellEnd"/>
             <w:r>
               <w:rPr>
                 <w:sz w:val="19"/>
               </w:rPr>
-              <w:t xml:space="preserve"> truy</w:t>
-            </w:r>
+              <w:t xml:space="preserve"> quay 1 </w:t>
+            </w:r>
+            <w:proofErr w:type="spellStart"/>
             <w:r>
               <w:rPr>
                 <w:sz w:val="19"/>
               </w:rPr>
-              <w:t>ề</w:t>
-            </w:r>
-            <w:r>
-              <w:rPr>
-                <w:sz w:val="19"/>
-              </w:rPr>
-              <w:t>n quay 1 chi</w:t>
-            </w:r>
-            <w:r>
-              <w:rPr>
-                <w:sz w:val="19"/>
-              </w:rPr>
-              <w:t>ề</w:t>
-            </w:r>
-            <w:r>
-              <w:rPr>
-                <w:sz w:val="19"/>
-              </w:rPr>
-              <w:t>u không đ</w:t>
-            </w:r>
-            <w:r>
-              <w:rPr>
-                <w:sz w:val="19"/>
-              </w:rPr>
-              <w:t>ả</w:t>
-            </w:r>
-            <w:r>
-              <w:rPr>
-                <w:sz w:val="19"/>
-              </w:rPr>
-              <w:t>o t</w:t>
-            </w:r>
-            <w:r>
-              <w:rPr>
-                <w:sz w:val="19"/>
-              </w:rPr>
-              <w:t>ả</w:t>
-            </w:r>
-            <w:r>
-              <w:rPr>
-                <w:sz w:val="19"/>
-              </w:rPr>
-              <w:t>i</w:t>
-            </w:r>
+              <w:t>chiều</w:t>
+            </w:r>
+            <w:proofErr w:type="spellEnd"/>
           </w:p>
         </w:tc>
       </w:tr>
@@ -6521,98 +3748,7 @@
               <w:rPr>
                 <w:sz w:val="19"/>
               </w:rPr>
-              <w:t>KH</w:t>
-            </w:r>
-            <w:r>
-              <w:rPr>
-                <w:sz w:val="19"/>
-              </w:rPr>
-              <w:t>Ả</w:t>
-            </w:r>
-            <w:r>
-              <w:rPr>
-                <w:sz w:val="19"/>
-              </w:rPr>
-              <w:t xml:space="preserve"> NĂNG CH</w:t>
-            </w:r>
-            <w:r>
-              <w:rPr>
-                <w:sz w:val="19"/>
-              </w:rPr>
-              <w:t>Ị</w:t>
-            </w:r>
-            <w:r>
-              <w:rPr>
-                <w:sz w:val="19"/>
-              </w:rPr>
-              <w:t>U U</w:t>
-            </w:r>
-            <w:r>
-              <w:rPr>
-                <w:sz w:val="19"/>
-              </w:rPr>
-              <w:t>Ố</w:t>
-            </w:r>
-            <w:r>
-              <w:rPr>
-                <w:sz w:val="19"/>
-              </w:rPr>
-              <w:t>N M</w:t>
-            </w:r>
-            <w:r>
-              <w:rPr>
-                <w:sz w:val="19"/>
-              </w:rPr>
-              <w:t>Ỏ</w:t>
-            </w:r>
-            <w:r>
-              <w:rPr>
-                <w:sz w:val="19"/>
-              </w:rPr>
-              <w:t>I TH</w:t>
-            </w:r>
-            <w:r>
-              <w:rPr>
-                <w:sz w:val="19"/>
-              </w:rPr>
-              <w:t>Ự</w:t>
-            </w:r>
-            <w:r>
-              <w:rPr>
-                <w:sz w:val="19"/>
-              </w:rPr>
-              <w:t>C T</w:t>
-            </w:r>
-            <w:r>
-              <w:rPr>
-                <w:sz w:val="19"/>
-              </w:rPr>
-              <w:t>Ế</w:t>
-            </w:r>
-            <w:r>
-              <w:rPr>
-                <w:sz w:val="19"/>
-              </w:rPr>
-              <w:t xml:space="preserve"> </w:t>
-            </w:r>
-            <w:r>
-              <w:rPr>
-                <w:sz w:val="19"/>
-              </w:rPr>
-              <w:lastRenderedPageBreak/>
-              <w:t>C</w:t>
-            </w:r>
-            <w:r>
-              <w:rPr>
-                <w:sz w:val="19"/>
-              </w:rPr>
-              <w:t>Ủ</w:t>
-            </w:r>
-            <w:r>
-              <w:rPr>
-                <w:sz w:val="19"/>
-              </w:rPr>
-              <w:t>A RĂNG</w:t>
+              <w:t>KHẢ NĂNG CHỊU UỐN MỎI THỰC TẾ CỦA RĂNG</w:t>
             </w:r>
           </w:p>
         </w:tc>
@@ -6632,21 +3768,7 @@
               <w:rPr>
                 <w:sz w:val="19"/>
               </w:rPr>
-              <w:lastRenderedPageBreak/>
-              <w:t>σFG = σFlim * YX * YR * Yδ *</w:t>
-            </w:r>
-            <w:r>
-              <w:rPr>
-                <w:sz w:val="19"/>
-              </w:rPr>
-              <w:t xml:space="preserve"> YNT </w:t>
-            </w:r>
-            <w:r>
-              <w:rPr>
-                <w:sz w:val="19"/>
-              </w:rPr>
-              <w:lastRenderedPageBreak/>
-              <w:t>* YA</w:t>
+              <w:t>σFG = σFlim * YX * YR * Yδ * YNT * YA</w:t>
             </w:r>
           </w:p>
         </w:tc>
@@ -6670,7 +3792,6 @@
                 <w:b/>
                 <w:sz w:val="19"/>
               </w:rPr>
-              <w:lastRenderedPageBreak/>
               <w:t>633.50</w:t>
             </w:r>
           </w:p>
@@ -6691,74 +3812,7 @@
               <w:rPr>
                 <w:sz w:val="19"/>
               </w:rPr>
-              <w:t>MPa (NGƯ</w:t>
-            </w:r>
-            <w:r>
-              <w:rPr>
-                <w:sz w:val="19"/>
-              </w:rPr>
-              <w:t>Ỡ</w:t>
-            </w:r>
-            <w:r>
-              <w:rPr>
-                <w:sz w:val="19"/>
-              </w:rPr>
-              <w:t xml:space="preserve">NG </w:t>
-            </w:r>
-            <w:r>
-              <w:rPr>
-                <w:sz w:val="19"/>
-              </w:rPr>
-              <w:lastRenderedPageBreak/>
-              <w:t>CH</w:t>
-            </w:r>
-            <w:r>
-              <w:rPr>
-                <w:sz w:val="19"/>
-              </w:rPr>
-              <w:t>Ị</w:t>
-            </w:r>
-            <w:r>
-              <w:rPr>
-                <w:sz w:val="19"/>
-              </w:rPr>
-              <w:t>U M</w:t>
-            </w:r>
-            <w:r>
-              <w:rPr>
-                <w:sz w:val="19"/>
-              </w:rPr>
-              <w:t>Ỏ</w:t>
-            </w:r>
-            <w:r>
-              <w:rPr>
-                <w:sz w:val="19"/>
-              </w:rPr>
-              <w:t>I GI</w:t>
-            </w:r>
-            <w:r>
-              <w:rPr>
-                <w:sz w:val="19"/>
-              </w:rPr>
-              <w:t>Ớ</w:t>
-            </w:r>
-            <w:r>
-              <w:rPr>
-                <w:sz w:val="19"/>
-              </w:rPr>
-              <w:t>I H</w:t>
-            </w:r>
-            <w:r>
-              <w:rPr>
-                <w:sz w:val="19"/>
-              </w:rPr>
-              <w:t>Ạ</w:t>
-            </w:r>
-            <w:r>
-              <w:rPr>
-                <w:sz w:val="19"/>
-              </w:rPr>
-              <w:t>N)</w:t>
+              <w:t>MPa (NGƯỠNG CHỊU MỎI GIỚI HẠN)</w:t>
             </w:r>
           </w:p>
         </w:tc>
@@ -6775,136 +3829,13 @@
           <w:sz w:val="26"/>
         </w:rPr>
         <w:lastRenderedPageBreak/>
-        <w:t>5. K</w:t>
-      </w:r>
-      <w:r>
-        <w:rPr>
-          <w:b/>
-          <w:color w:val="1E3A8A"/>
-          <w:sz w:val="26"/>
-        </w:rPr>
-        <w:t>Ế</w:t>
-      </w:r>
-      <w:r>
-        <w:rPr>
-          <w:b/>
-          <w:color w:val="1E3A8A"/>
-          <w:sz w:val="26"/>
-        </w:rPr>
-        <w:t>T QU</w:t>
-      </w:r>
-      <w:r>
-        <w:rPr>
-          <w:b/>
-          <w:color w:val="1E3A8A"/>
-          <w:sz w:val="26"/>
-        </w:rPr>
-        <w:t>Ả</w:t>
-      </w:r>
-      <w:r>
-        <w:rPr>
-          <w:b/>
-          <w:color w:val="1E3A8A"/>
-          <w:sz w:val="26"/>
-        </w:rPr>
-        <w:t xml:space="preserve"> TÍNH TOÁN </w:t>
-      </w:r>
-      <w:r>
-        <w:rPr>
-          <w:b/>
-          <w:color w:val="1E3A8A"/>
-          <w:sz w:val="26"/>
-        </w:rPr>
-        <w:t>Ứ</w:t>
-      </w:r>
-      <w:r>
-        <w:rPr>
-          <w:b/>
-          <w:color w:val="1E3A8A"/>
-          <w:sz w:val="26"/>
-        </w:rPr>
-        <w:t>NG SU</w:t>
-      </w:r>
-      <w:r>
-        <w:rPr>
-          <w:b/>
-          <w:color w:val="1E3A8A"/>
-          <w:sz w:val="26"/>
-        </w:rPr>
-        <w:t>Ấ</w:t>
-      </w:r>
-      <w:r>
-        <w:rPr>
-          <w:b/>
-          <w:color w:val="1E3A8A"/>
-          <w:sz w:val="26"/>
-        </w:rPr>
-        <w:t>T U</w:t>
-      </w:r>
-      <w:r>
-        <w:rPr>
-          <w:b/>
-          <w:color w:val="1E3A8A"/>
-          <w:sz w:val="26"/>
-        </w:rPr>
-        <w:t>Ố</w:t>
-      </w:r>
-      <w:r>
-        <w:rPr>
-          <w:b/>
-          <w:color w:val="1E3A8A"/>
-          <w:sz w:val="26"/>
-        </w:rPr>
-        <w:t>N &amp; H</w:t>
-      </w:r>
-      <w:r>
-        <w:rPr>
-          <w:b/>
-          <w:color w:val="1E3A8A"/>
-          <w:sz w:val="26"/>
-        </w:rPr>
-        <w:t>Ệ</w:t>
-      </w:r>
-      <w:r>
-        <w:rPr>
-          <w:b/>
-          <w:color w:val="1E3A8A"/>
-          <w:sz w:val="26"/>
-        </w:rPr>
-        <w:t xml:space="preserve"> S</w:t>
-      </w:r>
-      <w:r>
-        <w:rPr>
-          <w:b/>
-          <w:color w:val="1E3A8A"/>
-          <w:sz w:val="26"/>
-        </w:rPr>
-        <w:t>Ố</w:t>
-      </w:r>
-      <w:r>
-        <w:rPr>
-          <w:b/>
-          <w:color w:val="1E3A8A"/>
-          <w:sz w:val="26"/>
-        </w:rPr>
-        <w:t xml:space="preserve"> AN TOÀN S_F </w:t>
-      </w:r>
-      <w:r>
-        <w:rPr>
-          <w:b/>
-          <w:color w:val="1E3A8A"/>
-          <w:sz w:val="26"/>
-        </w:rPr>
-        <w:t>(KA = 1.50)</w:t>
+        <w:t>5. KẾT QUẢ TÍNH TOÁN ỨNG SUẤT UỐN &amp; HỆ SỐ AN TOÀN S_F (KA = 1.50)</w:t>
       </w:r>
     </w:p>
     <w:p>
       <w:proofErr w:type="spellStart"/>
       <w:r>
-        <w:t>Ứ</w:t>
-      </w:r>
-      <w:r>
-        <w:t>ng</w:t>
+        <w:t>Ứng</w:t>
       </w:r>
       <w:proofErr w:type="spellEnd"/>
       <w:r>
@@ -6912,13 +3843,7 @@
       </w:r>
       <w:proofErr w:type="spellStart"/>
       <w:r>
-        <w:t>su</w:t>
-      </w:r>
-      <w:r>
-        <w:t>ấ</w:t>
-      </w:r>
-      <w:r>
-        <w:t>t</w:t>
+        <w:t>suất</w:t>
       </w:r>
       <w:proofErr w:type="spellEnd"/>
       <w:r>
@@ -6926,13 +3851,7 @@
       </w:r>
       <w:proofErr w:type="spellStart"/>
       <w:r>
-        <w:t>u</w:t>
-      </w:r>
-      <w:r>
-        <w:t>ố</w:t>
-      </w:r>
-      <w:r>
-        <w:t>n</w:t>
+        <w:t>uốn</w:t>
       </w:r>
       <w:proofErr w:type="spellEnd"/>
       <w:r>
@@ -6940,1526 +3859,917 @@
       </w:r>
       <w:proofErr w:type="spellStart"/>
       <w:r>
-        <w:t>th</w:t>
-      </w:r>
-      <w:r>
-        <w:t>ự</w:t>
-      </w:r>
-      <w:r>
-        <w:t>c</w:t>
+        <w:t>thực</w:t>
       </w:r>
       <w:proofErr w:type="spellEnd"/>
       <w:r>
-        <w:t xml:space="preserve"> t</w:t>
+        <w:t xml:space="preserve"> tế tại chân răng được xác định theo công </w:t>
       </w:r>
+      <w:proofErr w:type="spellStart"/>
       <w:r>
-        <w:t>ế</w:t>
+        <w:t>thức</w:t>
       </w:r>
+      <w:proofErr w:type="spellEnd"/>
       <w:r>
-        <w:t xml:space="preserve"> t</w:t>
-      </w:r>
-      <w:r>
-        <w:t>ạ</w:t>
-      </w:r>
-      <w:r>
-        <w:t>i chân răng đư</w:t>
-      </w:r>
-      <w:r>
-        <w:t>ợ</w:t>
-      </w:r>
-      <w:r>
-        <w:t>c xác đ</w:t>
-      </w:r>
-      <w:r>
-        <w:t>ị</w:t>
-      </w:r>
-      <w:r>
-        <w:t>nh theo công th</w:t>
-      </w:r>
-      <w:r>
-        <w:t>ứ</w:t>
-      </w:r>
-      <w:r>
-        <w:t>c ISO 6336-3: σF = σF0 * KF = σF0 * (KA * Kv * KFβ * KFα).</w:t>
+        <w:t>: σF = σF0 * KF = σF0 * (KA * Kv * KFβ * KFα).</w:t>
       </w:r>
       <w:r>
         <w:br/>
-        <w:t>V</w:t>
+        <w:t xml:space="preserve">Với Kv = 1.001 (do vận tốc vòng rất thấp v = 0.52 m/s) và KFα = 1.000 (răng nghiêng mài chuẩn), bảng dưới đây tổng hợp kết quả tính toán ứng suất uốn cho cả 2 trường hợp lắp đặt thực </w:t>
       </w:r>
+      <w:proofErr w:type="gramStart"/>
       <w:r>
-        <w:t>ớ</w:t>
+        <w:t>tế :</w:t>
       </w:r>
+      <w:proofErr w:type="gramEnd"/>
       <w:r>
-        <w:t>i Kv = 1.001 (do v</w:t>
+        <w:t xml:space="preserve"> Trường </w:t>
       </w:r>
+      <w:proofErr w:type="spellStart"/>
       <w:r>
-        <w:t>ậ</w:t>
+        <w:t>hợp</w:t>
       </w:r>
-      <w:r>
-        <w:t>n t</w:t>
-      </w:r>
-      <w:r>
-        <w:t>ố</w:t>
-      </w:r>
-      <w:r>
-        <w:t>c vòng r</w:t>
-      </w:r>
-      <w:r>
-        <w:t>ấ</w:t>
-      </w:r>
-      <w:r>
-        <w:t>t th</w:t>
-      </w:r>
-      <w:r>
-        <w:t>ấ</w:t>
-      </w:r>
-      <w:r>
-        <w:t>p v = 0.52 m/s) và KFα = 1.000 (răng nghiêng mài chu</w:t>
-      </w:r>
-      <w:r>
-        <w:t>ẩ</w:t>
-      </w:r>
-      <w:r>
-        <w:t>n), b</w:t>
-      </w:r>
-      <w:r>
-        <w:t>ả</w:t>
-      </w:r>
-      <w:r>
-        <w:t>ng dư</w:t>
-      </w:r>
-      <w:r>
-        <w:t>ớ</w:t>
-      </w:r>
-      <w:r>
-        <w:t>i đ</w:t>
-      </w:r>
-      <w:r>
-        <w:t>ây t</w:t>
-      </w:r>
-      <w:r>
-        <w:t>ổ</w:t>
-      </w:r>
-      <w:r>
-        <w:t>ng h</w:t>
-      </w:r>
-      <w:r>
-        <w:t>ợ</w:t>
-      </w:r>
-      <w:r>
-        <w:t>p k</w:t>
-      </w:r>
-      <w:r>
-        <w:t>ế</w:t>
-      </w:r>
-      <w:r>
-        <w:t>t qu</w:t>
-      </w:r>
-      <w:r>
-        <w:t>ả</w:t>
-      </w:r>
-      <w:r>
-        <w:t xml:space="preserve"> tính toán </w:t>
-      </w:r>
-      <w:r>
-        <w:t>ứ</w:t>
-      </w:r>
-      <w:r>
-        <w:t>ng su</w:t>
-      </w:r>
-      <w:r>
-        <w:t>ấ</w:t>
-      </w:r>
-      <w:r>
-        <w:t>t u</w:t>
-      </w:r>
-      <w:r>
-        <w:t>ố</w:t>
-      </w:r>
-      <w:r>
-        <w:t>n cho c</w:t>
-      </w:r>
-      <w:r>
-        <w:t>ả</w:t>
-      </w:r>
-      <w:r>
-        <w:t xml:space="preserve"> 2 trư</w:t>
-      </w:r>
-      <w:r>
-        <w:t>ờ</w:t>
-      </w:r>
-      <w:r>
-        <w:t>ng h</w:t>
-      </w:r>
-      <w:r>
-        <w:t>ợ</w:t>
-      </w:r>
-      <w:r>
-        <w:t>p l</w:t>
-      </w:r>
-      <w:r>
-        <w:t>ắ</w:t>
-      </w:r>
-      <w:r>
-        <w:t>p đ</w:t>
-      </w:r>
-      <w:r>
-        <w:t>ặ</w:t>
-      </w:r>
-      <w:r>
-        <w:t>t th</w:t>
-      </w:r>
-      <w:r>
-        <w:t>ự</w:t>
-      </w:r>
-      <w:r>
-        <w:t>c t</w:t>
-      </w:r>
-      <w:r>
-        <w:t>ế</w:t>
-      </w:r>
-      <w:r>
-        <w:t xml:space="preserve"> c</w:t>
-      </w:r>
-      <w:r>
-        <w:t>ủ</w:t>
-      </w:r>
-      <w:r>
-        <w:t>a xư</w:t>
-      </w:r>
-      <w:r>
-        <w:t>ở</w:t>
-      </w:r>
-      <w:r>
-        <w:t>ng: Trư</w:t>
-      </w:r>
-      <w:r>
-        <w:t>ờ</w:t>
-      </w:r>
-      <w:r>
-        <w:t>ng h</w:t>
-      </w:r>
-      <w:r>
-        <w:t>ợ</w:t>
-      </w:r>
-      <w:r>
-        <w:t>p thi</w:t>
-      </w:r>
-      <w:r>
-        <w:t>ế</w:t>
-      </w:r>
-      <w:r>
-        <w:t>t k</w:t>
-      </w:r>
-      <w:r>
-        <w:t>ế</w:t>
-      </w:r>
+      <w:proofErr w:type="spellEnd"/>
       <w:r>
         <w:t xml:space="preserve"> </w:t>
       </w:r>
       <w:proofErr w:type="spellStart"/>
       <w:r>
-        <w:t>v</w:t>
-      </w:r>
-      <w:r>
-        <w:t>ớ</w:t>
-      </w:r>
-      <w:r>
-        <w:t>i</w:t>
+        <w:t>thiết</w:t>
       </w:r>
       <w:proofErr w:type="spellEnd"/>
       <w:r>
-        <w:t xml:space="preserve"> g</w:t>
+        <w:t xml:space="preserve"> </w:t>
       </w:r>
+      <w:proofErr w:type="spellStart"/>
       <w:r>
-        <w:t>ố</w:t>
+        <w:t>kế</w:t>
       </w:r>
+      <w:proofErr w:type="spellEnd"/>
       <w:r>
-        <w:t>i đ</w:t>
+        <w:t xml:space="preserve"> </w:t>
       </w:r>
+      <w:proofErr w:type="spellStart"/>
       <w:r>
-        <w:t>ỡ</w:t>
+        <w:t>với</w:t>
       </w:r>
+      <w:proofErr w:type="spellEnd"/>
       <w:r>
-        <w:t xml:space="preserve"> đ</w:t>
+        <w:t xml:space="preserve"> </w:t>
       </w:r>
+      <w:proofErr w:type="spellStart"/>
       <w:r>
-        <w:t>ố</w:t>
+        <w:t>gối</w:t>
       </w:r>
+      <w:proofErr w:type="spellEnd"/>
       <w:r>
-        <w:t>i x</w:t>
+        <w:t xml:space="preserve"> </w:t>
       </w:r>
+      <w:proofErr w:type="spellStart"/>
       <w:r>
-        <w:t>ứ</w:t>
+        <w:t>đỡ</w:t>
       </w:r>
+      <w:proofErr w:type="spellEnd"/>
       <w:r>
-        <w:t>ng (357 MPa) và Trư</w:t>
+        <w:t xml:space="preserve"> </w:t>
       </w:r>
+      <w:proofErr w:type="spellStart"/>
       <w:r>
-        <w:t>ờ</w:t>
+        <w:t>đối</w:t>
       </w:r>
+      <w:proofErr w:type="spellEnd"/>
       <w:r>
-        <w:t>ng h</w:t>
+        <w:t xml:space="preserve"> xứng (357 MPa) và Trường hợp dự phòng có độ lệch trục đàn hồi nhẹ (388 MPa):</w:t>
       </w:r>
+    </w:p>
+    <w:tbl>
+      <w:tblPr>
+        <w:tblW w:w="10446" w:type="dxa"/>
+        <w:jc w:val="center"/>
+        <w:tblBorders>
+          <w:top w:val="single" w:sz="4" w:space="0" w:color="auto"/>
+          <w:left w:val="single" w:sz="4" w:space="0" w:color="auto"/>
+          <w:bottom w:val="single" w:sz="4" w:space="0" w:color="auto"/>
+          <w:right w:val="single" w:sz="4" w:space="0" w:color="auto"/>
+          <w:insideH w:val="single" w:sz="4" w:space="0" w:color="auto"/>
+          <w:insideV w:val="single" w:sz="4" w:space="0" w:color="auto"/>
+        </w:tblBorders>
+        <w:tblLayout w:type="fixed"/>
+        <w:tblLook w:val="04A0" w:firstRow="1" w:lastRow="0" w:firstColumn="1" w:lastColumn="0" w:noHBand="0" w:noVBand="1"/>
+      </w:tblPr>
+      <w:tblGrid>
+        <w:gridCol w:w="3024"/>
+        <w:gridCol w:w="756"/>
+        <w:gridCol w:w="756"/>
+        <w:gridCol w:w="1443"/>
+        <w:gridCol w:w="1581"/>
+        <w:gridCol w:w="1168"/>
+        <w:gridCol w:w="1718"/>
+      </w:tblGrid>
+      <w:tr>
+        <w:trPr>
+          <w:trHeight w:val="789"/>
+          <w:jc w:val="center"/>
+        </w:trPr>
+        <w:tc>
+          <w:tcPr>
+            <w:tcW w:w="3024" w:type="dxa"/>
+            <w:shd w:val="clear" w:color="auto" w:fill="1E3A8A"/>
+            <w:tcMar>
+              <w:top w:w="90" w:type="dxa"/>
+              <w:left w:w="70" w:type="dxa"/>
+              <w:bottom w:w="90" w:type="dxa"/>
+              <w:right w:w="70" w:type="dxa"/>
+            </w:tcMar>
+          </w:tcPr>
+          <w:p>
+            <w:pPr>
+              <w:jc w:val="center"/>
+            </w:pPr>
+            <w:proofErr w:type="spellStart"/>
+            <w:r>
+              <w:rPr>
+                <w:b/>
+                <w:color w:val="FFFFFF"/>
+                <w:sz w:val="18"/>
+              </w:rPr>
+              <w:t>Trường</w:t>
+            </w:r>
+            <w:proofErr w:type="spellEnd"/>
+            <w:r>
+              <w:rPr>
+                <w:b/>
+                <w:color w:val="FFFFFF"/>
+                <w:sz w:val="18"/>
+              </w:rPr>
+              <w:t xml:space="preserve"> </w:t>
+            </w:r>
+            <w:proofErr w:type="spellStart"/>
+            <w:r>
+              <w:rPr>
+                <w:b/>
+                <w:color w:val="FFFFFF"/>
+                <w:sz w:val="18"/>
+              </w:rPr>
+              <w:t>Hợp</w:t>
+            </w:r>
+            <w:proofErr w:type="spellEnd"/>
+            <w:r>
+              <w:rPr>
+                <w:b/>
+                <w:color w:val="FFFFFF"/>
+                <w:sz w:val="18"/>
+              </w:rPr>
+              <w:t xml:space="preserve"> </w:t>
+            </w:r>
+            <w:proofErr w:type="spellStart"/>
+            <w:r>
+              <w:rPr>
+                <w:b/>
+                <w:color w:val="FFFFFF"/>
+                <w:sz w:val="18"/>
+              </w:rPr>
+              <w:t>Lắp</w:t>
+            </w:r>
+            <w:proofErr w:type="spellEnd"/>
+            <w:r>
+              <w:rPr>
+                <w:b/>
+                <w:color w:val="FFFFFF"/>
+                <w:sz w:val="18"/>
+              </w:rPr>
+              <w:t xml:space="preserve"> </w:t>
+            </w:r>
+            <w:proofErr w:type="spellStart"/>
+            <w:r>
+              <w:rPr>
+                <w:b/>
+                <w:color w:val="FFFFFF"/>
+                <w:sz w:val="18"/>
+              </w:rPr>
+              <w:t>Đặt</w:t>
+            </w:r>
+            <w:proofErr w:type="spellEnd"/>
+            <w:r>
+              <w:rPr>
+                <w:b/>
+                <w:color w:val="FFFFFF"/>
+                <w:sz w:val="18"/>
+              </w:rPr>
+              <w:t xml:space="preserve"> </w:t>
+            </w:r>
+            <w:proofErr w:type="gramStart"/>
+            <w:r>
+              <w:rPr>
+                <w:b/>
+                <w:color w:val="FFFFFF"/>
+                <w:sz w:val="18"/>
+              </w:rPr>
+              <w:t>( KA</w:t>
+            </w:r>
+            <w:proofErr w:type="gramEnd"/>
+            <w:r>
+              <w:rPr>
+                <w:b/>
+                <w:color w:val="FFFFFF"/>
+                <w:sz w:val="18"/>
+              </w:rPr>
+              <w:t xml:space="preserve"> = 1.50)</w:t>
+            </w:r>
+          </w:p>
+        </w:tc>
+        <w:tc>
+          <w:tcPr>
+            <w:tcW w:w="756" w:type="dxa"/>
+            <w:shd w:val="clear" w:color="auto" w:fill="1E3A8A"/>
+            <w:tcMar>
+              <w:top w:w="90" w:type="dxa"/>
+              <w:left w:w="70" w:type="dxa"/>
+              <w:bottom w:w="90" w:type="dxa"/>
+              <w:right w:w="70" w:type="dxa"/>
+            </w:tcMar>
+          </w:tcPr>
+          <w:p>
+            <w:pPr>
+              <w:jc w:val="center"/>
+            </w:pPr>
+            <w:r>
+              <w:rPr>
+                <w:b/>
+                <w:color w:val="FFFFFF"/>
+                <w:sz w:val="18"/>
+              </w:rPr>
+              <w:t>KFβ</w:t>
+            </w:r>
+          </w:p>
+        </w:tc>
+        <w:tc>
+          <w:tcPr>
+            <w:tcW w:w="756" w:type="dxa"/>
+            <w:shd w:val="clear" w:color="auto" w:fill="1E3A8A"/>
+            <w:tcMar>
+              <w:top w:w="90" w:type="dxa"/>
+              <w:left w:w="70" w:type="dxa"/>
+              <w:bottom w:w="90" w:type="dxa"/>
+              <w:right w:w="70" w:type="dxa"/>
+            </w:tcMar>
+          </w:tcPr>
+          <w:p>
+            <w:pPr>
+              <w:jc w:val="center"/>
+            </w:pPr>
+            <w:r>
+              <w:rPr>
+                <w:b/>
+                <w:color w:val="FFFFFF"/>
+                <w:sz w:val="18"/>
+              </w:rPr>
+              <w:t>KF</w:t>
+            </w:r>
+          </w:p>
+        </w:tc>
+        <w:tc>
+          <w:tcPr>
+            <w:tcW w:w="1443" w:type="dxa"/>
+            <w:shd w:val="clear" w:color="auto" w:fill="1E3A8A"/>
+            <w:tcMar>
+              <w:top w:w="90" w:type="dxa"/>
+              <w:left w:w="70" w:type="dxa"/>
+              <w:bottom w:w="90" w:type="dxa"/>
+              <w:right w:w="70" w:type="dxa"/>
+            </w:tcMar>
+          </w:tcPr>
+          <w:p>
+            <w:pPr>
+              <w:jc w:val="center"/>
+            </w:pPr>
+            <w:r>
+              <w:rPr>
+                <w:b/>
+                <w:color w:val="FFFFFF"/>
+                <w:sz w:val="18"/>
+              </w:rPr>
+              <w:t>Ứng Suất Bánh Nhỏ (z1=20)</w:t>
+            </w:r>
+          </w:p>
+        </w:tc>
+        <w:tc>
+          <w:tcPr>
+            <w:tcW w:w="1581" w:type="dxa"/>
+            <w:shd w:val="clear" w:color="auto" w:fill="1E3A8A"/>
+            <w:tcMar>
+              <w:top w:w="90" w:type="dxa"/>
+              <w:left w:w="70" w:type="dxa"/>
+              <w:bottom w:w="90" w:type="dxa"/>
+              <w:right w:w="70" w:type="dxa"/>
+            </w:tcMar>
+          </w:tcPr>
+          <w:p>
+            <w:pPr>
+              <w:jc w:val="center"/>
+            </w:pPr>
+            <w:r>
+              <w:rPr>
+                <w:b/>
+                <w:color w:val="FFFFFF"/>
+                <w:sz w:val="18"/>
+              </w:rPr>
+              <w:t>Ứng Suất Bánh Lớn (z2=81)</w:t>
+            </w:r>
+          </w:p>
+        </w:tc>
+        <w:tc>
+          <w:tcPr>
+            <w:tcW w:w="1168" w:type="dxa"/>
+            <w:shd w:val="clear" w:color="auto" w:fill="1E3A8A"/>
+            <w:tcMar>
+              <w:top w:w="90" w:type="dxa"/>
+              <w:left w:w="70" w:type="dxa"/>
+              <w:bottom w:w="90" w:type="dxa"/>
+              <w:right w:w="70" w:type="dxa"/>
+            </w:tcMar>
+          </w:tcPr>
+          <w:p>
+            <w:pPr>
+              <w:jc w:val="center"/>
+            </w:pPr>
+            <w:r>
+              <w:rPr>
+                <w:b/>
+                <w:color w:val="FFFFFF"/>
+                <w:sz w:val="18"/>
+              </w:rPr>
+              <w:t>Hệ Số An Toàn (SF1 / SF2)</w:t>
+            </w:r>
+          </w:p>
+        </w:tc>
+        <w:tc>
+          <w:tcPr>
+            <w:tcW w:w="1718" w:type="dxa"/>
+            <w:shd w:val="clear" w:color="auto" w:fill="1E3A8A"/>
+            <w:tcMar>
+              <w:top w:w="90" w:type="dxa"/>
+              <w:left w:w="70" w:type="dxa"/>
+              <w:bottom w:w="90" w:type="dxa"/>
+              <w:right w:w="70" w:type="dxa"/>
+            </w:tcMar>
+          </w:tcPr>
+          <w:p>
+            <w:pPr>
+              <w:jc w:val="center"/>
+            </w:pPr>
+            <w:proofErr w:type="spellStart"/>
+            <w:r>
+              <w:rPr>
+                <w:b/>
+                <w:color w:val="FFFFFF"/>
+                <w:sz w:val="18"/>
+              </w:rPr>
+              <w:t>Đánh</w:t>
+            </w:r>
+            <w:proofErr w:type="spellEnd"/>
+            <w:r>
+              <w:rPr>
+                <w:b/>
+                <w:color w:val="FFFFFF"/>
+                <w:sz w:val="18"/>
+              </w:rPr>
+              <w:t xml:space="preserve"> </w:t>
+            </w:r>
+            <w:proofErr w:type="spellStart"/>
+            <w:r>
+              <w:rPr>
+                <w:b/>
+                <w:color w:val="FFFFFF"/>
+                <w:sz w:val="18"/>
+              </w:rPr>
+              <w:t>Giá</w:t>
+            </w:r>
+            <w:proofErr w:type="spellEnd"/>
+          </w:p>
+        </w:tc>
+      </w:tr>
+      <w:tr>
+        <w:trPr>
+          <w:trHeight w:val="521"/>
+          <w:jc w:val="center"/>
+        </w:trPr>
+        <w:tc>
+          <w:tcPr>
+            <w:tcW w:w="3024" w:type="dxa"/>
+            <w:shd w:val="clear" w:color="auto" w:fill="ECFDF5"/>
+            <w:tcMar>
+              <w:top w:w="75" w:type="dxa"/>
+              <w:left w:w="70" w:type="dxa"/>
+              <w:bottom w:w="75" w:type="dxa"/>
+              <w:right w:w="70" w:type="dxa"/>
+            </w:tcMar>
+          </w:tcPr>
+          <w:p>
+            <w:proofErr w:type="spellStart"/>
+            <w:r>
+              <w:rPr>
+                <w:sz w:val="17"/>
+              </w:rPr>
+              <w:t>Gối</w:t>
+            </w:r>
+            <w:proofErr w:type="spellEnd"/>
+            <w:r>
+              <w:rPr>
+                <w:sz w:val="17"/>
+              </w:rPr>
+              <w:t xml:space="preserve"> </w:t>
+            </w:r>
+            <w:proofErr w:type="spellStart"/>
+            <w:r>
+              <w:rPr>
+                <w:sz w:val="17"/>
+              </w:rPr>
+              <w:t>đỡ</w:t>
+            </w:r>
+            <w:proofErr w:type="spellEnd"/>
+            <w:r>
+              <w:rPr>
+                <w:sz w:val="17"/>
+              </w:rPr>
+              <w:t xml:space="preserve"> </w:t>
+            </w:r>
+            <w:proofErr w:type="spellStart"/>
+            <w:r>
+              <w:rPr>
+                <w:sz w:val="17"/>
+              </w:rPr>
+              <w:t>đối</w:t>
+            </w:r>
+            <w:proofErr w:type="spellEnd"/>
+            <w:r>
+              <w:rPr>
+                <w:sz w:val="17"/>
+              </w:rPr>
+              <w:t xml:space="preserve"> </w:t>
+            </w:r>
+            <w:proofErr w:type="spellStart"/>
+            <w:r>
+              <w:rPr>
+                <w:sz w:val="17"/>
+              </w:rPr>
+              <w:t>xứng</w:t>
+            </w:r>
+            <w:proofErr w:type="spellEnd"/>
+            <w:r>
+              <w:rPr>
+                <w:sz w:val="17"/>
+              </w:rPr>
+              <w:t xml:space="preserve"> chuẩn (Tối ưu)</w:t>
+            </w:r>
+          </w:p>
+        </w:tc>
+        <w:tc>
+          <w:tcPr>
+            <w:tcW w:w="756" w:type="dxa"/>
+            <w:shd w:val="clear" w:color="auto" w:fill="ECFDF5"/>
+            <w:tcMar>
+              <w:top w:w="75" w:type="dxa"/>
+              <w:left w:w="70" w:type="dxa"/>
+              <w:bottom w:w="75" w:type="dxa"/>
+              <w:right w:w="70" w:type="dxa"/>
+            </w:tcMar>
+          </w:tcPr>
+          <w:p>
+            <w:pPr>
+              <w:jc w:val="right"/>
+            </w:pPr>
+            <w:r>
+              <w:rPr>
+                <w:sz w:val="17"/>
+              </w:rPr>
+              <w:t>1.035</w:t>
+            </w:r>
+          </w:p>
+        </w:tc>
+        <w:tc>
+          <w:tcPr>
+            <w:tcW w:w="756" w:type="dxa"/>
+            <w:shd w:val="clear" w:color="auto" w:fill="ECFDF5"/>
+            <w:tcMar>
+              <w:top w:w="75" w:type="dxa"/>
+              <w:left w:w="70" w:type="dxa"/>
+              <w:bottom w:w="75" w:type="dxa"/>
+              <w:right w:w="70" w:type="dxa"/>
+            </w:tcMar>
+          </w:tcPr>
+          <w:p>
+            <w:pPr>
+              <w:jc w:val="right"/>
+            </w:pPr>
+            <w:r>
+              <w:rPr>
+                <w:sz w:val="17"/>
+              </w:rPr>
+              <w:t>1.554</w:t>
+            </w:r>
+          </w:p>
+        </w:tc>
+        <w:tc>
+          <w:tcPr>
+            <w:tcW w:w="1443" w:type="dxa"/>
+            <w:shd w:val="clear" w:color="auto" w:fill="ECFDF5"/>
+            <w:tcMar>
+              <w:top w:w="75" w:type="dxa"/>
+              <w:left w:w="70" w:type="dxa"/>
+              <w:bottom w:w="75" w:type="dxa"/>
+              <w:right w:w="70" w:type="dxa"/>
+            </w:tcMar>
+          </w:tcPr>
+          <w:p>
+            <w:pPr>
+              <w:jc w:val="right"/>
+            </w:pPr>
+            <w:r>
+              <w:rPr>
+                <w:sz w:val="17"/>
+              </w:rPr>
+              <w:t>369.62 MPa</w:t>
+            </w:r>
+          </w:p>
+        </w:tc>
+        <w:tc>
+          <w:tcPr>
+            <w:tcW w:w="1581" w:type="dxa"/>
+            <w:shd w:val="clear" w:color="auto" w:fill="ECFDF5"/>
+            <w:tcMar>
+              <w:top w:w="75" w:type="dxa"/>
+              <w:left w:w="70" w:type="dxa"/>
+              <w:bottom w:w="75" w:type="dxa"/>
+              <w:right w:w="70" w:type="dxa"/>
+            </w:tcMar>
+          </w:tcPr>
+          <w:p>
+            <w:pPr>
+              <w:jc w:val="right"/>
+            </w:pPr>
+            <w:r>
+              <w:rPr>
+                <w:b/>
+                <w:color w:val="059669"/>
+                <w:sz w:val="17"/>
+              </w:rPr>
+              <w:t>356.97 MPa (~357 MPa)</w:t>
+            </w:r>
+          </w:p>
+        </w:tc>
+        <w:tc>
+          <w:tcPr>
+            <w:tcW w:w="1168" w:type="dxa"/>
+            <w:shd w:val="clear" w:color="auto" w:fill="ECFDF5"/>
+            <w:tcMar>
+              <w:top w:w="75" w:type="dxa"/>
+              <w:left w:w="70" w:type="dxa"/>
+              <w:bottom w:w="75" w:type="dxa"/>
+              <w:right w:w="70" w:type="dxa"/>
+            </w:tcMar>
+          </w:tcPr>
+          <w:p>
+            <w:pPr>
+              <w:jc w:val="right"/>
+            </w:pPr>
+            <w:r>
+              <w:rPr>
+                <w:b/>
+                <w:color w:val="059669"/>
+                <w:sz w:val="17"/>
+              </w:rPr>
+              <w:t>1.66 / 1.77</w:t>
+            </w:r>
+          </w:p>
+        </w:tc>
+        <w:tc>
+          <w:tcPr>
+            <w:tcW w:w="1718" w:type="dxa"/>
+            <w:shd w:val="clear" w:color="auto" w:fill="ECFDF5"/>
+            <w:tcMar>
+              <w:top w:w="75" w:type="dxa"/>
+              <w:left w:w="70" w:type="dxa"/>
+              <w:bottom w:w="75" w:type="dxa"/>
+              <w:right w:w="70" w:type="dxa"/>
+            </w:tcMar>
+          </w:tcPr>
+          <w:p>
+            <w:r>
+              <w:rPr>
+                <w:b/>
+                <w:sz w:val="17"/>
+              </w:rPr>
+              <w:t>AN TOÀN</w:t>
+            </w:r>
+          </w:p>
+        </w:tc>
+      </w:tr>
+      <w:tr>
+        <w:trPr>
+          <w:trHeight w:val="506"/>
+          <w:jc w:val="center"/>
+        </w:trPr>
+        <w:tc>
+          <w:tcPr>
+            <w:tcW w:w="3024" w:type="dxa"/>
+            <w:shd w:val="clear" w:color="auto" w:fill="F8FAFC"/>
+            <w:tcMar>
+              <w:top w:w="75" w:type="dxa"/>
+              <w:left w:w="70" w:type="dxa"/>
+              <w:bottom w:w="75" w:type="dxa"/>
+              <w:right w:w="70" w:type="dxa"/>
+            </w:tcMar>
+          </w:tcPr>
+          <w:p>
+            <w:proofErr w:type="spellStart"/>
+            <w:r>
+              <w:rPr>
+                <w:sz w:val="17"/>
+              </w:rPr>
+              <w:t>L</w:t>
+            </w:r>
+            <w:r>
+              <w:rPr>
+                <w:sz w:val="17"/>
+              </w:rPr>
+              <w:t>ệch</w:t>
+            </w:r>
+            <w:proofErr w:type="spellEnd"/>
+            <w:r>
+              <w:rPr>
+                <w:sz w:val="17"/>
+              </w:rPr>
+              <w:t xml:space="preserve"> </w:t>
+            </w:r>
+            <w:proofErr w:type="spellStart"/>
+            <w:r>
+              <w:rPr>
+                <w:sz w:val="17"/>
+              </w:rPr>
+              <w:t>trục</w:t>
+            </w:r>
+            <w:proofErr w:type="spellEnd"/>
+            <w:r>
+              <w:rPr>
+                <w:sz w:val="17"/>
+              </w:rPr>
+              <w:t xml:space="preserve"> </w:t>
+            </w:r>
+            <w:proofErr w:type="spellStart"/>
+            <w:r>
+              <w:rPr>
+                <w:sz w:val="17"/>
+              </w:rPr>
+              <w:t>đàn</w:t>
+            </w:r>
+            <w:proofErr w:type="spellEnd"/>
+            <w:r>
+              <w:rPr>
+                <w:sz w:val="17"/>
+              </w:rPr>
+              <w:t xml:space="preserve"> </w:t>
+            </w:r>
+            <w:proofErr w:type="spellStart"/>
+            <w:r>
+              <w:rPr>
+                <w:sz w:val="17"/>
+              </w:rPr>
+              <w:t>hồi</w:t>
+            </w:r>
+            <w:proofErr w:type="spellEnd"/>
+            <w:r>
+              <w:rPr>
+                <w:sz w:val="17"/>
+              </w:rPr>
+              <w:t xml:space="preserve"> nhẹ</w:t>
+            </w:r>
+          </w:p>
+        </w:tc>
+        <w:tc>
+          <w:tcPr>
+            <w:tcW w:w="756" w:type="dxa"/>
+            <w:shd w:val="clear" w:color="auto" w:fill="F8FAFC"/>
+            <w:tcMar>
+              <w:top w:w="75" w:type="dxa"/>
+              <w:left w:w="70" w:type="dxa"/>
+              <w:bottom w:w="75" w:type="dxa"/>
+              <w:right w:w="70" w:type="dxa"/>
+            </w:tcMar>
+          </w:tcPr>
+          <w:p>
+            <w:pPr>
+              <w:jc w:val="right"/>
+            </w:pPr>
+            <w:r>
+              <w:rPr>
+                <w:sz w:val="17"/>
+              </w:rPr>
+              <w:t>1.125</w:t>
+            </w:r>
+          </w:p>
+        </w:tc>
+        <w:tc>
+          <w:tcPr>
+            <w:tcW w:w="756" w:type="dxa"/>
+            <w:shd w:val="clear" w:color="auto" w:fill="F8FAFC"/>
+            <w:tcMar>
+              <w:top w:w="75" w:type="dxa"/>
+              <w:left w:w="70" w:type="dxa"/>
+              <w:bottom w:w="75" w:type="dxa"/>
+              <w:right w:w="70" w:type="dxa"/>
+            </w:tcMar>
+          </w:tcPr>
+          <w:p>
+            <w:pPr>
+              <w:jc w:val="right"/>
+            </w:pPr>
+            <w:r>
+              <w:rPr>
+                <w:sz w:val="17"/>
+              </w:rPr>
+              <w:t>1.688</w:t>
+            </w:r>
+          </w:p>
+        </w:tc>
+        <w:tc>
+          <w:tcPr>
+            <w:tcW w:w="1443" w:type="dxa"/>
+            <w:shd w:val="clear" w:color="auto" w:fill="F8FAFC"/>
+            <w:tcMar>
+              <w:top w:w="75" w:type="dxa"/>
+              <w:left w:w="70" w:type="dxa"/>
+              <w:bottom w:w="75" w:type="dxa"/>
+              <w:right w:w="70" w:type="dxa"/>
+            </w:tcMar>
+          </w:tcPr>
+          <w:p>
+            <w:pPr>
+              <w:jc w:val="right"/>
+            </w:pPr>
+            <w:r>
+              <w:rPr>
+                <w:sz w:val="17"/>
+              </w:rPr>
+              <w:t>401.83 MPa</w:t>
+            </w:r>
+          </w:p>
+        </w:tc>
+        <w:tc>
+          <w:tcPr>
+            <w:tcW w:w="1581" w:type="dxa"/>
+            <w:shd w:val="clear" w:color="auto" w:fill="F8FAFC"/>
+            <w:tcMar>
+              <w:top w:w="75" w:type="dxa"/>
+              <w:left w:w="70" w:type="dxa"/>
+              <w:bottom w:w="75" w:type="dxa"/>
+              <w:right w:w="70" w:type="dxa"/>
+            </w:tcMar>
+          </w:tcPr>
+          <w:p>
+            <w:pPr>
+              <w:jc w:val="right"/>
+            </w:pPr>
+            <w:r>
+              <w:rPr>
+                <w:b/>
+                <w:color w:val="059669"/>
+                <w:sz w:val="17"/>
+              </w:rPr>
+              <w:t>388.10 MPa (~388 MPa)</w:t>
+            </w:r>
+          </w:p>
+        </w:tc>
+        <w:tc>
+          <w:tcPr>
+            <w:tcW w:w="1168" w:type="dxa"/>
+            <w:shd w:val="clear" w:color="auto" w:fill="F8FAFC"/>
+            <w:tcMar>
+              <w:top w:w="75" w:type="dxa"/>
+              <w:left w:w="70" w:type="dxa"/>
+              <w:bottom w:w="75" w:type="dxa"/>
+              <w:right w:w="70" w:type="dxa"/>
+            </w:tcMar>
+          </w:tcPr>
+          <w:p>
+            <w:pPr>
+              <w:jc w:val="right"/>
+            </w:pPr>
+            <w:r>
+              <w:rPr>
+                <w:b/>
+                <w:color w:val="059669"/>
+                <w:sz w:val="17"/>
+              </w:rPr>
+              <w:t>1.53 / 1.63</w:t>
+            </w:r>
+          </w:p>
+        </w:tc>
+        <w:tc>
+          <w:tcPr>
+            <w:tcW w:w="1718" w:type="dxa"/>
+            <w:shd w:val="clear" w:color="auto" w:fill="F8FAFC"/>
+            <w:tcMar>
+              <w:top w:w="75" w:type="dxa"/>
+              <w:left w:w="70" w:type="dxa"/>
+              <w:bottom w:w="75" w:type="dxa"/>
+              <w:right w:w="70" w:type="dxa"/>
+            </w:tcMar>
+          </w:tcPr>
+          <w:p>
+            <w:r>
+              <w:rPr>
+                <w:b/>
+                <w:sz w:val="17"/>
+              </w:rPr>
+              <w:t>AN TOÀN (&gt; [SF]min = 1.40)</w:t>
+            </w:r>
+          </w:p>
+        </w:tc>
+      </w:tr>
+    </w:tbl>
+    <w:p>
+      <w:pPr>
+        <w:spacing w:before="240" w:after="60"/>
+      </w:pPr>
+      <w:proofErr w:type="spellStart"/>
       <w:r>
-        <w:t>ợ</w:t>
+        <w:rPr>
+          <w:b/>
+          <w:color w:val="1E3A8A"/>
+        </w:rPr>
+        <w:t>Bảng</w:t>
       </w:r>
+      <w:proofErr w:type="spellEnd"/>
       <w:r>
-        <w:t>p d</w:t>
+        <w:rPr>
+          <w:b/>
+          <w:color w:val="1E3A8A"/>
+        </w:rPr>
+        <w:t xml:space="preserve"> </w:t>
       </w:r>
+      <w:proofErr w:type="spellStart"/>
       <w:r>
-        <w:t>ự</w:t>
+        <w:rPr>
+          <w:b/>
+          <w:color w:val="1E3A8A"/>
+        </w:rPr>
+        <w:t>đối</w:t>
       </w:r>
+      <w:proofErr w:type="spellEnd"/>
       <w:r>
-        <w:t xml:space="preserve"> phòng có đ</w:t>
+        <w:rPr>
+          <w:b/>
+          <w:color w:val="1E3A8A"/>
+        </w:rPr>
+        <w:t xml:space="preserve"> </w:t>
       </w:r>
+      <w:proofErr w:type="spellStart"/>
       <w:r>
-        <w:t>ộ</w:t>
+        <w:rPr>
+          <w:b/>
+          <w:color w:val="1E3A8A"/>
+        </w:rPr>
+        <w:t>chiếu</w:t>
       </w:r>
+      <w:proofErr w:type="spellEnd"/>
       <w:r>
-        <w:t xml:space="preserve"> l</w:t>
+        <w:rPr>
+          <w:b/>
+          <w:color w:val="1E3A8A"/>
+        </w:rPr>
+        <w:t xml:space="preserve"> chi tiết các thông số uốn của cả 2 bánh </w:t>
       </w:r>
+      <w:proofErr w:type="spellStart"/>
+      <w:proofErr w:type="gramStart"/>
       <w:r>
-        <w:t>ệ</w:t>
+        <w:rPr>
+          <w:b/>
+          <w:color w:val="1E3A8A"/>
+        </w:rPr>
+        <w:t>răng</w:t>
       </w:r>
+      <w:proofErr w:type="spellEnd"/>
       <w:r>
-        <w:t>ch tr</w:t>
+        <w:rPr>
+          <w:b/>
+          <w:color w:val="1E3A8A"/>
+        </w:rPr>
+        <w:t xml:space="preserve"> :</w:t>
       </w:r>
-      <w:r>
-        <w:t>ụ</w:t>
-      </w:r>
-      <w:r>
-        <w:t>c đàn h</w:t>
-      </w:r>
-      <w:r>
-        <w:t>ồ</w:t>
-      </w:r>
-      <w:r>
-        <w:t>i nh</w:t>
-      </w:r>
-      <w:r>
-        <w:t>ẹ</w:t>
-      </w:r>
-      <w:r>
-        <w:t xml:space="preserve"> (388 MPa):</w:t>
-      </w:r>
+      <w:proofErr w:type="gramEnd"/>
     </w:p>
     <w:tbl>
       <w:tblPr>
         <w:tblW w:w="0" w:type="auto"/>
         <w:jc w:val="center"/>
         <w:tblBorders>
-          <w:top w:val="single" w:sz="4" w:space="0" w:color="D3D3D3"/>
-          <w:bottom w:val="single" w:sz="4" w:space="0" w:color="D3D3D3"/>
-          <w:insideH w:val="single" w:sz="4" w:space="0" w:color="D3D3D3"/>
-        </w:tblBorders>
-        <w:tblLayout w:type="fixed"/>
-        <w:tblLook w:val="04A0" w:firstRow="1" w:lastRow="0" w:firstColumn="1" w:lastColumn="0" w:noHBand="0" w:noVBand="1"/>
-      </w:tblPr>
-      <w:tblGrid>
-        <w:gridCol w:w="3168"/>
-        <w:gridCol w:w="792"/>
-        <w:gridCol w:w="792"/>
-        <w:gridCol w:w="1512"/>
-        <w:gridCol w:w="1656"/>
-        <w:gridCol w:w="1224"/>
-        <w:gridCol w:w="1800"/>
-      </w:tblGrid>
-      <w:tr>
-        <w:trPr>
-          <w:jc w:val="center"/>
-        </w:trPr>
-        <w:tc>
-          <w:tcPr>
-            <w:tcW w:w="3168" w:type="dxa"/>
-            <w:shd w:val="clear" w:color="auto" w:fill="1E3A8A"/>
-            <w:tcMar>
-              <w:top w:w="90" w:type="dxa"/>
-              <w:left w:w="70" w:type="dxa"/>
-              <w:bottom w:w="90" w:type="dxa"/>
-              <w:right w:w="70" w:type="dxa"/>
-            </w:tcMar>
-          </w:tcPr>
-          <w:p>
-            <w:pPr>
-              <w:jc w:val="center"/>
-            </w:pPr>
-            <w:r>
-              <w:rPr>
-                <w:b/>
-                <w:color w:val="FFFFFF"/>
-                <w:sz w:val="18"/>
-              </w:rPr>
-              <w:t>Trư</w:t>
-            </w:r>
-            <w:r>
-              <w:rPr>
-                <w:b/>
-                <w:color w:val="FFFFFF"/>
-                <w:sz w:val="18"/>
-              </w:rPr>
-              <w:t>ờ</w:t>
-            </w:r>
-            <w:r>
-              <w:rPr>
-                <w:b/>
-                <w:color w:val="FFFFFF"/>
-                <w:sz w:val="18"/>
-              </w:rPr>
-              <w:t>ng H</w:t>
-            </w:r>
-            <w:r>
-              <w:rPr>
-                <w:b/>
-                <w:color w:val="FFFFFF"/>
-                <w:sz w:val="18"/>
-              </w:rPr>
-              <w:t>ợ</w:t>
-            </w:r>
-            <w:r>
-              <w:rPr>
-                <w:b/>
-                <w:color w:val="FFFFFF"/>
-                <w:sz w:val="18"/>
-              </w:rPr>
-              <w:t>p L</w:t>
-            </w:r>
-            <w:r>
-              <w:rPr>
-                <w:b/>
-                <w:color w:val="FFFFFF"/>
-                <w:sz w:val="18"/>
-              </w:rPr>
-              <w:t>ắ</w:t>
-            </w:r>
-            <w:r>
-              <w:rPr>
-                <w:b/>
-                <w:color w:val="FFFFFF"/>
-                <w:sz w:val="18"/>
-              </w:rPr>
-              <w:t>p Đ</w:t>
-            </w:r>
-            <w:r>
-              <w:rPr>
-                <w:b/>
-                <w:color w:val="FFFFFF"/>
-                <w:sz w:val="18"/>
-              </w:rPr>
-              <w:t>ặ</w:t>
-            </w:r>
-            <w:r>
-              <w:rPr>
-                <w:b/>
-                <w:color w:val="FFFFFF"/>
-                <w:sz w:val="18"/>
-              </w:rPr>
-              <w:t>t (Ch</w:t>
-            </w:r>
-            <w:r>
-              <w:rPr>
-                <w:b/>
-                <w:color w:val="FFFFFF"/>
-                <w:sz w:val="18"/>
-              </w:rPr>
-              <w:t>ế</w:t>
-            </w:r>
-            <w:r>
-              <w:rPr>
-                <w:b/>
-                <w:color w:val="FFFFFF"/>
-                <w:sz w:val="18"/>
-              </w:rPr>
-              <w:t xml:space="preserve"> Đ</w:t>
-            </w:r>
-            <w:r>
-              <w:rPr>
-                <w:b/>
-                <w:color w:val="FFFFFF"/>
-                <w:sz w:val="18"/>
-              </w:rPr>
-              <w:t>ộ</w:t>
-            </w:r>
-            <w:r>
-              <w:rPr>
-                <w:b/>
-                <w:color w:val="FFFFFF"/>
-                <w:sz w:val="18"/>
-              </w:rPr>
-              <w:t xml:space="preserve"> 2: KA = 1.50)</w:t>
-            </w:r>
-          </w:p>
-        </w:tc>
-        <w:tc>
-          <w:tcPr>
-            <w:tcW w:w="792" w:type="dxa"/>
-            <w:shd w:val="clear" w:color="auto" w:fill="1E3A8A"/>
-            <w:tcMar>
-              <w:top w:w="90" w:type="dxa"/>
-              <w:left w:w="70" w:type="dxa"/>
-              <w:bottom w:w="90" w:type="dxa"/>
-              <w:right w:w="70" w:type="dxa"/>
-            </w:tcMar>
-          </w:tcPr>
-          <w:p>
-            <w:pPr>
-              <w:jc w:val="center"/>
-            </w:pPr>
-            <w:r>
-              <w:rPr>
-                <w:b/>
-                <w:color w:val="FFFFFF"/>
-                <w:sz w:val="18"/>
-              </w:rPr>
-              <w:t>K</w:t>
-            </w:r>
-            <w:r>
-              <w:rPr>
-                <w:b/>
-                <w:color w:val="FFFFFF"/>
-                <w:sz w:val="18"/>
-              </w:rPr>
-              <w:t>Fβ</w:t>
-            </w:r>
-          </w:p>
-        </w:tc>
-        <w:tc>
-          <w:tcPr>
-            <w:tcW w:w="792" w:type="dxa"/>
-            <w:shd w:val="clear" w:color="auto" w:fill="1E3A8A"/>
-            <w:tcMar>
-              <w:top w:w="90" w:type="dxa"/>
-              <w:left w:w="70" w:type="dxa"/>
-              <w:bottom w:w="90" w:type="dxa"/>
-              <w:right w:w="70" w:type="dxa"/>
-            </w:tcMar>
-          </w:tcPr>
-          <w:p>
-            <w:pPr>
-              <w:jc w:val="center"/>
-            </w:pPr>
-            <w:r>
-              <w:rPr>
-                <w:b/>
-                <w:color w:val="FFFFFF"/>
-                <w:sz w:val="18"/>
-              </w:rPr>
-              <w:t>KF</w:t>
-            </w:r>
-          </w:p>
-        </w:tc>
-        <w:tc>
-          <w:tcPr>
-            <w:tcW w:w="1512" w:type="dxa"/>
-            <w:shd w:val="clear" w:color="auto" w:fill="1E3A8A"/>
-            <w:tcMar>
-              <w:top w:w="90" w:type="dxa"/>
-              <w:left w:w="70" w:type="dxa"/>
-              <w:bottom w:w="90" w:type="dxa"/>
-              <w:right w:w="70" w:type="dxa"/>
-            </w:tcMar>
-          </w:tcPr>
-          <w:p>
-            <w:pPr>
-              <w:jc w:val="center"/>
-            </w:pPr>
-            <w:r>
-              <w:rPr>
-                <w:b/>
-                <w:color w:val="FFFFFF"/>
-                <w:sz w:val="18"/>
-              </w:rPr>
-              <w:t>Ứ</w:t>
-            </w:r>
-            <w:r>
-              <w:rPr>
-                <w:b/>
-                <w:color w:val="FFFFFF"/>
-                <w:sz w:val="18"/>
-              </w:rPr>
-              <w:t>ng Su</w:t>
-            </w:r>
-            <w:r>
-              <w:rPr>
-                <w:b/>
-                <w:color w:val="FFFFFF"/>
-                <w:sz w:val="18"/>
-              </w:rPr>
-              <w:t>ấ</w:t>
-            </w:r>
-            <w:r>
-              <w:rPr>
-                <w:b/>
-                <w:color w:val="FFFFFF"/>
-                <w:sz w:val="18"/>
-              </w:rPr>
-              <w:t>t Bánh Nh</w:t>
-            </w:r>
-            <w:r>
-              <w:rPr>
-                <w:b/>
-                <w:color w:val="FFFFFF"/>
-                <w:sz w:val="18"/>
-              </w:rPr>
-              <w:t>ỏ</w:t>
-            </w:r>
-            <w:r>
-              <w:rPr>
-                <w:b/>
-                <w:color w:val="FFFFFF"/>
-                <w:sz w:val="18"/>
-              </w:rPr>
-              <w:t xml:space="preserve"> (z1=20)</w:t>
-            </w:r>
-          </w:p>
-        </w:tc>
-        <w:tc>
-          <w:tcPr>
-            <w:tcW w:w="1656" w:type="dxa"/>
-            <w:shd w:val="clear" w:color="auto" w:fill="1E3A8A"/>
-            <w:tcMar>
-              <w:top w:w="90" w:type="dxa"/>
-              <w:left w:w="70" w:type="dxa"/>
-              <w:bottom w:w="90" w:type="dxa"/>
-              <w:right w:w="70" w:type="dxa"/>
-            </w:tcMar>
-          </w:tcPr>
-          <w:p>
-            <w:pPr>
-              <w:jc w:val="center"/>
-            </w:pPr>
-            <w:r>
-              <w:rPr>
-                <w:b/>
-                <w:color w:val="FFFFFF"/>
-                <w:sz w:val="18"/>
-              </w:rPr>
-              <w:t>Ứ</w:t>
-            </w:r>
-            <w:r>
-              <w:rPr>
-                <w:b/>
-                <w:color w:val="FFFFFF"/>
-                <w:sz w:val="18"/>
-              </w:rPr>
-              <w:t>ng Su</w:t>
-            </w:r>
-            <w:r>
-              <w:rPr>
-                <w:b/>
-                <w:color w:val="FFFFFF"/>
-                <w:sz w:val="18"/>
-              </w:rPr>
-              <w:t>ấ</w:t>
-            </w:r>
-            <w:r>
-              <w:rPr>
-                <w:b/>
-                <w:color w:val="FFFFFF"/>
-                <w:sz w:val="18"/>
-              </w:rPr>
-              <w:t>t Bánh L</w:t>
-            </w:r>
-            <w:r>
-              <w:rPr>
-                <w:b/>
-                <w:color w:val="FFFFFF"/>
-                <w:sz w:val="18"/>
-              </w:rPr>
-              <w:t>ớ</w:t>
-            </w:r>
-            <w:r>
-              <w:rPr>
-                <w:b/>
-                <w:color w:val="FFFFFF"/>
-                <w:sz w:val="18"/>
-              </w:rPr>
-              <w:t>n (z2=81)</w:t>
-            </w:r>
-          </w:p>
-        </w:tc>
-        <w:tc>
-          <w:tcPr>
-            <w:tcW w:w="1224" w:type="dxa"/>
-            <w:shd w:val="clear" w:color="auto" w:fill="1E3A8A"/>
-            <w:tcMar>
-              <w:top w:w="90" w:type="dxa"/>
-              <w:left w:w="70" w:type="dxa"/>
-              <w:bottom w:w="90" w:type="dxa"/>
-              <w:right w:w="70" w:type="dxa"/>
-            </w:tcMar>
-          </w:tcPr>
-          <w:p>
-            <w:pPr>
-              <w:jc w:val="center"/>
-            </w:pPr>
-            <w:r>
-              <w:rPr>
-                <w:b/>
-                <w:color w:val="FFFFFF"/>
-                <w:sz w:val="18"/>
-              </w:rPr>
-              <w:t>H</w:t>
-            </w:r>
-            <w:r>
-              <w:rPr>
-                <w:b/>
-                <w:color w:val="FFFFFF"/>
-                <w:sz w:val="18"/>
-              </w:rPr>
-              <w:t>ệ</w:t>
-            </w:r>
-            <w:r>
-              <w:rPr>
-                <w:b/>
-                <w:color w:val="FFFFFF"/>
-                <w:sz w:val="18"/>
-              </w:rPr>
-              <w:t xml:space="preserve"> S</w:t>
-            </w:r>
-            <w:r>
-              <w:rPr>
-                <w:b/>
-                <w:color w:val="FFFFFF"/>
-                <w:sz w:val="18"/>
-              </w:rPr>
-              <w:t>ố</w:t>
-            </w:r>
-            <w:r>
-              <w:rPr>
-                <w:b/>
-                <w:color w:val="FFFFFF"/>
-                <w:sz w:val="18"/>
-              </w:rPr>
-              <w:t xml:space="preserve"> An Toàn (SF1 / SF2)</w:t>
-            </w:r>
-          </w:p>
-        </w:tc>
-        <w:tc>
-          <w:tcPr>
-            <w:tcW w:w="1800" w:type="dxa"/>
-            <w:shd w:val="clear" w:color="auto" w:fill="1E3A8A"/>
-            <w:tcMar>
-              <w:top w:w="90" w:type="dxa"/>
-              <w:left w:w="70" w:type="dxa"/>
-              <w:bottom w:w="90" w:type="dxa"/>
-              <w:right w:w="70" w:type="dxa"/>
-            </w:tcMar>
-          </w:tcPr>
-          <w:p>
-            <w:pPr>
-              <w:jc w:val="center"/>
-            </w:pPr>
-            <w:r>
-              <w:rPr>
-                <w:b/>
-                <w:color w:val="FFFFFF"/>
-                <w:sz w:val="18"/>
-              </w:rPr>
-              <w:t>Đánh Giá Nghi</w:t>
-            </w:r>
-            <w:r>
-              <w:rPr>
-                <w:b/>
-                <w:color w:val="FFFFFF"/>
-                <w:sz w:val="18"/>
-              </w:rPr>
-              <w:t>ệ</w:t>
-            </w:r>
-            <w:r>
-              <w:rPr>
-                <w:b/>
-                <w:color w:val="FFFFFF"/>
-                <w:sz w:val="18"/>
-              </w:rPr>
-              <w:t>m Thu</w:t>
-            </w:r>
-          </w:p>
-        </w:tc>
-      </w:tr>
-      <w:tr>
-        <w:trPr>
-          <w:jc w:val="center"/>
-        </w:trPr>
-        <w:tc>
-          <w:tcPr>
-            <w:tcW w:w="3168" w:type="dxa"/>
-            <w:shd w:val="clear" w:color="auto" w:fill="ECFDF5"/>
-            <w:tcMar>
-              <w:top w:w="75" w:type="dxa"/>
-              <w:left w:w="70" w:type="dxa"/>
-              <w:bottom w:w="75" w:type="dxa"/>
-              <w:right w:w="70" w:type="dxa"/>
-            </w:tcMar>
-          </w:tcPr>
-          <w:p>
-            <w:r>
-              <w:rPr>
-                <w:sz w:val="17"/>
-              </w:rPr>
-              <w:t>Trư</w:t>
-            </w:r>
-            <w:r>
-              <w:rPr>
-                <w:sz w:val="17"/>
-              </w:rPr>
-              <w:t>ờ</w:t>
-            </w:r>
-            <w:r>
-              <w:rPr>
-                <w:sz w:val="17"/>
-              </w:rPr>
-              <w:t>ng h</w:t>
-            </w:r>
-            <w:r>
-              <w:rPr>
-                <w:sz w:val="17"/>
-              </w:rPr>
-              <w:t>ợ</w:t>
-            </w:r>
-            <w:r>
-              <w:rPr>
-                <w:sz w:val="17"/>
-              </w:rPr>
-              <w:t>p 2A: G</w:t>
-            </w:r>
-            <w:r>
-              <w:rPr>
-                <w:sz w:val="17"/>
-              </w:rPr>
-              <w:t>ố</w:t>
-            </w:r>
-            <w:r>
-              <w:rPr>
-                <w:sz w:val="17"/>
-              </w:rPr>
-              <w:t>i đ</w:t>
-            </w:r>
-            <w:r>
-              <w:rPr>
-                <w:sz w:val="17"/>
-              </w:rPr>
-              <w:t>ỡ</w:t>
-            </w:r>
-            <w:r>
-              <w:rPr>
-                <w:sz w:val="17"/>
-              </w:rPr>
-              <w:t xml:space="preserve"> đ</w:t>
-            </w:r>
-            <w:r>
-              <w:rPr>
-                <w:sz w:val="17"/>
-              </w:rPr>
-              <w:t>ố</w:t>
-            </w:r>
-            <w:r>
-              <w:rPr>
-                <w:sz w:val="17"/>
-              </w:rPr>
-              <w:t>i x</w:t>
-            </w:r>
-            <w:r>
-              <w:rPr>
-                <w:sz w:val="17"/>
-              </w:rPr>
-              <w:t>ứ</w:t>
-            </w:r>
-            <w:r>
-              <w:rPr>
-                <w:sz w:val="17"/>
-              </w:rPr>
-              <w:t>ng chu</w:t>
-            </w:r>
-            <w:r>
-              <w:rPr>
-                <w:sz w:val="17"/>
-              </w:rPr>
-              <w:t>ẩ</w:t>
-            </w:r>
-            <w:r>
-              <w:rPr>
-                <w:sz w:val="17"/>
-              </w:rPr>
-              <w:t>n (T</w:t>
-            </w:r>
-            <w:r>
-              <w:rPr>
-                <w:sz w:val="17"/>
-              </w:rPr>
-              <w:t>ố</w:t>
-            </w:r>
-            <w:r>
-              <w:rPr>
-                <w:sz w:val="17"/>
-              </w:rPr>
-              <w:t>i ưu)</w:t>
-            </w:r>
-          </w:p>
-        </w:tc>
-        <w:tc>
-          <w:tcPr>
-            <w:tcW w:w="792" w:type="dxa"/>
-            <w:shd w:val="clear" w:color="auto" w:fill="ECFDF5"/>
-            <w:tcMar>
-              <w:top w:w="75" w:type="dxa"/>
-              <w:left w:w="70" w:type="dxa"/>
-              <w:bottom w:w="75" w:type="dxa"/>
-              <w:right w:w="70" w:type="dxa"/>
-            </w:tcMar>
-          </w:tcPr>
-          <w:p>
-            <w:pPr>
-              <w:jc w:val="right"/>
-            </w:pPr>
-            <w:r>
-              <w:rPr>
-                <w:sz w:val="17"/>
-              </w:rPr>
-              <w:t>1.035</w:t>
-            </w:r>
-          </w:p>
-        </w:tc>
-        <w:tc>
-          <w:tcPr>
-            <w:tcW w:w="792" w:type="dxa"/>
-            <w:shd w:val="clear" w:color="auto" w:fill="ECFDF5"/>
-            <w:tcMar>
-              <w:top w:w="75" w:type="dxa"/>
-              <w:left w:w="70" w:type="dxa"/>
-              <w:bottom w:w="75" w:type="dxa"/>
-              <w:right w:w="70" w:type="dxa"/>
-            </w:tcMar>
-          </w:tcPr>
-          <w:p>
-            <w:pPr>
-              <w:jc w:val="right"/>
-            </w:pPr>
-            <w:r>
-              <w:rPr>
-                <w:sz w:val="17"/>
-              </w:rPr>
-              <w:t>1.554</w:t>
-            </w:r>
-          </w:p>
-        </w:tc>
-        <w:tc>
-          <w:tcPr>
-            <w:tcW w:w="1512" w:type="dxa"/>
-            <w:shd w:val="clear" w:color="auto" w:fill="ECFDF5"/>
-            <w:tcMar>
-              <w:top w:w="75" w:type="dxa"/>
-              <w:left w:w="70" w:type="dxa"/>
-              <w:bottom w:w="75" w:type="dxa"/>
-              <w:right w:w="70" w:type="dxa"/>
-            </w:tcMar>
-          </w:tcPr>
-          <w:p>
-            <w:pPr>
-              <w:jc w:val="right"/>
-            </w:pPr>
-            <w:r>
-              <w:rPr>
-                <w:sz w:val="17"/>
-              </w:rPr>
-              <w:t>369.62 MPa</w:t>
-            </w:r>
-          </w:p>
-        </w:tc>
-        <w:tc>
-          <w:tcPr>
-            <w:tcW w:w="1656" w:type="dxa"/>
-            <w:shd w:val="clear" w:color="auto" w:fill="ECFDF5"/>
-            <w:tcMar>
-              <w:top w:w="75" w:type="dxa"/>
-              <w:left w:w="70" w:type="dxa"/>
-              <w:bottom w:w="75" w:type="dxa"/>
-              <w:right w:w="70" w:type="dxa"/>
-            </w:tcMar>
-          </w:tcPr>
-          <w:p>
-            <w:pPr>
-              <w:jc w:val="right"/>
-            </w:pPr>
-            <w:r>
-              <w:rPr>
-                <w:b/>
-                <w:color w:val="059669"/>
-                <w:sz w:val="17"/>
-              </w:rPr>
-              <w:t>356.97 MPa (~357 MPa)</w:t>
-            </w:r>
-          </w:p>
-        </w:tc>
-        <w:tc>
-          <w:tcPr>
-            <w:tcW w:w="1224" w:type="dxa"/>
-            <w:shd w:val="clear" w:color="auto" w:fill="ECFDF5"/>
-            <w:tcMar>
-              <w:top w:w="75" w:type="dxa"/>
-              <w:left w:w="70" w:type="dxa"/>
-              <w:bottom w:w="75" w:type="dxa"/>
-              <w:right w:w="70" w:type="dxa"/>
-            </w:tcMar>
-          </w:tcPr>
-          <w:p>
-            <w:pPr>
-              <w:jc w:val="right"/>
-            </w:pPr>
-            <w:r>
-              <w:rPr>
-                <w:b/>
-                <w:color w:val="059669"/>
-                <w:sz w:val="17"/>
-              </w:rPr>
-              <w:t>1.66 / 1.77</w:t>
-            </w:r>
-          </w:p>
-        </w:tc>
-        <w:tc>
-          <w:tcPr>
-            <w:tcW w:w="1800" w:type="dxa"/>
-            <w:shd w:val="clear" w:color="auto" w:fill="ECFDF5"/>
-            <w:tcMar>
-              <w:top w:w="75" w:type="dxa"/>
-              <w:left w:w="70" w:type="dxa"/>
-              <w:bottom w:w="75" w:type="dxa"/>
-              <w:right w:w="70" w:type="dxa"/>
-            </w:tcMar>
-          </w:tcPr>
-          <w:p>
-            <w:r>
-              <w:rPr>
-                <w:b/>
-                <w:sz w:val="17"/>
-              </w:rPr>
-              <w:t>Đ</w:t>
-            </w:r>
-            <w:r>
-              <w:rPr>
-                <w:b/>
-                <w:sz w:val="17"/>
-              </w:rPr>
-              <w:t>Ạ</w:t>
-            </w:r>
-            <w:r>
-              <w:rPr>
-                <w:b/>
-                <w:sz w:val="17"/>
-              </w:rPr>
-              <w:t>T CHU</w:t>
-            </w:r>
-            <w:r>
-              <w:rPr>
-                <w:b/>
-                <w:sz w:val="17"/>
-              </w:rPr>
-              <w:t>Ẩ</w:t>
-            </w:r>
-            <w:r>
-              <w:rPr>
-                <w:b/>
-                <w:sz w:val="17"/>
-              </w:rPr>
-              <w:t>N VÀNG T</w:t>
-            </w:r>
-            <w:r>
-              <w:rPr>
-                <w:b/>
-                <w:sz w:val="17"/>
-              </w:rPr>
-              <w:t>Ố</w:t>
-            </w:r>
-            <w:r>
-              <w:rPr>
-                <w:b/>
-                <w:sz w:val="17"/>
-              </w:rPr>
-              <w:t>I ƯU CÔNG NGHI</w:t>
-            </w:r>
-            <w:r>
-              <w:rPr>
-                <w:b/>
-                <w:sz w:val="17"/>
-              </w:rPr>
-              <w:t>Ệ</w:t>
-            </w:r>
-            <w:r>
-              <w:rPr>
-                <w:b/>
-                <w:sz w:val="17"/>
-              </w:rPr>
-              <w:t>P</w:t>
-            </w:r>
-          </w:p>
-        </w:tc>
-      </w:tr>
-      <w:tr>
-        <w:trPr>
-          <w:jc w:val="center"/>
-        </w:trPr>
-        <w:tc>
-          <w:tcPr>
-            <w:tcW w:w="3168" w:type="dxa"/>
-            <w:shd w:val="clear" w:color="auto" w:fill="F8FAFC"/>
-            <w:tcMar>
-              <w:top w:w="75" w:type="dxa"/>
-              <w:left w:w="70" w:type="dxa"/>
-              <w:bottom w:w="75" w:type="dxa"/>
-              <w:right w:w="70" w:type="dxa"/>
-            </w:tcMar>
-          </w:tcPr>
-          <w:p>
-            <w:r>
-              <w:rPr>
-                <w:sz w:val="17"/>
-              </w:rPr>
-              <w:t>Trư</w:t>
-            </w:r>
-            <w:r>
-              <w:rPr>
-                <w:sz w:val="17"/>
-              </w:rPr>
-              <w:t>ờ</w:t>
-            </w:r>
-            <w:r>
-              <w:rPr>
-                <w:sz w:val="17"/>
-              </w:rPr>
-              <w:t>ng h</w:t>
-            </w:r>
-            <w:r>
-              <w:rPr>
-                <w:sz w:val="17"/>
-              </w:rPr>
-              <w:t>ợ</w:t>
-            </w:r>
-            <w:r>
-              <w:rPr>
-                <w:sz w:val="17"/>
-              </w:rPr>
-              <w:t xml:space="preserve">p </w:t>
-            </w:r>
-            <w:r>
-              <w:rPr>
-                <w:sz w:val="17"/>
-              </w:rPr>
-              <w:t>2B: D</w:t>
-            </w:r>
-            <w:r>
-              <w:rPr>
-                <w:sz w:val="17"/>
-              </w:rPr>
-              <w:t>ự</w:t>
-            </w:r>
-            <w:r>
-              <w:rPr>
-                <w:sz w:val="17"/>
-              </w:rPr>
-              <w:t xml:space="preserve"> phòng l</w:t>
-            </w:r>
-            <w:r>
-              <w:rPr>
-                <w:sz w:val="17"/>
-              </w:rPr>
-              <w:t>ệ</w:t>
-            </w:r>
-            <w:r>
-              <w:rPr>
-                <w:sz w:val="17"/>
-              </w:rPr>
-              <w:t>ch tr</w:t>
-            </w:r>
-            <w:r>
-              <w:rPr>
-                <w:sz w:val="17"/>
-              </w:rPr>
-              <w:t>ụ</w:t>
-            </w:r>
-            <w:r>
-              <w:rPr>
-                <w:sz w:val="17"/>
-              </w:rPr>
-              <w:t>c đàn h</w:t>
-            </w:r>
-            <w:r>
-              <w:rPr>
-                <w:sz w:val="17"/>
-              </w:rPr>
-              <w:t>ồ</w:t>
-            </w:r>
-            <w:r>
-              <w:rPr>
-                <w:sz w:val="17"/>
-              </w:rPr>
-              <w:t>i nh</w:t>
-            </w:r>
-            <w:r>
-              <w:rPr>
-                <w:sz w:val="17"/>
-              </w:rPr>
-              <w:t>ẹ</w:t>
-            </w:r>
-          </w:p>
-        </w:tc>
-        <w:tc>
-          <w:tcPr>
-            <w:tcW w:w="792" w:type="dxa"/>
-            <w:shd w:val="clear" w:color="auto" w:fill="F8FAFC"/>
-            <w:tcMar>
-              <w:top w:w="75" w:type="dxa"/>
-              <w:left w:w="70" w:type="dxa"/>
-              <w:bottom w:w="75" w:type="dxa"/>
-              <w:right w:w="70" w:type="dxa"/>
-            </w:tcMar>
-          </w:tcPr>
-          <w:p>
-            <w:pPr>
-              <w:jc w:val="right"/>
-            </w:pPr>
-            <w:r>
-              <w:rPr>
-                <w:sz w:val="17"/>
-              </w:rPr>
-              <w:t>1.125</w:t>
-            </w:r>
-          </w:p>
-        </w:tc>
-        <w:tc>
-          <w:tcPr>
-            <w:tcW w:w="792" w:type="dxa"/>
-            <w:shd w:val="clear" w:color="auto" w:fill="F8FAFC"/>
-            <w:tcMar>
-              <w:top w:w="75" w:type="dxa"/>
-              <w:left w:w="70" w:type="dxa"/>
-              <w:bottom w:w="75" w:type="dxa"/>
-              <w:right w:w="70" w:type="dxa"/>
-            </w:tcMar>
-          </w:tcPr>
-          <w:p>
-            <w:pPr>
-              <w:jc w:val="right"/>
-            </w:pPr>
-            <w:r>
-              <w:rPr>
-                <w:sz w:val="17"/>
-              </w:rPr>
-              <w:t>1.688</w:t>
-            </w:r>
-          </w:p>
-        </w:tc>
-        <w:tc>
-          <w:tcPr>
-            <w:tcW w:w="1512" w:type="dxa"/>
-            <w:shd w:val="clear" w:color="auto" w:fill="F8FAFC"/>
-            <w:tcMar>
-              <w:top w:w="75" w:type="dxa"/>
-              <w:left w:w="70" w:type="dxa"/>
-              <w:bottom w:w="75" w:type="dxa"/>
-              <w:right w:w="70" w:type="dxa"/>
-            </w:tcMar>
-          </w:tcPr>
-          <w:p>
-            <w:pPr>
-              <w:jc w:val="right"/>
-            </w:pPr>
-            <w:r>
-              <w:rPr>
-                <w:sz w:val="17"/>
-              </w:rPr>
-              <w:t>401.83 MPa</w:t>
-            </w:r>
-          </w:p>
-        </w:tc>
-        <w:tc>
-          <w:tcPr>
-            <w:tcW w:w="1656" w:type="dxa"/>
-            <w:shd w:val="clear" w:color="auto" w:fill="F8FAFC"/>
-            <w:tcMar>
-              <w:top w:w="75" w:type="dxa"/>
-              <w:left w:w="70" w:type="dxa"/>
-              <w:bottom w:w="75" w:type="dxa"/>
-              <w:right w:w="70" w:type="dxa"/>
-            </w:tcMar>
-          </w:tcPr>
-          <w:p>
-            <w:pPr>
-              <w:jc w:val="right"/>
-            </w:pPr>
-            <w:r>
-              <w:rPr>
-                <w:b/>
-                <w:color w:val="059669"/>
-                <w:sz w:val="17"/>
-              </w:rPr>
-              <w:t>388.10 MPa (~388 MPa)</w:t>
-            </w:r>
-          </w:p>
-        </w:tc>
-        <w:tc>
-          <w:tcPr>
-            <w:tcW w:w="1224" w:type="dxa"/>
-            <w:shd w:val="clear" w:color="auto" w:fill="F8FAFC"/>
-            <w:tcMar>
-              <w:top w:w="75" w:type="dxa"/>
-              <w:left w:w="70" w:type="dxa"/>
-              <w:bottom w:w="75" w:type="dxa"/>
-              <w:right w:w="70" w:type="dxa"/>
-            </w:tcMar>
-          </w:tcPr>
-          <w:p>
-            <w:pPr>
-              <w:jc w:val="right"/>
-            </w:pPr>
-            <w:r>
-              <w:rPr>
-                <w:b/>
-                <w:color w:val="059669"/>
-                <w:sz w:val="17"/>
-              </w:rPr>
-              <w:t>1.53 / 1.63</w:t>
-            </w:r>
-          </w:p>
-        </w:tc>
-        <w:tc>
-          <w:tcPr>
-            <w:tcW w:w="1800" w:type="dxa"/>
-            <w:shd w:val="clear" w:color="auto" w:fill="F8FAFC"/>
-            <w:tcMar>
-              <w:top w:w="75" w:type="dxa"/>
-              <w:left w:w="70" w:type="dxa"/>
-              <w:bottom w:w="75" w:type="dxa"/>
-              <w:right w:w="70" w:type="dxa"/>
-            </w:tcMar>
-          </w:tcPr>
-          <w:p>
-            <w:r>
-              <w:rPr>
-                <w:b/>
-                <w:sz w:val="17"/>
-              </w:rPr>
-              <w:t>AN TOÀN R</w:t>
-            </w:r>
-            <w:r>
-              <w:rPr>
-                <w:b/>
-                <w:sz w:val="17"/>
-              </w:rPr>
-              <w:t>Ấ</w:t>
-            </w:r>
-            <w:r>
-              <w:rPr>
-                <w:b/>
-                <w:sz w:val="17"/>
-              </w:rPr>
-              <w:t>T T</w:t>
-            </w:r>
-            <w:r>
-              <w:rPr>
-                <w:b/>
-                <w:sz w:val="17"/>
-              </w:rPr>
-              <w:t>Ố</w:t>
-            </w:r>
-            <w:r>
-              <w:rPr>
-                <w:b/>
-                <w:sz w:val="17"/>
-              </w:rPr>
-              <w:t>T (&gt; [SF]min = 1.40)</w:t>
-            </w:r>
-          </w:p>
-        </w:tc>
-      </w:tr>
-    </w:tbl>
-    <w:p>
-      <w:pPr>
-        <w:spacing w:before="240" w:after="60"/>
-      </w:pPr>
-      <w:r>
-        <w:rPr>
-          <w:b/>
-          <w:color w:val="1E3A8A"/>
-        </w:rPr>
-        <w:t>B</w:t>
-      </w:r>
-      <w:r>
-        <w:rPr>
-          <w:b/>
-          <w:color w:val="1E3A8A"/>
-        </w:rPr>
-        <w:t>ả</w:t>
-      </w:r>
-      <w:r>
-        <w:rPr>
-          <w:b/>
-          <w:color w:val="1E3A8A"/>
-        </w:rPr>
-        <w:t>ng 5.2: B</w:t>
-      </w:r>
-      <w:r>
-        <w:rPr>
-          <w:b/>
-          <w:color w:val="1E3A8A"/>
-        </w:rPr>
-        <w:t>ả</w:t>
-      </w:r>
-      <w:r>
-        <w:rPr>
-          <w:b/>
-          <w:color w:val="1E3A8A"/>
-        </w:rPr>
-        <w:t>ng đ</w:t>
-      </w:r>
-      <w:r>
-        <w:rPr>
-          <w:b/>
-          <w:color w:val="1E3A8A"/>
-        </w:rPr>
-        <w:t>ố</w:t>
-      </w:r>
-      <w:r>
-        <w:rPr>
-          <w:b/>
-          <w:color w:val="1E3A8A"/>
-        </w:rPr>
-        <w:t>i chi</w:t>
-      </w:r>
-      <w:r>
-        <w:rPr>
-          <w:b/>
-          <w:color w:val="1E3A8A"/>
-        </w:rPr>
-        <w:t>ế</w:t>
-      </w:r>
-      <w:r>
-        <w:rPr>
-          <w:b/>
-          <w:color w:val="1E3A8A"/>
-        </w:rPr>
-        <w:t>u chi ti</w:t>
-      </w:r>
-      <w:r>
-        <w:rPr>
-          <w:b/>
-          <w:color w:val="1E3A8A"/>
-        </w:rPr>
-        <w:t>ế</w:t>
-      </w:r>
-      <w:r>
-        <w:rPr>
-          <w:b/>
-          <w:color w:val="1E3A8A"/>
-        </w:rPr>
-        <w:t>t các thông s</w:t>
-      </w:r>
-      <w:r>
-        <w:rPr>
-          <w:b/>
-          <w:color w:val="1E3A8A"/>
-        </w:rPr>
-        <w:t>ố</w:t>
-      </w:r>
-      <w:r>
-        <w:rPr>
-          <w:b/>
-          <w:color w:val="1E3A8A"/>
-        </w:rPr>
-        <w:t xml:space="preserve"> u</w:t>
-      </w:r>
-      <w:r>
-        <w:rPr>
-          <w:b/>
-          <w:color w:val="1E3A8A"/>
-        </w:rPr>
-        <w:t>ố</w:t>
-      </w:r>
-      <w:r>
-        <w:rPr>
-          <w:b/>
-          <w:color w:val="1E3A8A"/>
-        </w:rPr>
-        <w:t>n c</w:t>
-      </w:r>
-      <w:r>
-        <w:rPr>
-          <w:b/>
-          <w:color w:val="1E3A8A"/>
-        </w:rPr>
-        <w:t>ủ</w:t>
-      </w:r>
-      <w:r>
-        <w:rPr>
-          <w:b/>
-          <w:color w:val="1E3A8A"/>
-        </w:rPr>
-        <w:t>a c</w:t>
-      </w:r>
-      <w:r>
-        <w:rPr>
-          <w:b/>
-          <w:color w:val="1E3A8A"/>
-        </w:rPr>
-        <w:t>ả</w:t>
-      </w:r>
-      <w:r>
-        <w:rPr>
-          <w:b/>
-          <w:color w:val="1E3A8A"/>
-        </w:rPr>
-        <w:t xml:space="preserve"> 2 bánh răng </w:t>
-      </w:r>
-      <w:r>
-        <w:rPr>
-          <w:b/>
-          <w:color w:val="1E3A8A"/>
-        </w:rPr>
-        <w:t>ở</w:t>
-      </w:r>
-      <w:r>
-        <w:rPr>
-          <w:b/>
-          <w:color w:val="1E3A8A"/>
-        </w:rPr>
-        <w:t xml:space="preserve"> Ch</w:t>
-      </w:r>
-      <w:r>
-        <w:rPr>
-          <w:b/>
-          <w:color w:val="1E3A8A"/>
-        </w:rPr>
-        <w:t>ế</w:t>
-      </w:r>
-      <w:r>
-        <w:rPr>
-          <w:b/>
-          <w:color w:val="1E3A8A"/>
-        </w:rPr>
-        <w:t xml:space="preserve"> đ</w:t>
-      </w:r>
-      <w:r>
-        <w:rPr>
-          <w:b/>
-          <w:color w:val="1E3A8A"/>
-        </w:rPr>
-        <w:t>ộ</w:t>
-      </w:r>
-      <w:r>
-        <w:rPr>
-          <w:b/>
-          <w:color w:val="1E3A8A"/>
-        </w:rPr>
-        <w:t xml:space="preserve"> 2:</w:t>
-      </w:r>
-    </w:p>
-    <w:tbl>
-      <w:tblPr>
-        <w:tblW w:w="0" w:type="auto"/>
-        <w:jc w:val="center"/>
-        <w:tblBorders>
-          <w:top w:val="single" w:sz="4" w:space="0" w:color="D3D3D3"/>
-          <w:bottom w:val="single" w:sz="4" w:space="0" w:color="D3D3D3"/>
-          <w:insideH w:val="single" w:sz="4" w:space="0" w:color="D3D3D3"/>
+          <w:top w:val="single" w:sz="4" w:space="0" w:color="auto"/>
+          <w:left w:val="single" w:sz="4" w:space="0" w:color="auto"/>
+          <w:bottom w:val="single" w:sz="4" w:space="0" w:color="auto"/>
+          <w:right w:val="single" w:sz="4" w:space="0" w:color="auto"/>
+          <w:insideH w:val="single" w:sz="4" w:space="0" w:color="auto"/>
+          <w:insideV w:val="single" w:sz="4" w:space="0" w:color="auto"/>
         </w:tblBorders>
         <w:tblLayout w:type="fixed"/>
         <w:tblLook w:val="04A0" w:firstRow="1" w:lastRow="0" w:firstColumn="1" w:lastColumn="0" w:noHBand="0" w:noVBand="1"/>
@@ -8495,64 +4805,72 @@
                 <w:color w:val="FFFFFF"/>
                 <w:sz w:val="19"/>
               </w:rPr>
-              <w:t>Thông S</w:t>
-            </w:r>
+              <w:t xml:space="preserve">Thông Số Kiểm </w:t>
+            </w:r>
+            <w:proofErr w:type="spellStart"/>
             <w:r>
               <w:rPr>
                 <w:b/>
                 <w:color w:val="FFFFFF"/>
                 <w:sz w:val="19"/>
               </w:rPr>
-              <w:t>ố</w:t>
-            </w:r>
+              <w:t>Tra</w:t>
+            </w:r>
+            <w:proofErr w:type="spellEnd"/>
             <w:r>
               <w:rPr>
                 <w:b/>
                 <w:color w:val="FFFFFF"/>
                 <w:sz w:val="19"/>
               </w:rPr>
-              <w:t xml:space="preserve"> Ki</w:t>
-            </w:r>
+              <w:t xml:space="preserve"> </w:t>
+            </w:r>
+            <w:proofErr w:type="spellStart"/>
             <w:r>
               <w:rPr>
                 <w:b/>
                 <w:color w:val="FFFFFF"/>
                 <w:sz w:val="19"/>
               </w:rPr>
-              <w:t>ể</w:t>
-            </w:r>
+              <w:t>Uốn</w:t>
+            </w:r>
+            <w:proofErr w:type="spellEnd"/>
             <w:r>
               <w:rPr>
                 <w:b/>
                 <w:color w:val="FFFFFF"/>
                 <w:sz w:val="19"/>
               </w:rPr>
-              <w:t>m Tra U</w:t>
-            </w:r>
+              <w:t xml:space="preserve"> </w:t>
+            </w:r>
+            <w:proofErr w:type="spellStart"/>
             <w:r>
               <w:rPr>
                 <w:b/>
                 <w:color w:val="FFFFFF"/>
                 <w:sz w:val="19"/>
               </w:rPr>
-              <w:t>ố</w:t>
-            </w:r>
+              <w:t>Chân</w:t>
+            </w:r>
+            <w:proofErr w:type="spellEnd"/>
             <w:r>
               <w:rPr>
                 <w:b/>
                 <w:color w:val="FFFFFF"/>
                 <w:sz w:val="19"/>
               </w:rPr>
-              <w:t xml:space="preserve">n Chân Răng (ISO </w:t>
-            </w:r>
+              <w:t xml:space="preserve"> </w:t>
+            </w:r>
+            <w:proofErr w:type="spellStart"/>
             <w:r>
               <w:rPr>
                 <w:b/>
                 <w:color w:val="FFFFFF"/>
                 <w:sz w:val="19"/>
               </w:rPr>
-              <w:t>6336)</w:t>
-            </w:r>
+              <w:t>Răng</w:t>
+            </w:r>
+            <w:proofErr w:type="spellEnd"/>
           </w:p>
         </w:tc>
         <w:tc>
@@ -8570,78 +4888,34 @@
             <w:pPr>
               <w:jc w:val="center"/>
             </w:pPr>
+            <w:proofErr w:type="spellStart"/>
             <w:r>
               <w:rPr>
                 <w:b/>
                 <w:color w:val="FFFFFF"/>
                 <w:sz w:val="19"/>
               </w:rPr>
-              <w:t>Trư</w:t>
-            </w:r>
+              <w:t>Gối</w:t>
+            </w:r>
+            <w:proofErr w:type="spellEnd"/>
             <w:r>
               <w:rPr>
                 <w:b/>
                 <w:color w:val="FFFFFF"/>
                 <w:sz w:val="19"/>
               </w:rPr>
-              <w:t>ờ</w:t>
-            </w:r>
+              <w:t xml:space="preserve"> </w:t>
+            </w:r>
+            <w:proofErr w:type="spellStart"/>
             <w:r>
               <w:rPr>
                 <w:b/>
                 <w:color w:val="FFFFFF"/>
                 <w:sz w:val="19"/>
               </w:rPr>
-              <w:t>ng H</w:t>
-            </w:r>
-            <w:r>
-              <w:rPr>
-                <w:b/>
-                <w:color w:val="FFFFFF"/>
-                <w:sz w:val="19"/>
-              </w:rPr>
-              <w:t>ợ</w:t>
-            </w:r>
-            <w:r>
-              <w:rPr>
-                <w:b/>
-                <w:color w:val="FFFFFF"/>
-                <w:sz w:val="19"/>
-              </w:rPr>
-              <w:t>p 2A (G</w:t>
-            </w:r>
-            <w:r>
-              <w:rPr>
-                <w:b/>
-                <w:color w:val="FFFFFF"/>
-                <w:sz w:val="19"/>
-              </w:rPr>
-              <w:t>ố</w:t>
-            </w:r>
-            <w:r>
-              <w:rPr>
-                <w:b/>
-                <w:color w:val="FFFFFF"/>
-                <w:sz w:val="19"/>
-              </w:rPr>
-              <w:t>i Chu</w:t>
-            </w:r>
-            <w:r>
-              <w:rPr>
-                <w:b/>
-                <w:color w:val="FFFFFF"/>
-                <w:sz w:val="19"/>
-              </w:rPr>
-              <w:t>ẩ</w:t>
-            </w:r>
-            <w:r>
-              <w:rPr>
-                <w:b/>
-                <w:color w:val="FFFFFF"/>
-                <w:sz w:val="19"/>
-              </w:rPr>
-              <w:t>n)</w:t>
-            </w:r>
+              <w:t>Chuẩn</w:t>
+            </w:r>
+            <w:proofErr w:type="spellEnd"/>
           </w:p>
         </w:tc>
         <w:tc>
@@ -8659,78 +4933,34 @@
             <w:pPr>
               <w:jc w:val="center"/>
             </w:pPr>
+            <w:proofErr w:type="spellStart"/>
             <w:r>
               <w:rPr>
                 <w:b/>
                 <w:color w:val="FFFFFF"/>
                 <w:sz w:val="19"/>
               </w:rPr>
-              <w:t>Trư</w:t>
-            </w:r>
+              <w:t>Gối</w:t>
+            </w:r>
+            <w:proofErr w:type="spellEnd"/>
             <w:r>
               <w:rPr>
                 <w:b/>
                 <w:color w:val="FFFFFF"/>
                 <w:sz w:val="19"/>
               </w:rPr>
-              <w:t>ờ</w:t>
-            </w:r>
+              <w:t xml:space="preserve"> </w:t>
+            </w:r>
+            <w:proofErr w:type="spellStart"/>
             <w:r>
               <w:rPr>
                 <w:b/>
                 <w:color w:val="FFFFFF"/>
                 <w:sz w:val="19"/>
               </w:rPr>
-              <w:t>ng H</w:t>
-            </w:r>
-            <w:r>
-              <w:rPr>
-                <w:b/>
-                <w:color w:val="FFFFFF"/>
-                <w:sz w:val="19"/>
-              </w:rPr>
-              <w:t>ợ</w:t>
-            </w:r>
-            <w:r>
-              <w:rPr>
-                <w:b/>
-                <w:color w:val="FFFFFF"/>
-                <w:sz w:val="19"/>
-              </w:rPr>
-              <w:t>p 2B (D</w:t>
-            </w:r>
-            <w:r>
-              <w:rPr>
-                <w:b/>
-                <w:color w:val="FFFFFF"/>
-                <w:sz w:val="19"/>
-              </w:rPr>
-              <w:t>ự</w:t>
-            </w:r>
-            <w:r>
-              <w:rPr>
-                <w:b/>
-                <w:color w:val="FFFFFF"/>
-                <w:sz w:val="19"/>
-              </w:rPr>
-              <w:t xml:space="preserve"> Phòng L</w:t>
-            </w:r>
-            <w:r>
-              <w:rPr>
-                <w:b/>
-                <w:color w:val="FFFFFF"/>
-                <w:sz w:val="19"/>
-              </w:rPr>
-              <w:t>ệ</w:t>
-            </w:r>
-            <w:r>
-              <w:rPr>
-                <w:b/>
-                <w:color w:val="FFFFFF"/>
-                <w:sz w:val="19"/>
-              </w:rPr>
-              <w:t>ch)</w:t>
-            </w:r>
+              <w:t>lệch</w:t>
+            </w:r>
+            <w:proofErr w:type="spellEnd"/>
           </w:p>
         </w:tc>
         <w:tc>
@@ -8754,39 +4984,7 @@
                 <w:color w:val="FFFFFF"/>
                 <w:sz w:val="19"/>
               </w:rPr>
-              <w:t>Đơn V</w:t>
-            </w:r>
-            <w:r>
-              <w:rPr>
-                <w:b/>
-                <w:color w:val="FFFFFF"/>
-                <w:sz w:val="19"/>
-              </w:rPr>
-              <w:t>ị</w:t>
-            </w:r>
-            <w:r>
-              <w:rPr>
-                <w:b/>
-                <w:color w:val="FFFFFF"/>
-                <w:sz w:val="19"/>
-              </w:rPr>
-              <w:t xml:space="preserve"> &amp; Nh</w:t>
-            </w:r>
-            <w:r>
-              <w:rPr>
-                <w:b/>
-                <w:color w:val="FFFFFF"/>
-                <w:sz w:val="19"/>
-              </w:rPr>
-              <w:t>ậ</w:t>
-            </w:r>
-            <w:r>
-              <w:rPr>
-                <w:b/>
-                <w:color w:val="FFFFFF"/>
-                <w:sz w:val="19"/>
-              </w:rPr>
-              <w:t>n Xét</w:t>
+              <w:t>Đơn Vị &amp; Nhận Xét</w:t>
             </w:r>
           </w:p>
         </w:tc>
@@ -8811,55 +5009,7 @@
               <w:rPr>
                 <w:sz w:val="18"/>
               </w:rPr>
-              <w:t>H</w:t>
-            </w:r>
-            <w:r>
-              <w:rPr>
-                <w:sz w:val="18"/>
-              </w:rPr>
-              <w:t>ệ</w:t>
-            </w:r>
-            <w:r>
-              <w:rPr>
-                <w:sz w:val="18"/>
-              </w:rPr>
-              <w:t xml:space="preserve"> s</w:t>
-            </w:r>
-            <w:r>
-              <w:rPr>
-                <w:sz w:val="18"/>
-              </w:rPr>
-              <w:t>ố</w:t>
-            </w:r>
-            <w:r>
-              <w:rPr>
-                <w:sz w:val="18"/>
-              </w:rPr>
-              <w:t xml:space="preserve"> t</w:t>
-            </w:r>
-            <w:r>
-              <w:rPr>
-                <w:sz w:val="18"/>
-              </w:rPr>
-              <w:t>ả</w:t>
-            </w:r>
-            <w:r>
-              <w:rPr>
-                <w:sz w:val="18"/>
-              </w:rPr>
-              <w:t>i tr</w:t>
-            </w:r>
-            <w:r>
-              <w:rPr>
-                <w:sz w:val="18"/>
-              </w:rPr>
-              <w:t>ọ</w:t>
-            </w:r>
-            <w:r>
-              <w:rPr>
-                <w:sz w:val="18"/>
-              </w:rPr>
-              <w:t>ng ngoài (KA)</w:t>
+              <w:t>Hệ số tải trọng ngoài (KA)</w:t>
             </w:r>
           </w:p>
         </w:tc>
@@ -8925,55 +5075,7 @@
               <w:rPr>
                 <w:sz w:val="18"/>
               </w:rPr>
-              <w:t>Ch</w:t>
-            </w:r>
-            <w:r>
-              <w:rPr>
-                <w:sz w:val="18"/>
-              </w:rPr>
-              <w:t>ế</w:t>
-            </w:r>
-            <w:r>
-              <w:rPr>
-                <w:sz w:val="18"/>
-              </w:rPr>
-              <w:t xml:space="preserve"> đ</w:t>
-            </w:r>
-            <w:r>
-              <w:rPr>
-                <w:sz w:val="18"/>
-              </w:rPr>
-              <w:t>ộ</w:t>
-            </w:r>
-            <w:r>
-              <w:rPr>
-                <w:sz w:val="18"/>
-              </w:rPr>
-              <w:t xml:space="preserve"> 2 (Va đ</w:t>
-            </w:r>
-            <w:r>
-              <w:rPr>
-                <w:sz w:val="18"/>
-              </w:rPr>
-              <w:t>ậ</w:t>
-            </w:r>
-            <w:r>
-              <w:rPr>
-                <w:sz w:val="18"/>
-              </w:rPr>
-              <w:t>p v</w:t>
-            </w:r>
-            <w:r>
-              <w:rPr>
-                <w:sz w:val="18"/>
-              </w:rPr>
-              <w:t>ừ</w:t>
-            </w:r>
-            <w:r>
-              <w:rPr>
-                <w:sz w:val="18"/>
-              </w:rPr>
-              <w:t>a)</w:t>
+              <w:t>Chế độ 2 (Va đập vừa)</w:t>
             </w:r>
           </w:p>
         </w:tc>
@@ -8998,55 +5100,7 @@
               <w:rPr>
                 <w:sz w:val="18"/>
               </w:rPr>
-              <w:t>H</w:t>
-            </w:r>
-            <w:r>
-              <w:rPr>
-                <w:sz w:val="18"/>
-              </w:rPr>
-              <w:t>ệ</w:t>
-            </w:r>
-            <w:r>
-              <w:rPr>
-                <w:sz w:val="18"/>
-              </w:rPr>
-              <w:t xml:space="preserve"> s</w:t>
-            </w:r>
-            <w:r>
-              <w:rPr>
-                <w:sz w:val="18"/>
-              </w:rPr>
-              <w:t>ố</w:t>
-            </w:r>
-            <w:r>
-              <w:rPr>
-                <w:sz w:val="18"/>
-              </w:rPr>
-              <w:t xml:space="preserve"> phân b</w:t>
-            </w:r>
-            <w:r>
-              <w:rPr>
-                <w:sz w:val="18"/>
-              </w:rPr>
-              <w:t>ố</w:t>
-            </w:r>
-            <w:r>
-              <w:rPr>
-                <w:sz w:val="18"/>
-              </w:rPr>
-              <w:t xml:space="preserve"> t</w:t>
-            </w:r>
-            <w:r>
-              <w:rPr>
-                <w:sz w:val="18"/>
-              </w:rPr>
-              <w:t>ả</w:t>
-            </w:r>
-            <w:r>
-              <w:rPr>
-                <w:sz w:val="18"/>
-              </w:rPr>
-              <w:t>i vành răng (KFβ)</w:t>
+              <w:t>Hệ số phân bố tải vành răng (KFβ)</w:t>
             </w:r>
           </w:p>
         </w:tc>
@@ -9112,61 +5166,7 @@
               <w:rPr>
                 <w:sz w:val="18"/>
               </w:rPr>
-              <w:t>Đ</w:t>
-            </w:r>
-            <w:r>
-              <w:rPr>
-                <w:sz w:val="18"/>
-              </w:rPr>
-              <w:t>ộ</w:t>
-            </w:r>
-            <w:r>
-              <w:rPr>
-                <w:sz w:val="18"/>
-              </w:rPr>
-              <w:t xml:space="preserve"> c</w:t>
-            </w:r>
-            <w:r>
-              <w:rPr>
-                <w:sz w:val="18"/>
-              </w:rPr>
-              <w:t>ứ</w:t>
-            </w:r>
-            <w:r>
-              <w:rPr>
-                <w:sz w:val="18"/>
-              </w:rPr>
-              <w:t>ng v</w:t>
-            </w:r>
-            <w:r>
-              <w:rPr>
-                <w:sz w:val="18"/>
-              </w:rPr>
-              <w:t>ữ</w:t>
-            </w:r>
-            <w:r>
-              <w:rPr>
-                <w:sz w:val="18"/>
-              </w:rPr>
-              <w:t>ng g</w:t>
-            </w:r>
-            <w:r>
-              <w:rPr>
-                <w:sz w:val="18"/>
-              </w:rPr>
-              <w:t>ố</w:t>
-            </w:r>
-            <w:r>
-              <w:rPr>
-                <w:sz w:val="18"/>
-              </w:rPr>
-              <w:t>i đ</w:t>
-            </w:r>
-            <w:r>
-              <w:rPr>
-                <w:sz w:val="18"/>
-              </w:rPr>
-              <w:t>ỡ</w:t>
+              <w:t>Độ cứng vững gối đỡ</w:t>
             </w:r>
           </w:p>
         </w:tc>
@@ -9191,79 +5191,7 @@
               <w:rPr>
                 <w:sz w:val="18"/>
               </w:rPr>
-              <w:t>T</w:t>
-            </w:r>
-            <w:r>
-              <w:rPr>
-                <w:sz w:val="18"/>
-              </w:rPr>
-              <w:t>ổ</w:t>
-            </w:r>
-            <w:r>
-              <w:rPr>
-                <w:sz w:val="18"/>
-              </w:rPr>
-              <w:t>ng h</w:t>
-            </w:r>
-            <w:r>
-              <w:rPr>
-                <w:sz w:val="18"/>
-              </w:rPr>
-              <w:t>ệ</w:t>
-            </w:r>
-            <w:r>
-              <w:rPr>
-                <w:sz w:val="18"/>
-              </w:rPr>
-              <w:t xml:space="preserve"> s</w:t>
-            </w:r>
-            <w:r>
-              <w:rPr>
-                <w:sz w:val="18"/>
-              </w:rPr>
-              <w:t>ố</w:t>
-            </w:r>
-            <w:r>
-              <w:rPr>
-                <w:sz w:val="18"/>
-              </w:rPr>
-              <w:t xml:space="preserve"> t</w:t>
-            </w:r>
-            <w:r>
-              <w:rPr>
-                <w:sz w:val="18"/>
-              </w:rPr>
-              <w:t>ả</w:t>
-            </w:r>
-            <w:r>
-              <w:rPr>
-                <w:sz w:val="18"/>
-              </w:rPr>
-              <w:t>i tr</w:t>
-            </w:r>
-            <w:r>
-              <w:rPr>
-                <w:sz w:val="18"/>
-              </w:rPr>
-              <w:t>ọ</w:t>
-            </w:r>
-            <w:r>
-              <w:rPr>
-                <w:sz w:val="18"/>
-              </w:rPr>
-              <w:t>ng u</w:t>
-            </w:r>
-            <w:r>
-              <w:rPr>
-                <w:sz w:val="18"/>
-              </w:rPr>
-              <w:t>ố</w:t>
-            </w:r>
-            <w:r>
-              <w:rPr>
-                <w:sz w:val="18"/>
-              </w:rPr>
-              <w:t>n (KF)</w:t>
+              <w:t>Tổng hệ số tải trọng uốn (KF)</w:t>
             </w:r>
           </w:p>
         </w:tc>
@@ -9329,13 +5257,7 @@
               <w:rPr>
                 <w:sz w:val="18"/>
               </w:rPr>
-              <w:t xml:space="preserve">KF = </w:t>
-            </w:r>
-            <w:r>
-              <w:rPr>
-                <w:sz w:val="18"/>
-              </w:rPr>
-              <w:t>KA * Kv * KFβ</w:t>
+              <w:t>KF = KA * Kv * KFβ</w:t>
             </w:r>
           </w:p>
         </w:tc>
@@ -9360,49 +5282,7 @@
               <w:rPr>
                 <w:sz w:val="18"/>
               </w:rPr>
-              <w:t>Ứ</w:t>
-            </w:r>
-            <w:r>
-              <w:rPr>
-                <w:sz w:val="18"/>
-              </w:rPr>
-              <w:t>ng su</w:t>
-            </w:r>
-            <w:r>
-              <w:rPr>
-                <w:sz w:val="18"/>
-              </w:rPr>
-              <w:t>ấ</w:t>
-            </w:r>
-            <w:r>
-              <w:rPr>
-                <w:sz w:val="18"/>
-              </w:rPr>
-              <w:t>t u</w:t>
-            </w:r>
-            <w:r>
-              <w:rPr>
-                <w:sz w:val="18"/>
-              </w:rPr>
-              <w:t>ố</w:t>
-            </w:r>
-            <w:r>
-              <w:rPr>
-                <w:sz w:val="18"/>
-              </w:rPr>
-              <w:t>n danh nghĩa bánh nh</w:t>
-            </w:r>
-            <w:r>
-              <w:rPr>
-                <w:sz w:val="18"/>
-              </w:rPr>
-              <w:t>ỏ</w:t>
-            </w:r>
-            <w:r>
-              <w:rPr>
-                <w:sz w:val="18"/>
-              </w:rPr>
-              <w:t xml:space="preserve"> (σF0_1)</w:t>
+              <w:t>Ứng suất uốn danh nghĩa bánh nhỏ (σF0_1)</w:t>
             </w:r>
           </w:p>
         </w:tc>
@@ -9493,49 +5373,7 @@
               <w:rPr>
                 <w:sz w:val="18"/>
               </w:rPr>
-              <w:t>Ứ</w:t>
-            </w:r>
-            <w:r>
-              <w:rPr>
-                <w:sz w:val="18"/>
-              </w:rPr>
-              <w:t>ng su</w:t>
-            </w:r>
-            <w:r>
-              <w:rPr>
-                <w:sz w:val="18"/>
-              </w:rPr>
-              <w:t>ấ</w:t>
-            </w:r>
-            <w:r>
-              <w:rPr>
-                <w:sz w:val="18"/>
-              </w:rPr>
-              <w:t>t u</w:t>
-            </w:r>
-            <w:r>
-              <w:rPr>
-                <w:sz w:val="18"/>
-              </w:rPr>
-              <w:t>ố</w:t>
-            </w:r>
-            <w:r>
-              <w:rPr>
-                <w:sz w:val="18"/>
-              </w:rPr>
-              <w:t>n danh nghĩa bánh l</w:t>
-            </w:r>
-            <w:r>
-              <w:rPr>
-                <w:sz w:val="18"/>
-              </w:rPr>
-              <w:t>ớ</w:t>
-            </w:r>
-            <w:r>
-              <w:rPr>
-                <w:sz w:val="18"/>
-              </w:rPr>
-              <w:t>n (σF0_2)</w:t>
+              <w:t>Ứng suất uốn danh nghĩa bánh lớn (σF0_2)</w:t>
             </w:r>
           </w:p>
         </w:tc>
@@ -9626,49 +5464,7 @@
               <w:rPr>
                 <w:sz w:val="18"/>
               </w:rPr>
-              <w:t>Ứ</w:t>
-            </w:r>
-            <w:r>
-              <w:rPr>
-                <w:sz w:val="18"/>
-              </w:rPr>
-              <w:t>NG SU</w:t>
-            </w:r>
-            <w:r>
-              <w:rPr>
-                <w:sz w:val="18"/>
-              </w:rPr>
-              <w:t>Ấ</w:t>
-            </w:r>
-            <w:r>
-              <w:rPr>
-                <w:sz w:val="18"/>
-              </w:rPr>
-              <w:t>T U</w:t>
-            </w:r>
-            <w:r>
-              <w:rPr>
-                <w:sz w:val="18"/>
-              </w:rPr>
-              <w:t>Ố</w:t>
-            </w:r>
-            <w:r>
-              <w:rPr>
-                <w:sz w:val="18"/>
-              </w:rPr>
-              <w:t>N BÁNH L</w:t>
-            </w:r>
-            <w:r>
-              <w:rPr>
-                <w:sz w:val="18"/>
-              </w:rPr>
-              <w:t>Ớ</w:t>
-            </w:r>
-            <w:r>
-              <w:rPr>
-                <w:sz w:val="18"/>
-              </w:rPr>
-              <w:t>N (σF2)</w:t>
+              <w:t>ỨNG SUẤT UỐN BÁNH LỚN (σF2)</w:t>
             </w:r>
           </w:p>
         </w:tc>
@@ -9693,7 +5489,7 @@
                 <w:color w:val="059669"/>
                 <w:sz w:val="18"/>
               </w:rPr>
-              <w:t>356.97 (~357.0)</w:t>
+              <w:t>~357</w:t>
             </w:r>
           </w:p>
         </w:tc>
@@ -9718,7 +5514,7 @@
                 <w:color w:val="059669"/>
                 <w:sz w:val="18"/>
               </w:rPr>
-              <w:t>388.10 (~388.0)</w:t>
+              <w:t>~388</w:t>
             </w:r>
           </w:p>
         </w:tc>
@@ -9739,35 +5535,7 @@
                 <w:b/>
                 <w:sz w:val="18"/>
               </w:rPr>
-              <w:t>MPa (Tr</w:t>
-            </w:r>
-            <w:r>
-              <w:rPr>
-                <w:b/>
-                <w:sz w:val="18"/>
-              </w:rPr>
-              <w:t>ọ</w:t>
-            </w:r>
-            <w:r>
-              <w:rPr>
-                <w:b/>
-                <w:sz w:val="18"/>
-              </w:rPr>
-              <w:t>ng tâm nghi</w:t>
-            </w:r>
-            <w:r>
-              <w:rPr>
-                <w:b/>
-                <w:sz w:val="18"/>
-              </w:rPr>
-              <w:t>ệ</w:t>
-            </w:r>
-            <w:r>
-              <w:rPr>
-                <w:b/>
-                <w:sz w:val="18"/>
-              </w:rPr>
-              <w:t>m thu)</w:t>
+              <w:t>MPa</w:t>
             </w:r>
           </w:p>
         </w:tc>
@@ -9792,43 +5560,7 @@
               <w:rPr>
                 <w:sz w:val="18"/>
               </w:rPr>
-              <w:t>H</w:t>
-            </w:r>
-            <w:r>
-              <w:rPr>
-                <w:sz w:val="18"/>
-              </w:rPr>
-              <w:t>Ệ</w:t>
-            </w:r>
-            <w:r>
-              <w:rPr>
-                <w:sz w:val="18"/>
-              </w:rPr>
-              <w:t xml:space="preserve"> S</w:t>
-            </w:r>
-            <w:r>
-              <w:rPr>
-                <w:sz w:val="18"/>
-              </w:rPr>
-              <w:t>Ố</w:t>
-            </w:r>
-            <w:r>
-              <w:rPr>
-                <w:sz w:val="18"/>
-              </w:rPr>
-              <w:t xml:space="preserve"> AN TOÀN BÁNH L</w:t>
-            </w:r>
-            <w:r>
-              <w:rPr>
-                <w:sz w:val="18"/>
-              </w:rPr>
-              <w:t>Ớ</w:t>
-            </w:r>
-            <w:r>
-              <w:rPr>
-                <w:sz w:val="18"/>
-              </w:rPr>
-              <w:t>N (SF2)</w:t>
+              <w:t>HỆ SỐ AN TOÀN BÁNH LỚN (SF2)</w:t>
             </w:r>
           </w:p>
         </w:tc>
@@ -9899,49 +5631,7 @@
                 <w:b/>
                 <w:sz w:val="18"/>
               </w:rPr>
-              <w:t>Đ</w:t>
-            </w:r>
-            <w:r>
-              <w:rPr>
-                <w:b/>
-                <w:sz w:val="18"/>
-              </w:rPr>
-              <w:t>Ạ</w:t>
-            </w:r>
-            <w:r>
-              <w:rPr>
-                <w:b/>
-                <w:sz w:val="18"/>
-              </w:rPr>
-              <w:t>T CHU</w:t>
-            </w:r>
-            <w:r>
-              <w:rPr>
-                <w:b/>
-                <w:sz w:val="18"/>
-              </w:rPr>
-              <w:t>Ẩ</w:t>
-            </w:r>
-            <w:r>
-              <w:rPr>
-                <w:b/>
-                <w:sz w:val="18"/>
-              </w:rPr>
-              <w:t>N T</w:t>
-            </w:r>
-            <w:r>
-              <w:rPr>
-                <w:b/>
-                <w:sz w:val="18"/>
-              </w:rPr>
-              <w:t>Ố</w:t>
-            </w:r>
-            <w:r>
-              <w:rPr>
-                <w:b/>
-                <w:sz w:val="18"/>
-              </w:rPr>
-              <w:t>I ƯU (SF &gt; 1.4)</w:t>
+              <w:t>ĐẠT CHUẨN TỐI ƯU (SF &gt; 1.4)</w:t>
             </w:r>
           </w:p>
         </w:tc>
@@ -9966,49 +5656,7 @@
               <w:rPr>
                 <w:sz w:val="18"/>
               </w:rPr>
-              <w:t>Ứ</w:t>
-            </w:r>
-            <w:r>
-              <w:rPr>
-                <w:sz w:val="18"/>
-              </w:rPr>
-              <w:t>NG SU</w:t>
-            </w:r>
-            <w:r>
-              <w:rPr>
-                <w:sz w:val="18"/>
-              </w:rPr>
-              <w:t>Ấ</w:t>
-            </w:r>
-            <w:r>
-              <w:rPr>
-                <w:sz w:val="18"/>
-              </w:rPr>
-              <w:t>T U</w:t>
-            </w:r>
-            <w:r>
-              <w:rPr>
-                <w:sz w:val="18"/>
-              </w:rPr>
-              <w:t>Ố</w:t>
-            </w:r>
-            <w:r>
-              <w:rPr>
-                <w:sz w:val="18"/>
-              </w:rPr>
-              <w:t>N BÁNH NH</w:t>
-            </w:r>
-            <w:r>
-              <w:rPr>
-                <w:sz w:val="18"/>
-              </w:rPr>
-              <w:t>Ỏ</w:t>
-            </w:r>
-            <w:r>
-              <w:rPr>
-                <w:sz w:val="18"/>
-              </w:rPr>
-              <w:t xml:space="preserve"> (σF1)</w:t>
+              <w:t>ỨNG SUẤT UỐN BÁNH NHỎ (σF1)</w:t>
             </w:r>
           </w:p>
         </w:tc>
@@ -10033,7 +5681,23 @@
                 <w:color w:val="059669"/>
                 <w:sz w:val="18"/>
               </w:rPr>
-              <w:t>369.62</w:t>
+              <w:t>~</w:t>
+            </w:r>
+            <w:r>
+              <w:rPr>
+                <w:b/>
+                <w:color w:val="059669"/>
+                <w:sz w:val="18"/>
+              </w:rPr>
+              <w:t>3</w:t>
+            </w:r>
+            <w:r>
+              <w:rPr>
+                <w:b/>
+                <w:color w:val="059669"/>
+                <w:sz w:val="18"/>
+              </w:rPr>
+              <w:t>70</w:t>
             </w:r>
           </w:p>
         </w:tc>
@@ -10058,7 +5722,23 @@
                 <w:color w:val="059669"/>
                 <w:sz w:val="18"/>
               </w:rPr>
-              <w:t>401.83</w:t>
+              <w:t>~</w:t>
+            </w:r>
+            <w:r>
+              <w:rPr>
+                <w:b/>
+                <w:color w:val="059669"/>
+                <w:sz w:val="18"/>
+              </w:rPr>
+              <w:t>40</w:t>
+            </w:r>
+            <w:r>
+              <w:rPr>
+                <w:b/>
+                <w:color w:val="059669"/>
+                <w:sz w:val="18"/>
+              </w:rPr>
+              <w:t>2</w:t>
             </w:r>
           </w:p>
         </w:tc>
@@ -10079,63 +5759,7 @@
                 <w:b/>
                 <w:sz w:val="18"/>
               </w:rPr>
-              <w:t>MPa (Bánh nh</w:t>
-            </w:r>
-            <w:r>
-              <w:rPr>
-                <w:b/>
-                <w:sz w:val="18"/>
-              </w:rPr>
-              <w:t>ỏ</w:t>
-            </w:r>
-            <w:r>
-              <w:rPr>
-                <w:b/>
-                <w:sz w:val="18"/>
-              </w:rPr>
-              <w:t xml:space="preserve"> ch</w:t>
-            </w:r>
-            <w:r>
-              <w:rPr>
-                <w:b/>
-                <w:sz w:val="18"/>
-              </w:rPr>
-              <w:t>ị</w:t>
-            </w:r>
-            <w:r>
-              <w:rPr>
-                <w:b/>
-                <w:sz w:val="18"/>
-              </w:rPr>
-              <w:t>u t</w:t>
-            </w:r>
-            <w:r>
-              <w:rPr>
-                <w:b/>
-                <w:sz w:val="18"/>
-              </w:rPr>
-              <w:t>ả</w:t>
-            </w:r>
-            <w:r>
-              <w:rPr>
-                <w:b/>
-                <w:sz w:val="18"/>
-              </w:rPr>
-              <w:t>i cao hơn nh</w:t>
-            </w:r>
-            <w:r>
-              <w:rPr>
-                <w:b/>
-                <w:sz w:val="18"/>
-              </w:rPr>
-              <w:t>ẹ</w:t>
-            </w:r>
-            <w:r>
-              <w:rPr>
-                <w:b/>
-                <w:sz w:val="18"/>
-              </w:rPr>
-              <w:t>)</w:t>
+              <w:t xml:space="preserve">MPa </w:t>
             </w:r>
           </w:p>
         </w:tc>
@@ -10160,43 +5784,7 @@
               <w:rPr>
                 <w:sz w:val="18"/>
               </w:rPr>
-              <w:t>H</w:t>
-            </w:r>
-            <w:r>
-              <w:rPr>
-                <w:sz w:val="18"/>
-              </w:rPr>
-              <w:t>Ệ</w:t>
-            </w:r>
-            <w:r>
-              <w:rPr>
-                <w:sz w:val="18"/>
-              </w:rPr>
-              <w:t xml:space="preserve"> S</w:t>
-            </w:r>
-            <w:r>
-              <w:rPr>
-                <w:sz w:val="18"/>
-              </w:rPr>
-              <w:t>Ố</w:t>
-            </w:r>
-            <w:r>
-              <w:rPr>
-                <w:sz w:val="18"/>
-              </w:rPr>
-              <w:t xml:space="preserve"> AN TOÀN BÁNH NH</w:t>
-            </w:r>
-            <w:r>
-              <w:rPr>
-                <w:sz w:val="18"/>
-              </w:rPr>
-              <w:t>Ỏ</w:t>
-            </w:r>
-            <w:r>
-              <w:rPr>
-                <w:sz w:val="18"/>
-              </w:rPr>
-              <w:t xml:space="preserve"> (SF1)</w:t>
+              <w:t>HỆ SỐ AN TOÀN BÁNH NHỎ (SF1)</w:t>
             </w:r>
           </w:p>
         </w:tc>
@@ -10267,49 +5855,7 @@
                 <w:b/>
                 <w:sz w:val="18"/>
               </w:rPr>
-              <w:t>Đ</w:t>
-            </w:r>
-            <w:r>
-              <w:rPr>
-                <w:b/>
-                <w:sz w:val="18"/>
-              </w:rPr>
-              <w:t>Ạ</w:t>
-            </w:r>
-            <w:r>
-              <w:rPr>
-                <w:b/>
-                <w:sz w:val="18"/>
-              </w:rPr>
-              <w:t>T CHU</w:t>
-            </w:r>
-            <w:r>
-              <w:rPr>
-                <w:b/>
-                <w:sz w:val="18"/>
-              </w:rPr>
-              <w:t>Ẩ</w:t>
-            </w:r>
-            <w:r>
-              <w:rPr>
-                <w:b/>
-                <w:sz w:val="18"/>
-              </w:rPr>
-              <w:t>N T</w:t>
-            </w:r>
-            <w:r>
-              <w:rPr>
-                <w:b/>
-                <w:sz w:val="18"/>
-              </w:rPr>
-              <w:t>Ố</w:t>
-            </w:r>
-            <w:r>
-              <w:rPr>
-                <w:b/>
-                <w:sz w:val="18"/>
-              </w:rPr>
-              <w:t>I ƯU (SF &gt; 1.4)</w:t>
+              <w:t>ĐẠT CHUẨN TỐI ƯU (SF &gt; 1.4)</w:t>
             </w:r>
           </w:p>
         </w:tc>
@@ -10334,67 +5880,7 @@
               <w:rPr>
                 <w:sz w:val="18"/>
               </w:rPr>
-              <w:t>Kh</w:t>
-            </w:r>
-            <w:r>
-              <w:rPr>
-                <w:sz w:val="18"/>
-              </w:rPr>
-              <w:t>ả</w:t>
-            </w:r>
-            <w:r>
-              <w:rPr>
-                <w:sz w:val="18"/>
-              </w:rPr>
-              <w:t xml:space="preserve"> năng ch</w:t>
-            </w:r>
-            <w:r>
-              <w:rPr>
-                <w:sz w:val="18"/>
-              </w:rPr>
-              <w:t>ị</w:t>
-            </w:r>
-            <w:r>
-              <w:rPr>
-                <w:sz w:val="18"/>
-              </w:rPr>
-              <w:t>u u</w:t>
-            </w:r>
-            <w:r>
-              <w:rPr>
-                <w:sz w:val="18"/>
-              </w:rPr>
-              <w:t>ố</w:t>
-            </w:r>
-            <w:r>
-              <w:rPr>
-                <w:sz w:val="18"/>
-              </w:rPr>
-              <w:t>n gi</w:t>
-            </w:r>
-            <w:r>
-              <w:rPr>
-                <w:sz w:val="18"/>
-              </w:rPr>
-              <w:t>ớ</w:t>
-            </w:r>
-            <w:r>
-              <w:rPr>
-                <w:sz w:val="18"/>
-              </w:rPr>
-              <w:t>i h</w:t>
-            </w:r>
-            <w:r>
-              <w:rPr>
-                <w:sz w:val="18"/>
-              </w:rPr>
-              <w:t>ạ</w:t>
-            </w:r>
-            <w:r>
-              <w:rPr>
-                <w:sz w:val="18"/>
-              </w:rPr>
-              <w:t>n (σFG1 / σFG2)</w:t>
+              <w:t>Khả năng chịu uốn giới hạn (σFG1 / σFG2)</w:t>
             </w:r>
           </w:p>
         </w:tc>
@@ -10440,13 +5926,7 @@
               <w:rPr>
                 <w:sz w:val="18"/>
               </w:rPr>
-              <w:t xml:space="preserve">613.36 / </w:t>
-            </w:r>
-            <w:r>
-              <w:rPr>
-                <w:sz w:val="18"/>
-              </w:rPr>
-              <w:t>633.50</w:t>
+              <w:t>613.36 / 633.50</w:t>
             </w:r>
           </w:p>
         </w:tc>
@@ -10466,55 +5946,7 @@
               <w:rPr>
                 <w:sz w:val="18"/>
               </w:rPr>
-              <w:t>MPa (Ngư</w:t>
-            </w:r>
-            <w:r>
-              <w:rPr>
-                <w:sz w:val="18"/>
-              </w:rPr>
-              <w:t>ỡ</w:t>
-            </w:r>
-            <w:r>
-              <w:rPr>
-                <w:sz w:val="18"/>
-              </w:rPr>
-              <w:t>ng m</w:t>
-            </w:r>
-            <w:r>
-              <w:rPr>
-                <w:sz w:val="18"/>
-              </w:rPr>
-              <w:t>ỏ</w:t>
-            </w:r>
-            <w:r>
-              <w:rPr>
-                <w:sz w:val="18"/>
-              </w:rPr>
-              <w:t>i v</w:t>
-            </w:r>
-            <w:r>
-              <w:rPr>
-                <w:sz w:val="18"/>
-              </w:rPr>
-              <w:t>ậ</w:t>
-            </w:r>
-            <w:r>
-              <w:rPr>
-                <w:sz w:val="18"/>
-              </w:rPr>
-              <w:t>t li</w:t>
-            </w:r>
-            <w:r>
-              <w:rPr>
-                <w:sz w:val="18"/>
-              </w:rPr>
-              <w:t>ệ</w:t>
-            </w:r>
-            <w:r>
-              <w:rPr>
-                <w:sz w:val="18"/>
-              </w:rPr>
-              <w:t>u)</w:t>
+              <w:t>MPa (Ngưỡng mỏi vật liệu)</w:t>
             </w:r>
           </w:p>
         </w:tc>
@@ -10539,49 +5971,7 @@
               <w:rPr>
                 <w:sz w:val="18"/>
               </w:rPr>
-              <w:t>Ứ</w:t>
-            </w:r>
-            <w:r>
-              <w:rPr>
-                <w:sz w:val="18"/>
-              </w:rPr>
-              <w:t>ng su</w:t>
-            </w:r>
-            <w:r>
-              <w:rPr>
-                <w:sz w:val="18"/>
-              </w:rPr>
-              <w:t>ấ</w:t>
-            </w:r>
-            <w:r>
-              <w:rPr>
-                <w:sz w:val="18"/>
-              </w:rPr>
-              <w:t>t u</w:t>
-            </w:r>
-            <w:r>
-              <w:rPr>
-                <w:sz w:val="18"/>
-              </w:rPr>
-              <w:t>ố</w:t>
-            </w:r>
-            <w:r>
-              <w:rPr>
-                <w:sz w:val="18"/>
-              </w:rPr>
-              <w:t>n cho phép ([σFP] v</w:t>
-            </w:r>
-            <w:r>
-              <w:rPr>
-                <w:sz w:val="18"/>
-              </w:rPr>
-              <w:t>ớ</w:t>
-            </w:r>
-            <w:r>
-              <w:rPr>
-                <w:sz w:val="18"/>
-              </w:rPr>
-              <w:t>i SFmin=1.4)</w:t>
+              <w:t>Ứng suất uốn cho phép ([σFP] với SFmin=1.4)</w:t>
             </w:r>
           </w:p>
         </w:tc>
@@ -10668,48 +6058,56 @@
             </w:tcMar>
           </w:tcPr>
           <w:p>
+            <w:proofErr w:type="spellStart"/>
             <w:r>
               <w:rPr>
                 <w:sz w:val="18"/>
               </w:rPr>
-              <w:t>Đánh giá nghi</w:t>
-            </w:r>
+              <w:t>Đánh</w:t>
+            </w:r>
+            <w:proofErr w:type="spellEnd"/>
             <w:r>
               <w:rPr>
                 <w:sz w:val="18"/>
               </w:rPr>
-              <w:t>ệ</w:t>
-            </w:r>
+              <w:t xml:space="preserve"> </w:t>
+            </w:r>
+            <w:proofErr w:type="spellStart"/>
             <w:r>
               <w:rPr>
                 <w:sz w:val="18"/>
               </w:rPr>
-              <w:t>m thu k</w:t>
-            </w:r>
+              <w:t>giá</w:t>
+            </w:r>
+            <w:proofErr w:type="spellEnd"/>
             <w:r>
               <w:rPr>
                 <w:sz w:val="18"/>
               </w:rPr>
-              <w:t>ỹ</w:t>
-            </w:r>
+              <w:t xml:space="preserve"> </w:t>
+            </w:r>
+            <w:proofErr w:type="spellStart"/>
             <w:r>
               <w:rPr>
                 <w:sz w:val="18"/>
               </w:rPr>
-              <w:t xml:space="preserve"> thu</w:t>
-            </w:r>
+              <w:t>kỹ</w:t>
+            </w:r>
+            <w:proofErr w:type="spellEnd"/>
             <w:r>
               <w:rPr>
                 <w:sz w:val="18"/>
               </w:rPr>
-              <w:t>ậ</w:t>
-            </w:r>
+              <w:t xml:space="preserve"> </w:t>
+            </w:r>
+            <w:proofErr w:type="spellStart"/>
             <w:r>
               <w:rPr>
                 <w:sz w:val="18"/>
               </w:rPr>
-              <w:t>t</w:t>
-            </w:r>
+              <w:t>thuật</w:t>
+            </w:r>
+            <w:proofErr w:type="spellEnd"/>
           </w:p>
         </w:tc>
         <w:tc>
@@ -10733,64 +6131,7 @@
                 <w:color w:val="059669"/>
                 <w:sz w:val="18"/>
               </w:rPr>
-              <w:t>Đ</w:t>
-            </w:r>
-            <w:r>
-              <w:rPr>
-                <w:b/>
-                <w:color w:val="059669"/>
-                <w:sz w:val="18"/>
-              </w:rPr>
-              <w:t>Ạ</w:t>
-            </w:r>
-            <w:r>
-              <w:rPr>
-                <w:b/>
-                <w:color w:val="059669"/>
-                <w:sz w:val="18"/>
-              </w:rPr>
-              <w:t>T CHU</w:t>
-            </w:r>
-            <w:r>
-              <w:rPr>
-                <w:b/>
-                <w:color w:val="059669"/>
-                <w:sz w:val="18"/>
-              </w:rPr>
-              <w:t>Ẩ</w:t>
-            </w:r>
-            <w:r>
-              <w:rPr>
-                <w:b/>
-                <w:color w:val="059669"/>
-                <w:sz w:val="18"/>
-              </w:rPr>
-              <w:t xml:space="preserve">N VÀNG </w:t>
-            </w:r>
-            <w:r>
-              <w:rPr>
-                <w:b/>
-                <w:color w:val="059669"/>
-                <w:sz w:val="18"/>
-              </w:rPr>
-              <w:lastRenderedPageBreak/>
-              <w:t>T</w:t>
-            </w:r>
-            <w:r>
-              <w:rPr>
-                <w:b/>
-                <w:color w:val="059669"/>
-                <w:sz w:val="18"/>
-              </w:rPr>
-              <w:t>Ố</w:t>
-            </w:r>
-            <w:r>
-              <w:rPr>
-                <w:b/>
-                <w:color w:val="059669"/>
-                <w:sz w:val="18"/>
-              </w:rPr>
-              <w:t>I ƯU</w:t>
+              <w:t>AN TOÀN</w:t>
             </w:r>
           </w:p>
         </w:tc>
@@ -10815,40 +6156,7 @@
                 <w:color w:val="059669"/>
                 <w:sz w:val="18"/>
               </w:rPr>
-              <w:lastRenderedPageBreak/>
-              <w:t>AN TOÀN R</w:t>
-            </w:r>
-            <w:r>
-              <w:rPr>
-                <w:b/>
-                <w:color w:val="059669"/>
-                <w:sz w:val="18"/>
-              </w:rPr>
-              <w:t>Ấ</w:t>
-            </w:r>
-            <w:r>
-              <w:rPr>
-                <w:b/>
-                <w:color w:val="059669"/>
-                <w:sz w:val="18"/>
-              </w:rPr>
-              <w:t>T T</w:t>
-            </w:r>
-            <w:r>
-              <w:rPr>
-                <w:b/>
-                <w:color w:val="059669"/>
-                <w:sz w:val="18"/>
-              </w:rPr>
-              <w:t>Ố</w:t>
-            </w:r>
-            <w:r>
-              <w:rPr>
-                <w:b/>
-                <w:color w:val="059669"/>
-                <w:sz w:val="18"/>
-              </w:rPr>
-              <w:t>T</w:t>
+              <w:t>AN TOÀN</w:t>
             </w:r>
           </w:p>
         </w:tc>
@@ -10863,37 +6171,7 @@
               <w:right w:w="100" w:type="dxa"/>
             </w:tcMar>
           </w:tcPr>
-          <w:p>
-            <w:r>
-              <w:rPr>
-                <w:b/>
-                <w:sz w:val="18"/>
-              </w:rPr>
-              <w:t>Th</w:t>
-            </w:r>
-            <w:r>
-              <w:rPr>
-                <w:b/>
-                <w:sz w:val="18"/>
-              </w:rPr>
-              <w:t>ỏ</w:t>
-            </w:r>
-            <w:r>
-              <w:rPr>
-                <w:b/>
-                <w:sz w:val="18"/>
-              </w:rPr>
-              <w:t xml:space="preserve">a mãn ISO 6336 Method </w:t>
-            </w:r>
-            <w:r>
-              <w:rPr>
-                <w:b/>
-                <w:sz w:val="18"/>
-              </w:rPr>
-              <w:lastRenderedPageBreak/>
-              <w:t>B</w:t>
-            </w:r>
-          </w:p>
+          <w:p/>
         </w:tc>
       </w:tr>
     </w:tbl>
@@ -11484,11 +6762,6 @@
     <w:lsdException w:name="Book Title" w:uiPriority="33" w:qFormat="1"/>
     <w:lsdException w:name="Bibliography" w:semiHidden="1" w:uiPriority="37" w:unhideWhenUsed="1"/>
     <w:lsdException w:name="TOC Heading" w:semiHidden="1" w:uiPriority="39" w:unhideWhenUsed="1" w:qFormat="1"/>
-    <w:lsdException w:name="Plain Table 5" w:semiHidden="1" w:unhideWhenUsed="1"/>
-    <w:lsdException w:name="Grid Table Light" w:semiHidden="1" w:unhideWhenUsed="1"/>
-    <w:lsdException w:name="Grid Table 1 Light" w:semiHidden="1" w:unhideWhenUsed="1"/>
-    <w:lsdException w:name="Grid Table 2" w:semiHidden="1" w:unhideWhenUsed="1"/>
-    <w:lsdException w:name="Grid Table 3" w:semiHidden="1" w:unhideWhenUsed="1"/>
     <w:lsdException w:name="Grid Table 4" w:uiPriority="49"/>
     <w:lsdException w:name="Grid Table 5 Dark" w:uiPriority="50"/>
     <w:lsdException w:name="Grid Table 6 Colorful" w:uiPriority="51"/>

--- a/BAO_CAO_TINH_TOAN_UNG_SUAT_UON_BANH_RANG.docx
+++ b/BAO_CAO_TINH_TOAN_UNG_SUAT_UON_BANH_RANG.docx
@@ -815,12 +815,42 @@
             </w:tcMar>
           </w:tcPr>
           <w:p>
-            <w:r>
-              <w:rPr>
-                <w:sz w:val="19"/>
-              </w:rPr>
-              <w:t>Góc áp lực pháp tiêu chuẩn</w:t>
-            </w:r>
+            <w:proofErr w:type="spellStart"/>
+            <w:r>
+              <w:rPr>
+                <w:sz w:val="19"/>
+              </w:rPr>
+              <w:t>Góc</w:t>
+            </w:r>
+            <w:proofErr w:type="spellEnd"/>
+            <w:r>
+              <w:rPr>
+                <w:sz w:val="19"/>
+              </w:rPr>
+              <w:t xml:space="preserve"> </w:t>
+            </w:r>
+            <w:proofErr w:type="spellStart"/>
+            <w:r>
+              <w:rPr>
+                <w:sz w:val="19"/>
+              </w:rPr>
+              <w:t>ăn</w:t>
+            </w:r>
+            <w:proofErr w:type="spellEnd"/>
+            <w:r>
+              <w:rPr>
+                <w:sz w:val="19"/>
+              </w:rPr>
+              <w:t xml:space="preserve"> </w:t>
+            </w:r>
+            <w:proofErr w:type="spellStart"/>
+            <w:r>
+              <w:rPr>
+                <w:sz w:val="19"/>
+              </w:rPr>
+              <w:t>khớp</w:t>
+            </w:r>
+            <w:proofErr w:type="spellEnd"/>
           </w:p>
         </w:tc>
         <w:tc>
@@ -842,7 +872,7 @@
               <w:rPr>
                 <w:sz w:val="19"/>
               </w:rPr>
-              <w:t>αn</w:t>
+              <w:t>α</w:t>
             </w:r>
           </w:p>
         </w:tc>
@@ -2875,7 +2905,31 @@
         <w:t xml:space="preserve">• Hệ số vành răng rỗng: </w:t>
       </w:r>
       <w:r>
-        <w:t xml:space="preserve">Y_B = 1.000 (vành răng đặc, chiều dày vành </w:t>
+        <w:t xml:space="preserve">Y_B = 1.000 (vành răng đặc, </w:t>
+      </w:r>
+      <w:proofErr w:type="spellStart"/>
+      <w:r>
+        <w:t>chiều</w:t>
+      </w:r>
+      <w:proofErr w:type="spellEnd"/>
+      <w:r>
+        <w:t xml:space="preserve"> </w:t>
+      </w:r>
+      <w:proofErr w:type="spellStart"/>
+      <w:r>
+        <w:t>dày</w:t>
+      </w:r>
+      <w:proofErr w:type="spellEnd"/>
+      <w:r>
+        <w:t xml:space="preserve"> </w:t>
+      </w:r>
+      <w:proofErr w:type="spellStart"/>
+      <w:r>
+        <w:t>vành</w:t>
+      </w:r>
+      <w:proofErr w:type="spellEnd"/>
+      <w:r>
+        <w:t xml:space="preserve"> </w:t>
       </w:r>
       <w:proofErr w:type="spellStart"/>
       <w:r>
@@ -3697,11 +3751,19 @@
             </w:tcMar>
           </w:tcPr>
           <w:p>
-            <w:r>
-              <w:rPr>
-                <w:sz w:val="19"/>
-              </w:rPr>
-              <w:t xml:space="preserve">Bộ </w:t>
+            <w:proofErr w:type="spellStart"/>
+            <w:r>
+              <w:rPr>
+                <w:sz w:val="19"/>
+              </w:rPr>
+              <w:t>Bộ</w:t>
+            </w:r>
+            <w:proofErr w:type="spellEnd"/>
+            <w:r>
+              <w:rPr>
+                <w:sz w:val="19"/>
+              </w:rPr>
+              <w:t xml:space="preserve"> </w:t>
             </w:r>
             <w:proofErr w:type="spellStart"/>
             <w:r>
@@ -3863,7 +3925,31 @@
       </w:r>
       <w:proofErr w:type="spellEnd"/>
       <w:r>
-        <w:t xml:space="preserve"> tế tại chân răng được xác định theo công </w:t>
+        <w:t xml:space="preserve"> tế tại chân răng được xác </w:t>
+      </w:r>
+      <w:proofErr w:type="spellStart"/>
+      <w:r>
+        <w:t>định</w:t>
+      </w:r>
+      <w:proofErr w:type="spellEnd"/>
+      <w:r>
+        <w:t xml:space="preserve"> </w:t>
+      </w:r>
+      <w:proofErr w:type="spellStart"/>
+      <w:r>
+        <w:t>theo</w:t>
+      </w:r>
+      <w:proofErr w:type="spellEnd"/>
+      <w:r>
+        <w:t xml:space="preserve"> </w:t>
+      </w:r>
+      <w:proofErr w:type="spellStart"/>
+      <w:r>
+        <w:t>công</w:t>
+      </w:r>
+      <w:proofErr w:type="spellEnd"/>
+      <w:r>
+        <w:t xml:space="preserve"> </w:t>
       </w:r>
       <w:proofErr w:type="spellStart"/>
       <w:r>
@@ -3871,19 +3957,40 @@
       </w:r>
       <w:proofErr w:type="spellEnd"/>
       <w:r>
-        <w:t>: σF = σF0 * KF = σF0 * (KA * Kv * KFβ * KFα).</w:t>
+        <w:t xml:space="preserve">: </w:t>
+      </w:r>
+      <w:proofErr w:type="spellStart"/>
+      <w:r>
+        <w:t>σF</w:t>
+      </w:r>
+      <w:proofErr w:type="spellEnd"/>
+      <w:r>
+        <w:t xml:space="preserve"> = σF0 * KF = σF0 * (KA * Kv * KFβ * KFα).</w:t>
       </w:r>
       <w:r>
         <w:br/>
         <w:t xml:space="preserve">Với Kv = 1.001 (do vận tốc vòng rất thấp v = 0.52 m/s) và KFα = 1.000 (răng nghiêng mài chuẩn), bảng dưới đây tổng hợp kết quả tính toán ứng suất uốn cho cả 2 trường hợp lắp đặt thực </w:t>
       </w:r>
+      <w:proofErr w:type="spellStart"/>
       <w:proofErr w:type="gramStart"/>
       <w:r>
-        <w:t>tế :</w:t>
+        <w:t>tế</w:t>
+      </w:r>
+      <w:proofErr w:type="spellEnd"/>
+      <w:r>
+        <w:t xml:space="preserve"> :</w:t>
       </w:r>
       <w:proofErr w:type="gramEnd"/>
       <w:r>
-        <w:t xml:space="preserve"> Trường </w:t>
+        <w:t xml:space="preserve"> </w:t>
+      </w:r>
+      <w:proofErr w:type="spellStart"/>
+      <w:r>
+        <w:t>Trường</w:t>
+      </w:r>
+      <w:proofErr w:type="spellEnd"/>
+      <w:r>
+        <w:t xml:space="preserve"> </w:t>
       </w:r>
       <w:proofErr w:type="spellStart"/>
       <w:r>
@@ -3939,7 +4046,15 @@
       </w:r>
       <w:proofErr w:type="spellEnd"/>
       <w:r>
-        <w:t xml:space="preserve"> xứng (357 MPa) và Trường hợp dự phòng có độ lệch trục đàn hồi nhẹ (388 MPa):</w:t>
+        <w:t xml:space="preserve"> </w:t>
+      </w:r>
+      <w:proofErr w:type="spellStart"/>
+      <w:r>
+        <w:t>xứng</w:t>
+      </w:r>
+      <w:proofErr w:type="spellEnd"/>
+      <w:r>
+        <w:t xml:space="preserve"> (357 MPa) và Trường hợp dự phòng có độ lệch trục đàn hồi nhẹ (388 MPa):</w:t>
       </w:r>
     </w:p>
     <w:tbl>
@@ -4738,7 +4853,23 @@
           <w:b/>
           <w:color w:val="1E3A8A"/>
         </w:rPr>
-        <w:t xml:space="preserve"> chi tiết các thông số uốn của cả 2 bánh </w:t>
+        <w:t xml:space="preserve"> chi tiết các thông số uốn của </w:t>
+      </w:r>
+      <w:proofErr w:type="spellStart"/>
+      <w:r>
+        <w:rPr>
+          <w:b/>
+          <w:color w:val="1E3A8A"/>
+        </w:rPr>
+        <w:t>cả</w:t>
+      </w:r>
+      <w:proofErr w:type="spellEnd"/>
+      <w:r>
+        <w:rPr>
+          <w:b/>
+          <w:color w:val="1E3A8A"/>
+        </w:rPr>
+        <w:t xml:space="preserve"> 2 bánh </w:t>
       </w:r>
       <w:proofErr w:type="spellStart"/>
       <w:proofErr w:type="gramStart"/>
@@ -4799,13 +4930,59 @@
             <w:pPr>
               <w:jc w:val="center"/>
             </w:pPr>
+            <w:proofErr w:type="spellStart"/>
             <w:r>
               <w:rPr>
                 <w:b/>
                 <w:color w:val="FFFFFF"/>
                 <w:sz w:val="19"/>
               </w:rPr>
-              <w:t xml:space="preserve">Thông Số Kiểm </w:t>
+              <w:t>Thông</w:t>
+            </w:r>
+            <w:proofErr w:type="spellEnd"/>
+            <w:r>
+              <w:rPr>
+                <w:b/>
+                <w:color w:val="FFFFFF"/>
+                <w:sz w:val="19"/>
+              </w:rPr>
+              <w:t xml:space="preserve"> </w:t>
+            </w:r>
+            <w:proofErr w:type="spellStart"/>
+            <w:r>
+              <w:rPr>
+                <w:b/>
+                <w:color w:val="FFFFFF"/>
+                <w:sz w:val="19"/>
+              </w:rPr>
+              <w:t>Số</w:t>
+            </w:r>
+            <w:proofErr w:type="spellEnd"/>
+            <w:r>
+              <w:rPr>
+                <w:b/>
+                <w:color w:val="FFFFFF"/>
+                <w:sz w:val="19"/>
+              </w:rPr>
+              <w:t xml:space="preserve"> </w:t>
+            </w:r>
+            <w:proofErr w:type="spellStart"/>
+            <w:r>
+              <w:rPr>
+                <w:b/>
+                <w:color w:val="FFFFFF"/>
+                <w:sz w:val="19"/>
+              </w:rPr>
+              <w:t>Kiểm</w:t>
+            </w:r>
+            <w:proofErr w:type="spellEnd"/>
+            <w:r>
+              <w:rPr>
+                <w:b/>
+                <w:color w:val="FFFFFF"/>
+                <w:sz w:val="19"/>
+              </w:rPr>
+              <w:t xml:space="preserve"> </w:t>
             </w:r>
             <w:proofErr w:type="spellStart"/>
             <w:r>
